--- a/docs/Frontend API Documentation.docx
+++ b/docs/Frontend API Documentation.docx
@@ -122,7 +122,7 @@
     <w:p>
       <w:r>
         <w:pict w14:anchorId="3F63CFED">
-          <v:rect id="_x0000_i1061" style="width:0;height:.75pt" o:hralign="center" o:hrstd="t" o:hr="t" fillcolor="#a0a0a0" stroked="f"/>
+          <v:rect id="_x0000_i1025" style="width:0;height:.75pt" o:hralign="center" o:hrstd="t" o:hr="t" fillcolor="#a0a0a0" stroked="f"/>
         </w:pict>
       </w:r>
     </w:p>
@@ -587,19 +587,9 @@
             <w:hideMark/>
           </w:tcPr>
           <w:p>
-            <w:proofErr w:type="gramStart"/>
-            <w:r>
-              <w:t>{ "</w:t>
-            </w:r>
-            <w:proofErr w:type="gramEnd"/>
-            <w:r>
-              <w:t>access</w:t>
-            </w:r>
-            <w:proofErr w:type="gramStart"/>
-            <w:r>
-              <w:t>" }</w:t>
-            </w:r>
-            <w:proofErr w:type="gramEnd"/>
+            <w:r>
+              <w:t>{ "access" }</w:t>
+            </w:r>
           </w:p>
         </w:tc>
       </w:tr>
@@ -689,19 +679,9 @@
             <w:hideMark/>
           </w:tcPr>
           <w:p>
-            <w:proofErr w:type="gramStart"/>
-            <w:r>
-              <w:t>{ "</w:t>
-            </w:r>
-            <w:proofErr w:type="gramEnd"/>
-            <w:r>
-              <w:t>message</w:t>
-            </w:r>
-            <w:proofErr w:type="gramStart"/>
-            <w:r>
-              <w:t>" }</w:t>
-            </w:r>
-            <w:proofErr w:type="gramEnd"/>
+            <w:r>
+              <w:t>{ "message" }</w:t>
+            </w:r>
           </w:p>
         </w:tc>
       </w:tr>
@@ -721,7 +701,7 @@
     <w:p>
       <w:r>
         <w:pict w14:anchorId="732C8578">
-          <v:rect id="_x0000_i1062" style="width:0;height:.75pt" o:hralign="center" o:hrstd="t" o:hr="t" fillcolor="#a0a0a0" stroked="f"/>
+          <v:rect id="_x0000_i1026" style="width:0;height:.75pt" o:hralign="center" o:hrstd="t" o:hr="t" fillcolor="#a0a0a0" stroked="f"/>
         </w:pict>
       </w:r>
     </w:p>
@@ -1087,24 +1067,17 @@
             <w:hideMark/>
           </w:tcPr>
           <w:p>
-            <w:proofErr w:type="gramStart"/>
-            <w:r>
-              <w:t>{ "</w:t>
-            </w:r>
-            <w:proofErr w:type="gramEnd"/>
-            <w:r>
-              <w:t>title", "description", "deadline", "</w:t>
+            <w:r>
+              <w:t>{ "title", "description", "deadline", "</w:t>
             </w:r>
             <w:proofErr w:type="spellStart"/>
             <w:r>
               <w:t>grading_config</w:t>
             </w:r>
             <w:proofErr w:type="spellEnd"/>
-            <w:proofErr w:type="gramStart"/>
             <w:r>
               <w:t>" }</w:t>
             </w:r>
-            <w:proofErr w:type="gramEnd"/>
           </w:p>
         </w:tc>
         <w:tc>
@@ -1529,13 +1502,8 @@
         <w:t xml:space="preserve">  "</w:t>
       </w:r>
       <w:proofErr w:type="spellStart"/>
-      <w:proofErr w:type="gramStart"/>
-      <w:r>
-        <w:t>function</w:t>
-      </w:r>
-      <w:proofErr w:type="gramEnd"/>
-      <w:r>
-        <w:t>_requirements</w:t>
+      <w:r>
+        <w:t>function_requirements</w:t>
       </w:r>
       <w:proofErr w:type="spellEnd"/>
       <w:r>
@@ -1557,13 +1525,8 @@
         <w:t xml:space="preserve">    "</w:t>
       </w:r>
       <w:proofErr w:type="spellStart"/>
-      <w:proofErr w:type="gramStart"/>
-      <w:r>
-        <w:t>param</w:t>
-      </w:r>
-      <w:proofErr w:type="gramEnd"/>
-      <w:r>
-        <w:t>_count</w:t>
+      <w:r>
+        <w:t>param_count</w:t>
       </w:r>
       <w:proofErr w:type="spellEnd"/>
       <w:r>
@@ -1580,13 +1543,8 @@
         <w:t xml:space="preserve">  "</w:t>
       </w:r>
       <w:proofErr w:type="spellStart"/>
-      <w:proofErr w:type="gramStart"/>
-      <w:r>
-        <w:t>require</w:t>
-      </w:r>
-      <w:proofErr w:type="gramEnd"/>
-      <w:r>
-        <w:t>_return</w:t>
+      <w:r>
+        <w:t>require_return</w:t>
       </w:r>
       <w:proofErr w:type="spellEnd"/>
       <w:r>
@@ -1598,13 +1556,8 @@
         <w:t xml:space="preserve">  "</w:t>
       </w:r>
       <w:proofErr w:type="spellStart"/>
-      <w:proofErr w:type="gramStart"/>
-      <w:r>
-        <w:t>require</w:t>
-      </w:r>
-      <w:proofErr w:type="gramEnd"/>
-      <w:r>
-        <w:t>_docstring</w:t>
+      <w:r>
+        <w:t>require_docstring</w:t>
       </w:r>
       <w:proofErr w:type="spellEnd"/>
       <w:r>
@@ -1616,13 +1569,8 @@
         <w:t xml:space="preserve">  "</w:t>
       </w:r>
       <w:proofErr w:type="spellStart"/>
-      <w:proofErr w:type="gramStart"/>
-      <w:r>
-        <w:t>use</w:t>
-      </w:r>
-      <w:proofErr w:type="gramEnd"/>
-      <w:r>
-        <w:t>_pylint</w:t>
+      <w:r>
+        <w:t>use_pylint</w:t>
       </w:r>
       <w:proofErr w:type="spellEnd"/>
       <w:r>
@@ -1637,7 +1585,7 @@
     <w:p>
       <w:r>
         <w:pict w14:anchorId="0E094CA6">
-          <v:rect id="_x0000_i1063" style="width:0;height:.75pt" o:hralign="center" o:hrstd="t" o:hr="t" fillcolor="#a0a0a0" stroked="f"/>
+          <v:rect id="_x0000_i1027" style="width:0;height:.75pt" o:hralign="center" o:hrstd="t" o:hr="t" fillcolor="#a0a0a0" stroked="f"/>
         </w:pict>
       </w:r>
     </w:p>
@@ -2006,13 +1954,8 @@
             <w:hideMark/>
           </w:tcPr>
           <w:p>
-            <w:proofErr w:type="gramStart"/>
-            <w:r>
-              <w:t>{ "</w:t>
-            </w:r>
-            <w:proofErr w:type="gramEnd"/>
-            <w:r>
-              <w:t>assignment": id, "</w:t>
+            <w:r>
+              <w:t>{ "assignment": id, "</w:t>
             </w:r>
             <w:proofErr w:type="spellStart"/>
             <w:r>
@@ -2036,13 +1979,8 @@
             </w:r>
             <w:proofErr w:type="spellEnd"/>
             <w:r>
-              <w:t xml:space="preserve">": </w:t>
-            </w:r>
-            <w:proofErr w:type="gramStart"/>
-            <w:r>
-              <w:t>false }</w:t>
-            </w:r>
-            <w:proofErr w:type="gramEnd"/>
+              <w:t>": false }</w:t>
+            </w:r>
           </w:p>
         </w:tc>
         <w:tc>
@@ -2432,13 +2370,8 @@
         <w:t xml:space="preserve">  "</w:t>
       </w:r>
       <w:proofErr w:type="spellStart"/>
-      <w:proofErr w:type="gramStart"/>
-      <w:r>
-        <w:t>input</w:t>
-      </w:r>
-      <w:proofErr w:type="gramEnd"/>
-      <w:r>
-        <w:t>_data</w:t>
+      <w:r>
+        <w:t>input_data</w:t>
       </w:r>
       <w:proofErr w:type="spellEnd"/>
       <w:r>
@@ -2450,13 +2383,8 @@
         <w:t xml:space="preserve">  "</w:t>
       </w:r>
       <w:proofErr w:type="spellStart"/>
-      <w:proofErr w:type="gramStart"/>
-      <w:r>
-        <w:t>expected</w:t>
-      </w:r>
-      <w:proofErr w:type="gramEnd"/>
-      <w:r>
-        <w:t>_output</w:t>
+      <w:r>
+        <w:t>expected_output</w:t>
       </w:r>
       <w:proofErr w:type="spellEnd"/>
       <w:r>
@@ -2468,13 +2396,8 @@
         <w:t xml:space="preserve">  "</w:t>
       </w:r>
       <w:proofErr w:type="spellStart"/>
-      <w:proofErr w:type="gramStart"/>
-      <w:r>
-        <w:t>is</w:t>
-      </w:r>
-      <w:proofErr w:type="gramEnd"/>
-      <w:r>
-        <w:t>_hidden</w:t>
+      <w:r>
+        <w:t>is_hidden</w:t>
       </w:r>
       <w:proofErr w:type="spellEnd"/>
       <w:r>
@@ -2489,7 +2412,7 @@
     <w:p>
       <w:r>
         <w:pict w14:anchorId="15CE401E">
-          <v:rect id="_x0000_i1064" style="width:0;height:.75pt" o:hralign="center" o:hrstd="t" o:hr="t" fillcolor="#a0a0a0" stroked="f"/>
+          <v:rect id="_x0000_i1028" style="width:0;height:.75pt" o:hralign="center" o:hrstd="t" o:hr="t" fillcolor="#a0a0a0" stroked="f"/>
         </w:pict>
       </w:r>
     </w:p>
@@ -3339,13 +3262,8 @@
         <w:t xml:space="preserve">  "</w:t>
       </w:r>
       <w:proofErr w:type="spellStart"/>
-      <w:proofErr w:type="gramStart"/>
-      <w:r>
-        <w:t>assignment</w:t>
-      </w:r>
-      <w:proofErr w:type="gramEnd"/>
-      <w:r>
-        <w:t>_title</w:t>
+      <w:r>
+        <w:t>assignment_title</w:t>
       </w:r>
       <w:proofErr w:type="spellEnd"/>
       <w:r>
@@ -3357,13 +3275,8 @@
         <w:t xml:space="preserve">  "</w:t>
       </w:r>
       <w:proofErr w:type="spellStart"/>
-      <w:proofErr w:type="gramStart"/>
-      <w:r>
-        <w:t>code</w:t>
-      </w:r>
-      <w:proofErr w:type="gramEnd"/>
-      <w:r>
-        <w:t>_file</w:t>
+      <w:r>
+        <w:t>code_file</w:t>
       </w:r>
       <w:proofErr w:type="spellEnd"/>
       <w:r>
@@ -3375,13 +3288,8 @@
         <w:t xml:space="preserve">  "</w:t>
       </w:r>
       <w:proofErr w:type="spellStart"/>
-      <w:proofErr w:type="gramStart"/>
-      <w:r>
-        <w:t>submitted</w:t>
-      </w:r>
-      <w:proofErr w:type="gramEnd"/>
-      <w:r>
-        <w:t>_at</w:t>
+      <w:r>
+        <w:t>submitted_at</w:t>
       </w:r>
       <w:proofErr w:type="spellEnd"/>
       <w:r>
@@ -3463,7 +3371,7 @@
     <w:p>
       <w:r>
         <w:pict w14:anchorId="247E8123">
-          <v:rect id="_x0000_i1065" style="width:0;height:.75pt" o:hralign="center" o:hrstd="t" o:hr="t" fillcolor="#a0a0a0" stroked="f"/>
+          <v:rect id="_x0000_i1029" style="width:0;height:.75pt" o:hralign="center" o:hrstd="t" o:hr="t" fillcolor="#a0a0a0" stroked="f"/>
         </w:pict>
       </w:r>
     </w:p>
@@ -3718,19 +3626,9 @@
             <w:hideMark/>
           </w:tcPr>
           <w:p>
-            <w:proofErr w:type="gramStart"/>
-            <w:r>
-              <w:t>{ "</w:t>
-            </w:r>
-            <w:proofErr w:type="gramEnd"/>
-            <w:r>
-              <w:t xml:space="preserve">assignment": </w:t>
-            </w:r>
-            <w:proofErr w:type="gramStart"/>
-            <w:r>
-              <w:t>id }</w:t>
-            </w:r>
-            <w:proofErr w:type="gramEnd"/>
+            <w:r>
+              <w:t>{ "assignment": id }</w:t>
+            </w:r>
           </w:p>
         </w:tc>
         <w:tc>
@@ -3953,19 +3851,9 @@
             <w:hideMark/>
           </w:tcPr>
           <w:p>
-            <w:proofErr w:type="gramStart"/>
-            <w:r>
-              <w:t>{ "</w:t>
-            </w:r>
-            <w:proofErr w:type="gramEnd"/>
-            <w:r>
-              <w:t xml:space="preserve">reviewed": true, "notes": </w:t>
-            </w:r>
-            <w:proofErr w:type="gramStart"/>
-            <w:r>
-              <w:t>"..." }</w:t>
-            </w:r>
-            <w:proofErr w:type="gramEnd"/>
+            <w:r>
+              <w:t>{ "reviewed": true, "notes": "..." }</w:t>
+            </w:r>
           </w:p>
         </w:tc>
         <w:tc>
@@ -3991,7 +3879,7 @@
     <w:p>
       <w:r>
         <w:pict w14:anchorId="242CE512">
-          <v:rect id="_x0000_i1066" style="width:0;height:.75pt" o:hralign="center" o:hrstd="t" o:hr="t" fillcolor="#a0a0a0" stroked="f"/>
+          <v:rect id="_x0000_i1030" style="width:0;height:.75pt" o:hralign="center" o:hrstd="t" o:hr="t" fillcolor="#a0a0a0" stroked="f"/>
         </w:pict>
       </w:r>
     </w:p>
@@ -4205,20 +4093,13 @@
         <w:t xml:space="preserve">  </w:t>
       </w:r>
       <w:proofErr w:type="spellStart"/>
-      <w:proofErr w:type="gramStart"/>
       <w:r>
         <w:t>e.preventDefault</w:t>
       </w:r>
       <w:proofErr w:type="spellEnd"/>
-      <w:proofErr w:type="gramEnd"/>
-      <w:r>
-        <w:t>(</w:t>
-      </w:r>
-      <w:proofErr w:type="gramStart"/>
-      <w:r>
-        <w:t>);</w:t>
-      </w:r>
-      <w:proofErr w:type="gramEnd"/>
+      <w:r>
+        <w:t>();</w:t>
+      </w:r>
     </w:p>
     <w:p>
       <w:r>
@@ -4242,7 +4123,6 @@
         <w:t xml:space="preserve"> = new </w:t>
       </w:r>
       <w:proofErr w:type="spellStart"/>
-      <w:proofErr w:type="gramStart"/>
       <w:r>
         <w:t>FormData</w:t>
       </w:r>
@@ -4250,7 +4130,6 @@
       <w:r>
         <w:t>();</w:t>
       </w:r>
-      <w:proofErr w:type="gramEnd"/>
     </w:p>
     <w:p>
       <w:r>
@@ -4269,11 +4148,9 @@
         <w:t>assignmentId</w:t>
       </w:r>
       <w:proofErr w:type="spellEnd"/>
-      <w:proofErr w:type="gramStart"/>
       <w:r>
         <w:t>);</w:t>
       </w:r>
-      <w:proofErr w:type="gramEnd"/>
     </w:p>
     <w:p>
       <w:r>
@@ -4301,13 +4178,8 @@
       </w:r>
       <w:proofErr w:type="spellEnd"/>
       <w:r>
-        <w:t>[0]</w:t>
-      </w:r>
-      <w:proofErr w:type="gramStart"/>
-      <w:r>
-        <w:t>);</w:t>
-      </w:r>
-      <w:proofErr w:type="gramEnd"/>
+        <w:t>[0]);</w:t>
+      </w:r>
     </w:p>
     <w:p/>
     <w:p>
@@ -4320,15 +4192,7 @@
       </w:r>
       <w:proofErr w:type="spellEnd"/>
       <w:r>
-        <w:t xml:space="preserve"> res = await </w:t>
-      </w:r>
-      <w:proofErr w:type="gramStart"/>
-      <w:r>
-        <w:t>fetch(</w:t>
-      </w:r>
-      <w:proofErr w:type="gramEnd"/>
-      <w:r>
-        <w:t>'/</w:t>
+        <w:t xml:space="preserve"> res = await fetch('/</w:t>
       </w:r>
       <w:proofErr w:type="spellStart"/>
       <w:r>
@@ -4383,13 +4247,8 @@
     </w:p>
     <w:p>
       <w:r>
-        <w:t xml:space="preserve">  }</w:t>
-      </w:r>
-      <w:proofErr w:type="gramStart"/>
-      <w:r>
-        <w:t>);</w:t>
-      </w:r>
-      <w:proofErr w:type="gramEnd"/>
+        <w:t xml:space="preserve">  });</w:t>
+      </w:r>
     </w:p>
     <w:p>
       <w:r>
@@ -4404,20 +4263,13 @@
         <w:t xml:space="preserve"> data = await </w:t>
       </w:r>
       <w:proofErr w:type="spellStart"/>
-      <w:proofErr w:type="gramStart"/>
       <w:r>
         <w:t>res.json</w:t>
       </w:r>
       <w:proofErr w:type="spellEnd"/>
-      <w:proofErr w:type="gramEnd"/>
-      <w:r>
-        <w:t>(</w:t>
-      </w:r>
-      <w:proofErr w:type="gramStart"/>
-      <w:r>
-        <w:t>);</w:t>
-      </w:r>
-      <w:proofErr w:type="gramEnd"/>
+      <w:r>
+        <w:t>();</w:t>
+      </w:r>
     </w:p>
     <w:p>
       <w:r>
@@ -4431,7 +4283,6 @@
         <w:t xml:space="preserve">// show </w:t>
       </w:r>
       <w:proofErr w:type="spellStart"/>
-      <w:proofErr w:type="gramStart"/>
       <w:r>
         <w:rPr>
           <w:i/>
@@ -4440,7 +4291,6 @@
         <w:t>result.grade</w:t>
       </w:r>
       <w:proofErr w:type="spellEnd"/>
-      <w:proofErr w:type="gramEnd"/>
       <w:r>
         <w:rPr>
           <w:i/>
@@ -4449,7 +4299,6 @@
         <w:t xml:space="preserve"> and </w:t>
       </w:r>
       <w:proofErr w:type="spellStart"/>
-      <w:proofErr w:type="gramStart"/>
       <w:r>
         <w:rPr>
           <w:i/>
@@ -4458,14 +4307,11 @@
         <w:t>result.feedback</w:t>
       </w:r>
       <w:proofErr w:type="spellEnd"/>
-      <w:proofErr w:type="gramEnd"/>
-    </w:p>
-    <w:p>
-      <w:proofErr w:type="gramStart"/>
+    </w:p>
+    <w:p>
       <w:r>
         <w:t>};</w:t>
       </w:r>
-      <w:proofErr w:type="gramEnd"/>
     </w:p>
     <w:p>
       <w:pPr>
@@ -4484,15 +4330,7 @@
     </w:p>
     <w:p>
       <w:r>
-        <w:t>The feedback field is a plain string with newline characters. Display it with </w:t>
-      </w:r>
-      <w:proofErr w:type="gramStart"/>
-      <w:r>
-        <w:t>white-space</w:t>
-      </w:r>
-      <w:proofErr w:type="gramEnd"/>
-      <w:r>
-        <w:t>: pre-wrap to preserve line breaks:</w:t>
+        <w:t>The feedback field is a plain string with newline characters. Display it with white-space: pre-wrap to preserve line breaks:</w:t>
       </w:r>
     </w:p>
     <w:p>
@@ -4504,36 +4342,21 @@
     </w:p>
     <w:p>
       <w:r>
-        <w:t>&lt;pre style</w:t>
-      </w:r>
-      <w:proofErr w:type="gramStart"/>
-      <w:r>
-        <w:t xml:space="preserve">={{ </w:t>
+        <w:t xml:space="preserve">&lt;pre style={{ </w:t>
       </w:r>
       <w:proofErr w:type="spellStart"/>
       <w:r>
         <w:t>whiteSpace</w:t>
       </w:r>
       <w:proofErr w:type="spellEnd"/>
-      <w:proofErr w:type="gramEnd"/>
-      <w:r>
-        <w:t>: 'pre-wrap</w:t>
-      </w:r>
-      <w:proofErr w:type="gramStart"/>
-      <w:r>
-        <w:t>' }}&gt;</w:t>
-      </w:r>
-      <w:proofErr w:type="gramEnd"/>
-      <w:r>
-        <w:t>{</w:t>
+      <w:r>
+        <w:t>: 'pre-wrap' }}&gt;{</w:t>
       </w:r>
       <w:proofErr w:type="spellStart"/>
-      <w:proofErr w:type="gramStart"/>
       <w:r>
         <w:t>submission.feedback</w:t>
       </w:r>
       <w:proofErr w:type="spellEnd"/>
-      <w:proofErr w:type="gramEnd"/>
       <w:r>
         <w:t>}&lt;/pre&gt;</w:t>
       </w:r>
@@ -4588,15 +4411,7 @@
       </w:r>
       <w:proofErr w:type="spellEnd"/>
       <w:r>
-        <w:t xml:space="preserve"> = await </w:t>
-      </w:r>
-      <w:proofErr w:type="gramStart"/>
-      <w:r>
-        <w:t>fetch(</w:t>
-      </w:r>
-      <w:proofErr w:type="gramEnd"/>
-      <w:r>
-        <w:t>'/</w:t>
+        <w:t xml:space="preserve"> = await fetch('/</w:t>
       </w:r>
       <w:proofErr w:type="spellStart"/>
       <w:r>
@@ -4614,28 +4429,15 @@
     </w:p>
     <w:p>
       <w:r>
-        <w:t xml:space="preserve">  headers: </w:t>
-      </w:r>
-      <w:proofErr w:type="gramStart"/>
-      <w:r>
-        <w:t>{ '</w:t>
-      </w:r>
-      <w:proofErr w:type="gramEnd"/>
-      <w:r>
-        <w:t>Content-Type': 'application/</w:t>
+        <w:t xml:space="preserve">  headers: { 'Content-Type': 'application/</w:t>
       </w:r>
       <w:proofErr w:type="spellStart"/>
       <w:r>
         <w:t>json</w:t>
       </w:r>
       <w:proofErr w:type="spellEnd"/>
-      <w:proofErr w:type="gramStart"/>
-      <w:r>
-        <w:t>' }</w:t>
-      </w:r>
-      <w:proofErr w:type="gramEnd"/>
-      <w:r>
-        <w:t>,</w:t>
+      <w:r>
+        <w:t>' },</w:t>
       </w:r>
     </w:p>
     <w:p>
@@ -4647,13 +4449,8 @@
         <w:t>JSON.stringify</w:t>
       </w:r>
       <w:proofErr w:type="spellEnd"/>
-      <w:proofErr w:type="gramStart"/>
-      <w:r>
-        <w:t>({ refresh</w:t>
-      </w:r>
-      <w:proofErr w:type="gramEnd"/>
-      <w:r>
-        <w:t xml:space="preserve">: </w:t>
+      <w:r>
+        <w:t xml:space="preserve">({ refresh: </w:t>
       </w:r>
       <w:proofErr w:type="spellStart"/>
       <w:r>
@@ -4661,26 +4458,13 @@
       </w:r>
       <w:proofErr w:type="spellEnd"/>
       <w:r>
-        <w:t>('refresh'</w:t>
-      </w:r>
-      <w:proofErr w:type="gramStart"/>
-      <w:r>
-        <w:t>) }</w:t>
-      </w:r>
-      <w:proofErr w:type="gramEnd"/>
-      <w:r>
-        <w:t>)</w:t>
-      </w:r>
-    </w:p>
-    <w:p>
-      <w:r>
-        <w:t>}</w:t>
-      </w:r>
-      <w:proofErr w:type="gramStart"/>
-      <w:r>
-        <w:t>);</w:t>
-      </w:r>
-      <w:proofErr w:type="gramEnd"/>
+        <w:t>('refresh') })</w:t>
+      </w:r>
+    </w:p>
+    <w:p>
+      <w:r>
+        <w:t>});</w:t>
+      </w:r>
     </w:p>
     <w:p>
       <w:r>
@@ -4706,15 +4490,7 @@
       </w:r>
       <w:proofErr w:type="spellEnd"/>
       <w:r>
-        <w:t xml:space="preserve"> </w:t>
-      </w:r>
-      <w:proofErr w:type="gramStart"/>
-      <w:r>
-        <w:t>{ access</w:t>
-      </w:r>
-      <w:proofErr w:type="gramEnd"/>
-      <w:r>
-        <w:t xml:space="preserve"> } = await </w:t>
+        <w:t xml:space="preserve"> { access } = await </w:t>
       </w:r>
       <w:proofErr w:type="spellStart"/>
       <w:r>
@@ -4722,13 +4498,8 @@
       </w:r>
       <w:proofErr w:type="spellEnd"/>
       <w:r>
-        <w:t>(</w:t>
-      </w:r>
-      <w:proofErr w:type="gramStart"/>
-      <w:r>
-        <w:t>);</w:t>
-      </w:r>
-      <w:proofErr w:type="gramEnd"/>
+        <w:t>();</w:t>
+      </w:r>
     </w:p>
     <w:p>
       <w:r>
@@ -4740,13 +4511,8 @@
       </w:r>
       <w:proofErr w:type="spellEnd"/>
       <w:r>
-        <w:t>('access', access</w:t>
-      </w:r>
-      <w:proofErr w:type="gramStart"/>
-      <w:r>
-        <w:t>);</w:t>
-      </w:r>
-      <w:proofErr w:type="gramEnd"/>
+        <w:t>('access', access);</w:t>
+      </w:r>
     </w:p>
     <w:p>
       <w:r>
@@ -4782,6 +4548,317 @@
         <w:t>}</w:t>
       </w:r>
     </w:p>
+    <w:p/>
+    <w:p/>
+    <w:p/>
+    <w:p/>
+    <w:tbl>
+      <w:tblPr>
+        <w:tblW w:w="11280" w:type="dxa"/>
+        <w:shd w:val="clear" w:color="auto" w:fill="FFFFFF"/>
+        <w:tblCellMar>
+          <w:top w:w="15" w:type="dxa"/>
+          <w:left w:w="15" w:type="dxa"/>
+          <w:bottom w:w="15" w:type="dxa"/>
+          <w:right w:w="15" w:type="dxa"/>
+        </w:tblCellMar>
+        <w:tblLook w:val="04A0" w:firstRow="1" w:lastRow="0" w:firstColumn="1" w:lastColumn="0" w:noHBand="0" w:noVBand="1"/>
+      </w:tblPr>
+      <w:tblGrid>
+        <w:gridCol w:w="2243"/>
+        <w:gridCol w:w="9037"/>
+      </w:tblGrid>
+      <w:tr>
+        <w:trPr>
+          <w:tblHeader/>
+        </w:trPr>
+        <w:tc>
+          <w:tcPr>
+            <w:tcW w:w="0" w:type="auto"/>
+            <w:tcBorders>
+              <w:top w:val="nil"/>
+            </w:tcBorders>
+            <w:shd w:val="clear" w:color="auto" w:fill="FFFFFF"/>
+            <w:tcMar>
+              <w:top w:w="150" w:type="dxa"/>
+              <w:left w:w="0" w:type="dxa"/>
+              <w:bottom w:w="150" w:type="dxa"/>
+              <w:right w:w="240" w:type="dxa"/>
+            </w:tcMar>
+            <w:vAlign w:val="center"/>
+            <w:hideMark/>
+          </w:tcPr>
+          <w:p>
+            <w:r>
+              <w:t>Status</w:t>
+            </w:r>
+          </w:p>
+        </w:tc>
+        <w:tc>
+          <w:tcPr>
+            <w:tcW w:w="0" w:type="auto"/>
+            <w:tcBorders>
+              <w:top w:val="nil"/>
+            </w:tcBorders>
+            <w:shd w:val="clear" w:color="auto" w:fill="FFFFFF"/>
+            <w:tcMar>
+              <w:top w:w="150" w:type="dxa"/>
+              <w:left w:w="240" w:type="dxa"/>
+              <w:bottom w:w="150" w:type="dxa"/>
+              <w:right w:w="240" w:type="dxa"/>
+            </w:tcMar>
+            <w:vAlign w:val="center"/>
+            <w:hideMark/>
+          </w:tcPr>
+          <w:p>
+            <w:r>
+              <w:t>Meaning</w:t>
+            </w:r>
+          </w:p>
+        </w:tc>
+      </w:tr>
+      <w:tr>
+        <w:tc>
+          <w:tcPr>
+            <w:tcW w:w="0" w:type="auto"/>
+            <w:shd w:val="clear" w:color="auto" w:fill="FFFFFF"/>
+            <w:tcMar>
+              <w:top w:w="150" w:type="dxa"/>
+              <w:left w:w="0" w:type="dxa"/>
+              <w:bottom w:w="150" w:type="dxa"/>
+              <w:right w:w="240" w:type="dxa"/>
+            </w:tcMar>
+            <w:vAlign w:val="center"/>
+            <w:hideMark/>
+          </w:tcPr>
+          <w:p>
+            <w:r>
+              <w:t>200/201</w:t>
+            </w:r>
+          </w:p>
+        </w:tc>
+        <w:tc>
+          <w:tcPr>
+            <w:tcW w:w="0" w:type="auto"/>
+            <w:shd w:val="clear" w:color="auto" w:fill="FFFFFF"/>
+            <w:tcMar>
+              <w:top w:w="150" w:type="dxa"/>
+              <w:left w:w="240" w:type="dxa"/>
+              <w:bottom w:w="150" w:type="dxa"/>
+              <w:right w:w="0" w:type="dxa"/>
+            </w:tcMar>
+            <w:vAlign w:val="center"/>
+            <w:hideMark/>
+          </w:tcPr>
+          <w:p>
+            <w:r>
+              <w:t>Success</w:t>
+            </w:r>
+          </w:p>
+        </w:tc>
+      </w:tr>
+      <w:tr>
+        <w:tc>
+          <w:tcPr>
+            <w:tcW w:w="0" w:type="auto"/>
+            <w:shd w:val="clear" w:color="auto" w:fill="FFFFFF"/>
+            <w:tcMar>
+              <w:top w:w="150" w:type="dxa"/>
+              <w:left w:w="0" w:type="dxa"/>
+              <w:bottom w:w="150" w:type="dxa"/>
+              <w:right w:w="240" w:type="dxa"/>
+            </w:tcMar>
+            <w:vAlign w:val="center"/>
+            <w:hideMark/>
+          </w:tcPr>
+          <w:p>
+            <w:r>
+              <w:t>400</w:t>
+            </w:r>
+          </w:p>
+        </w:tc>
+        <w:tc>
+          <w:tcPr>
+            <w:tcW w:w="0" w:type="auto"/>
+            <w:shd w:val="clear" w:color="auto" w:fill="FFFFFF"/>
+            <w:tcMar>
+              <w:top w:w="150" w:type="dxa"/>
+              <w:left w:w="240" w:type="dxa"/>
+              <w:bottom w:w="150" w:type="dxa"/>
+              <w:right w:w="0" w:type="dxa"/>
+            </w:tcMar>
+            <w:vAlign w:val="center"/>
+            <w:hideMark/>
+          </w:tcPr>
+          <w:p>
+            <w:r>
+              <w:t>Bad request (missing fields, invalid data)</w:t>
+            </w:r>
+          </w:p>
+        </w:tc>
+      </w:tr>
+      <w:tr>
+        <w:tc>
+          <w:tcPr>
+            <w:tcW w:w="0" w:type="auto"/>
+            <w:shd w:val="clear" w:color="auto" w:fill="FFFFFF"/>
+            <w:tcMar>
+              <w:top w:w="150" w:type="dxa"/>
+              <w:left w:w="0" w:type="dxa"/>
+              <w:bottom w:w="150" w:type="dxa"/>
+              <w:right w:w="240" w:type="dxa"/>
+            </w:tcMar>
+            <w:vAlign w:val="center"/>
+            <w:hideMark/>
+          </w:tcPr>
+          <w:p>
+            <w:r>
+              <w:t>401</w:t>
+            </w:r>
+          </w:p>
+        </w:tc>
+        <w:tc>
+          <w:tcPr>
+            <w:tcW w:w="0" w:type="auto"/>
+            <w:shd w:val="clear" w:color="auto" w:fill="FFFFFF"/>
+            <w:tcMar>
+              <w:top w:w="150" w:type="dxa"/>
+              <w:left w:w="240" w:type="dxa"/>
+              <w:bottom w:w="150" w:type="dxa"/>
+              <w:right w:w="0" w:type="dxa"/>
+            </w:tcMar>
+            <w:vAlign w:val="center"/>
+            <w:hideMark/>
+          </w:tcPr>
+          <w:p>
+            <w:r>
+              <w:t>Unauthorized (invalid/expired token)</w:t>
+            </w:r>
+          </w:p>
+        </w:tc>
+      </w:tr>
+      <w:tr>
+        <w:tc>
+          <w:tcPr>
+            <w:tcW w:w="0" w:type="auto"/>
+            <w:shd w:val="clear" w:color="auto" w:fill="FFFFFF"/>
+            <w:tcMar>
+              <w:top w:w="150" w:type="dxa"/>
+              <w:left w:w="0" w:type="dxa"/>
+              <w:bottom w:w="150" w:type="dxa"/>
+              <w:right w:w="240" w:type="dxa"/>
+            </w:tcMar>
+            <w:vAlign w:val="center"/>
+            <w:hideMark/>
+          </w:tcPr>
+          <w:p>
+            <w:r>
+              <w:t>403</w:t>
+            </w:r>
+          </w:p>
+        </w:tc>
+        <w:tc>
+          <w:tcPr>
+            <w:tcW w:w="0" w:type="auto"/>
+            <w:shd w:val="clear" w:color="auto" w:fill="FFFFFF"/>
+            <w:tcMar>
+              <w:top w:w="150" w:type="dxa"/>
+              <w:left w:w="240" w:type="dxa"/>
+              <w:bottom w:w="150" w:type="dxa"/>
+              <w:right w:w="0" w:type="dxa"/>
+            </w:tcMar>
+            <w:vAlign w:val="center"/>
+            <w:hideMark/>
+          </w:tcPr>
+          <w:p>
+            <w:r>
+              <w:t>Forbidden (insufficient role)</w:t>
+            </w:r>
+          </w:p>
+        </w:tc>
+      </w:tr>
+      <w:tr>
+        <w:tc>
+          <w:tcPr>
+            <w:tcW w:w="0" w:type="auto"/>
+            <w:shd w:val="clear" w:color="auto" w:fill="FFFFFF"/>
+            <w:tcMar>
+              <w:top w:w="150" w:type="dxa"/>
+              <w:left w:w="0" w:type="dxa"/>
+              <w:bottom w:w="150" w:type="dxa"/>
+              <w:right w:w="240" w:type="dxa"/>
+            </w:tcMar>
+            <w:vAlign w:val="center"/>
+            <w:hideMark/>
+          </w:tcPr>
+          <w:p>
+            <w:r>
+              <w:t>404</w:t>
+            </w:r>
+          </w:p>
+        </w:tc>
+        <w:tc>
+          <w:tcPr>
+            <w:tcW w:w="0" w:type="auto"/>
+            <w:shd w:val="clear" w:color="auto" w:fill="FFFFFF"/>
+            <w:tcMar>
+              <w:top w:w="150" w:type="dxa"/>
+              <w:left w:w="240" w:type="dxa"/>
+              <w:bottom w:w="150" w:type="dxa"/>
+              <w:right w:w="0" w:type="dxa"/>
+            </w:tcMar>
+            <w:vAlign w:val="center"/>
+            <w:hideMark/>
+          </w:tcPr>
+          <w:p>
+            <w:r>
+              <w:t>Not found</w:t>
+            </w:r>
+          </w:p>
+        </w:tc>
+      </w:tr>
+      <w:tr>
+        <w:tc>
+          <w:tcPr>
+            <w:tcW w:w="0" w:type="auto"/>
+            <w:shd w:val="clear" w:color="auto" w:fill="FFFFFF"/>
+            <w:tcMar>
+              <w:top w:w="150" w:type="dxa"/>
+              <w:left w:w="0" w:type="dxa"/>
+              <w:bottom w:w="150" w:type="dxa"/>
+              <w:right w:w="240" w:type="dxa"/>
+            </w:tcMar>
+            <w:vAlign w:val="center"/>
+            <w:hideMark/>
+          </w:tcPr>
+          <w:p>
+            <w:r>
+              <w:t>429</w:t>
+            </w:r>
+          </w:p>
+        </w:tc>
+        <w:tc>
+          <w:tcPr>
+            <w:tcW w:w="0" w:type="auto"/>
+            <w:shd w:val="clear" w:color="auto" w:fill="FFFFFF"/>
+            <w:tcMar>
+              <w:top w:w="150" w:type="dxa"/>
+              <w:left w:w="240" w:type="dxa"/>
+              <w:bottom w:w="150" w:type="dxa"/>
+              <w:right w:w="0" w:type="dxa"/>
+            </w:tcMar>
+            <w:vAlign w:val="center"/>
+            <w:hideMark/>
+          </w:tcPr>
+          <w:p>
+            <w:r>
+              <w:t>Rate limit exceeded (AI feedback)</w:t>
+            </w:r>
+          </w:p>
+        </w:tc>
+      </w:tr>
+    </w:tbl>
+    <w:p/>
     <w:p/>
     <w:sectPr>
       <w:pgSz w:w="11906" w:h="16838"/>

--- a/docs/Frontend API Documentation.docx
+++ b/docs/Frontend API Documentation.docx
@@ -14,7 +14,7 @@
           <w:b/>
           <w:bCs/>
         </w:rPr>
-        <w:t>Frontend API Documentation</w:t>
+        <w:t>Frontend API Documentation – AI-Assisted Grading System</w:t>
       </w:r>
     </w:p>
     <w:p>
@@ -36,13 +36,28 @@
       <w:r>
         <w:t>All endpoints are relative to:</w:t>
       </w:r>
-      <w:r>
-        <w:br/>
-        <w:t>http://127.0.0.1:8000/api/ (development)</w:t>
-      </w:r>
-      <w:r>
-        <w:br/>
-        <w:t>Replace with production URL when deployed.</w:t>
+    </w:p>
+    <w:p>
+      <w:r>
+        <w:t>text</w:t>
+      </w:r>
+    </w:p>
+    <w:p>
+      <w:r>
+        <w:t>http://127.0.0.1:8000/api/</w:t>
+      </w:r>
+      <w:proofErr w:type="gramStart"/>
+      <w:r>
+        <w:t xml:space="preserve">   (</w:t>
+      </w:r>
+      <w:proofErr w:type="gramEnd"/>
+      <w:r>
+        <w:t>development)</w:t>
+      </w:r>
+    </w:p>
+    <w:p>
+      <w:r>
+        <w:t>Replace with the production URL when deployed.</w:t>
       </w:r>
     </w:p>
     <w:p>
@@ -64,7 +79,7 @@
       <w:pPr>
         <w:numPr>
           <w:ilvl w:val="0"/>
-          <w:numId w:val="1"/>
+          <w:numId w:val="4"/>
         </w:numPr>
       </w:pPr>
       <w:r>
@@ -74,31 +89,17 @@
         </w:rPr>
         <w:t>JWT (Bearer Token)</w:t>
       </w:r>
-    </w:p>
-    <w:p>
-      <w:pPr>
-        <w:numPr>
-          <w:ilvl w:val="0"/>
-          <w:numId w:val="1"/>
-        </w:numPr>
-      </w:pPr>
-      <w:r>
-        <w:t>After login, store access token (short</w:t>
+      <w:r>
+        <w:br/>
+        <w:t>After login, store the access token (short</w:t>
       </w:r>
       <w:r>
         <w:noBreakHyphen/>
-        <w:t>lived) and refresh token.</w:t>
-      </w:r>
-    </w:p>
-    <w:p>
-      <w:pPr>
-        <w:numPr>
-          <w:ilvl w:val="0"/>
-          <w:numId w:val="1"/>
-        </w:numPr>
-      </w:pPr>
-      <w:r>
-        <w:t>Include token in Authorization header for all protected endpoints:</w:t>
+        <w:t>lived) and the refresh token.</w:t>
+      </w:r>
+      <w:r>
+        <w:br/>
+        <w:t>Include the token in the Authorization header for all protected endpoints:</w:t>
       </w:r>
     </w:p>
     <w:p>
@@ -120,9 +121,37 @@
       </w:r>
     </w:p>
     <w:p>
-      <w:r>
-        <w:pict w14:anchorId="3F63CFED">
-          <v:rect id="_x0000_i1025" style="width:0;height:.75pt" o:hralign="center" o:hrstd="t" o:hr="t" fillcolor="#a0a0a0" stroked="f"/>
+      <w:pPr>
+        <w:rPr>
+          <w:b/>
+          <w:bCs/>
+        </w:rPr>
+      </w:pPr>
+      <w:r>
+        <w:rPr>
+          <w:b/>
+          <w:bCs/>
+        </w:rPr>
+        <w:t>Token Refresh</w:t>
+      </w:r>
+    </w:p>
+    <w:p>
+      <w:r>
+        <w:t>When you receive a 401 with </w:t>
+      </w:r>
+      <w:proofErr w:type="spellStart"/>
+      <w:r>
+        <w:t>token_not_valid</w:t>
+      </w:r>
+      <w:proofErr w:type="spellEnd"/>
+      <w:r>
+        <w:t>, use the refresh token to obtain a new access token.</w:t>
+      </w:r>
+    </w:p>
+    <w:p>
+      <w:r>
+        <w:pict w14:anchorId="2CC14F66">
+          <v:rect id="_x0000_i1085" style="width:0;height:.75pt" o:hralign="center" o:hrstd="t" o:hr="t" fillcolor="#a0a0a0" stroked="f"/>
         </w:pict>
       </w:r>
     </w:p>
@@ -343,7 +372,31 @@
             </w:r>
             <w:proofErr w:type="gramEnd"/>
             <w:r>
-              <w:t>username", "password", "email", "role</w:t>
+              <w:t>username", "password", "email", "role", "</w:t>
+            </w:r>
+            <w:proofErr w:type="spellStart"/>
+            <w:r>
+              <w:t>first_name</w:t>
+            </w:r>
+            <w:proofErr w:type="spellEnd"/>
+            <w:r>
+              <w:t>", "</w:t>
+            </w:r>
+            <w:proofErr w:type="spellStart"/>
+            <w:r>
+              <w:t>last_name</w:t>
+            </w:r>
+            <w:proofErr w:type="spellEnd"/>
+            <w:r>
+              <w:t>", "</w:t>
+            </w:r>
+            <w:proofErr w:type="spellStart"/>
+            <w:r>
+              <w:t>reg_number</w:t>
+            </w:r>
+            <w:proofErr w:type="spellEnd"/>
+            <w:r>
+              <w:t>", "faculty</w:t>
             </w:r>
             <w:proofErr w:type="gramStart"/>
             <w:r>
@@ -498,6 +551,7 @@
           </w:tcPr>
           <w:p>
             <w:r>
+              <w:lastRenderedPageBreak/>
               <w:t>POST</w:t>
             </w:r>
           </w:p>
@@ -587,9 +641,19 @@
             <w:hideMark/>
           </w:tcPr>
           <w:p>
-            <w:r>
-              <w:t>{ "access" }</w:t>
-            </w:r>
+            <w:proofErr w:type="gramStart"/>
+            <w:r>
+              <w:t>{ "</w:t>
+            </w:r>
+            <w:proofErr w:type="gramEnd"/>
+            <w:r>
+              <w:t>access</w:t>
+            </w:r>
+            <w:proofErr w:type="gramStart"/>
+            <w:r>
+              <w:t>" }</w:t>
+            </w:r>
+            <w:proofErr w:type="gramEnd"/>
           </w:p>
         </w:tc>
       </w:tr>
@@ -679,9 +743,19 @@
             <w:hideMark/>
           </w:tcPr>
           <w:p>
-            <w:r>
-              <w:t>{ "message" }</w:t>
-            </w:r>
+            <w:proofErr w:type="gramStart"/>
+            <w:r>
+              <w:t>{ "</w:t>
+            </w:r>
+            <w:proofErr w:type="gramEnd"/>
+            <w:r>
+              <w:t>message</w:t>
+            </w:r>
+            <w:proofErr w:type="gramStart"/>
+            <w:r>
+              <w:t>" }</w:t>
+            </w:r>
+            <w:proofErr w:type="gramEnd"/>
           </w:p>
         </w:tc>
       </w:tr>
@@ -697,27 +771,88 @@
       <w:r>
         <w:t> "student" or "lecturer".</w:t>
       </w:r>
-    </w:p>
-    <w:p>
-      <w:r>
-        <w:pict w14:anchorId="732C8578">
-          <v:rect id="_x0000_i1026" style="width:0;height:.75pt" o:hralign="center" o:hrstd="t" o:hr="t" fillcolor="#a0a0a0" stroked="f"/>
-        </w:pict>
-      </w:r>
-    </w:p>
-    <w:p>
-      <w:pPr>
+      <w:r>
+        <w:br/>
+      </w:r>
+      <w:r>
         <w:rPr>
           <w:b/>
           <w:bCs/>
         </w:rPr>
-      </w:pPr>
-      <w:r>
+        <w:t>Extra fields:</w:t>
+      </w:r>
+    </w:p>
+    <w:p>
+      <w:pPr>
+        <w:numPr>
+          <w:ilvl w:val="0"/>
+          <w:numId w:val="5"/>
+        </w:numPr>
+      </w:pPr>
+      <w:proofErr w:type="spellStart"/>
+      <w:r>
+        <w:t>first_name</w:t>
+      </w:r>
+      <w:proofErr w:type="spellEnd"/>
+      <w:r>
+        <w:t>, </w:t>
+      </w:r>
+      <w:proofErr w:type="spellStart"/>
+      <w:r>
+        <w:t>last_name</w:t>
+      </w:r>
+      <w:proofErr w:type="spellEnd"/>
+      <w:r>
+        <w:t> – optional</w:t>
+      </w:r>
+    </w:p>
+    <w:p>
+      <w:pPr>
+        <w:numPr>
+          <w:ilvl w:val="0"/>
+          <w:numId w:val="5"/>
+        </w:numPr>
+      </w:pPr>
+      <w:proofErr w:type="spellStart"/>
+      <w:r>
+        <w:t>reg_number</w:t>
+      </w:r>
+      <w:proofErr w:type="spellEnd"/>
+      <w:r>
+        <w:t> – for students (optional)</w:t>
+      </w:r>
+    </w:p>
+    <w:p>
+      <w:pPr>
+        <w:numPr>
+          <w:ilvl w:val="0"/>
+          <w:numId w:val="5"/>
+        </w:numPr>
+      </w:pPr>
+      <w:r>
+        <w:t>faculty – for lecturers (optional)</w:t>
+      </w:r>
+    </w:p>
+    <w:p>
+      <w:r>
+        <w:pict w14:anchorId="0F0FD8BF">
+          <v:rect id="_x0000_i1086" style="width:0;height:.75pt" o:hralign="center" o:hrstd="t" o:hr="t" fillcolor="#a0a0a0" stroked="f"/>
+        </w:pict>
+      </w:r>
+    </w:p>
+    <w:p>
+      <w:pPr>
         <w:rPr>
           <w:b/>
           <w:bCs/>
         </w:rPr>
-        <w:t>2. Assignments</w:t>
+      </w:pPr>
+      <w:r>
+        <w:rPr>
+          <w:b/>
+          <w:bCs/>
+        </w:rPr>
+        <w:t>2. Courses</w:t>
       </w:r>
     </w:p>
     <w:tbl>
@@ -732,12 +867,12 @@
         <w:tblLook w:val="04A0" w:firstRow="1" w:lastRow="0" w:firstColumn="1" w:lastColumn="0" w:noHBand="0" w:noVBand="1"/>
       </w:tblPr>
       <w:tblGrid>
-        <w:gridCol w:w="1121"/>
-        <w:gridCol w:w="1878"/>
-        <w:gridCol w:w="1461"/>
-        <w:gridCol w:w="1559"/>
-        <w:gridCol w:w="1725"/>
-        <w:gridCol w:w="1282"/>
+        <w:gridCol w:w="1243"/>
+        <w:gridCol w:w="1656"/>
+        <w:gridCol w:w="1498"/>
+        <w:gridCol w:w="1708"/>
+        <w:gridCol w:w="1571"/>
+        <w:gridCol w:w="1350"/>
       </w:tblGrid>
       <w:tr>
         <w:trPr>
@@ -760,7 +895,6 @@
           </w:tcPr>
           <w:p>
             <w:r>
-              <w:lastRenderedPageBreak/>
               <w:t>Method</w:t>
             </w:r>
           </w:p>
@@ -904,25 +1038,25 @@
           </w:tcPr>
           <w:p>
             <w:r>
-              <w:t>/assignments/</w:t>
-            </w:r>
-          </w:p>
-        </w:tc>
-        <w:tc>
-          <w:tcPr>
-            <w:tcW w:w="0" w:type="auto"/>
-            <w:tcMar>
-              <w:top w:w="150" w:type="dxa"/>
-              <w:left w:w="240" w:type="dxa"/>
-              <w:bottom w:w="150" w:type="dxa"/>
-              <w:right w:w="240" w:type="dxa"/>
-            </w:tcMar>
-            <w:vAlign w:val="center"/>
-            <w:hideMark/>
-          </w:tcPr>
-          <w:p>
-            <w:r>
-              <w:t>List all assignments</w:t>
+              <w:t>/courses/</w:t>
+            </w:r>
+          </w:p>
+        </w:tc>
+        <w:tc>
+          <w:tcPr>
+            <w:tcW w:w="0" w:type="auto"/>
+            <w:tcMar>
+              <w:top w:w="150" w:type="dxa"/>
+              <w:left w:w="240" w:type="dxa"/>
+              <w:bottom w:w="150" w:type="dxa"/>
+              <w:right w:w="240" w:type="dxa"/>
+            </w:tcMar>
+            <w:vAlign w:val="center"/>
+            <w:hideMark/>
+          </w:tcPr>
+          <w:p>
+            <w:r>
+              <w:t>List all courses</w:t>
             </w:r>
           </w:p>
         </w:tc>
@@ -976,7 +1110,7 @@
           </w:tcPr>
           <w:p>
             <w:r>
-              <w:t>List of assignments</w:t>
+              <w:t>List of course objects</w:t>
             </w:r>
           </w:p>
         </w:tc>
@@ -1014,25 +1148,25 @@
           </w:tcPr>
           <w:p>
             <w:r>
-              <w:t>/assignments/</w:t>
-            </w:r>
-          </w:p>
-        </w:tc>
-        <w:tc>
-          <w:tcPr>
-            <w:tcW w:w="0" w:type="auto"/>
-            <w:tcMar>
-              <w:top w:w="150" w:type="dxa"/>
-              <w:left w:w="240" w:type="dxa"/>
-              <w:bottom w:w="150" w:type="dxa"/>
-              <w:right w:w="240" w:type="dxa"/>
-            </w:tcMar>
-            <w:vAlign w:val="center"/>
-            <w:hideMark/>
-          </w:tcPr>
-          <w:p>
-            <w:r>
-              <w:t>Create assignment</w:t>
+              <w:t>/courses/</w:t>
+            </w:r>
+          </w:p>
+        </w:tc>
+        <w:tc>
+          <w:tcPr>
+            <w:tcW w:w="0" w:type="auto"/>
+            <w:tcMar>
+              <w:top w:w="150" w:type="dxa"/>
+              <w:left w:w="240" w:type="dxa"/>
+              <w:bottom w:w="150" w:type="dxa"/>
+              <w:right w:w="240" w:type="dxa"/>
+            </w:tcMar>
+            <w:vAlign w:val="center"/>
+            <w:hideMark/>
+          </w:tcPr>
+          <w:p>
+            <w:r>
+              <w:t>Create a course</w:t>
             </w:r>
           </w:p>
         </w:tc>
@@ -1067,17 +1201,24 @@
             <w:hideMark/>
           </w:tcPr>
           <w:p>
-            <w:r>
-              <w:t>{ "title", "description", "deadline", "</w:t>
+            <w:proofErr w:type="gramStart"/>
+            <w:r>
+              <w:t>{ "</w:t>
+            </w:r>
+            <w:proofErr w:type="gramEnd"/>
+            <w:r>
+              <w:t>code", "title", "faculty", "</w:t>
             </w:r>
             <w:proofErr w:type="spellStart"/>
             <w:r>
-              <w:t>grading_config</w:t>
+              <w:t>lecturer_id</w:t>
             </w:r>
             <w:proofErr w:type="spellEnd"/>
+            <w:proofErr w:type="gramStart"/>
             <w:r>
               <w:t>" }</w:t>
             </w:r>
+            <w:proofErr w:type="gramEnd"/>
           </w:p>
         </w:tc>
         <w:tc>
@@ -1094,7 +1235,7 @@
           </w:tcPr>
           <w:p>
             <w:r>
-              <w:t>Created assignment</w:t>
+              <w:t>Created course</w:t>
             </w:r>
           </w:p>
         </w:tc>
@@ -1132,25 +1273,25 @@
           </w:tcPr>
           <w:p>
             <w:r>
-              <w:t>/assignments/{id}/</w:t>
-            </w:r>
-          </w:p>
-        </w:tc>
-        <w:tc>
-          <w:tcPr>
-            <w:tcW w:w="0" w:type="auto"/>
-            <w:tcMar>
-              <w:top w:w="150" w:type="dxa"/>
-              <w:left w:w="240" w:type="dxa"/>
-              <w:bottom w:w="150" w:type="dxa"/>
-              <w:right w:w="240" w:type="dxa"/>
-            </w:tcMar>
-            <w:vAlign w:val="center"/>
-            <w:hideMark/>
-          </w:tcPr>
-          <w:p>
-            <w:r>
-              <w:t>Get single assignment</w:t>
+              <w:t>/courses/{id}/</w:t>
+            </w:r>
+          </w:p>
+        </w:tc>
+        <w:tc>
+          <w:tcPr>
+            <w:tcW w:w="0" w:type="auto"/>
+            <w:tcMar>
+              <w:top w:w="150" w:type="dxa"/>
+              <w:left w:w="240" w:type="dxa"/>
+              <w:bottom w:w="150" w:type="dxa"/>
+              <w:right w:w="240" w:type="dxa"/>
+            </w:tcMar>
+            <w:vAlign w:val="center"/>
+            <w:hideMark/>
+          </w:tcPr>
+          <w:p>
+            <w:r>
+              <w:t>Get a single course</w:t>
             </w:r>
           </w:p>
         </w:tc>
@@ -1204,7 +1345,7 @@
           </w:tcPr>
           <w:p>
             <w:r>
-              <w:t>Single assignment</w:t>
+              <w:t>Course object</w:t>
             </w:r>
           </w:p>
         </w:tc>
@@ -1224,6 +1365,7 @@
           </w:tcPr>
           <w:p>
             <w:r>
+              <w:lastRenderedPageBreak/>
               <w:t>PUT/PATCH</w:t>
             </w:r>
           </w:p>
@@ -1242,25 +1384,25 @@
           </w:tcPr>
           <w:p>
             <w:r>
-              <w:t>/assignments/{id}/</w:t>
-            </w:r>
-          </w:p>
-        </w:tc>
-        <w:tc>
-          <w:tcPr>
-            <w:tcW w:w="0" w:type="auto"/>
-            <w:tcMar>
-              <w:top w:w="150" w:type="dxa"/>
-              <w:left w:w="240" w:type="dxa"/>
-              <w:bottom w:w="150" w:type="dxa"/>
-              <w:right w:w="240" w:type="dxa"/>
-            </w:tcMar>
-            <w:vAlign w:val="center"/>
-            <w:hideMark/>
-          </w:tcPr>
-          <w:p>
-            <w:r>
-              <w:t>Update assignment</w:t>
+              <w:t>/courses/{id}/</w:t>
+            </w:r>
+          </w:p>
+        </w:tc>
+        <w:tc>
+          <w:tcPr>
+            <w:tcW w:w="0" w:type="auto"/>
+            <w:tcMar>
+              <w:top w:w="150" w:type="dxa"/>
+              <w:left w:w="240" w:type="dxa"/>
+              <w:bottom w:w="150" w:type="dxa"/>
+              <w:right w:w="240" w:type="dxa"/>
+            </w:tcMar>
+            <w:vAlign w:val="center"/>
+            <w:hideMark/>
+          </w:tcPr>
+          <w:p>
+            <w:r>
+              <w:t>Update a course</w:t>
             </w:r>
           </w:p>
         </w:tc>
@@ -1314,7 +1456,7 @@
           </w:tcPr>
           <w:p>
             <w:r>
-              <w:t>Updated assignment</w:t>
+              <w:t>Updated course</w:t>
             </w:r>
           </w:p>
         </w:tc>
@@ -1352,25 +1494,25 @@
           </w:tcPr>
           <w:p>
             <w:r>
-              <w:t>/assignments/{id}/</w:t>
-            </w:r>
-          </w:p>
-        </w:tc>
-        <w:tc>
-          <w:tcPr>
-            <w:tcW w:w="0" w:type="auto"/>
-            <w:tcMar>
-              <w:top w:w="150" w:type="dxa"/>
-              <w:left w:w="240" w:type="dxa"/>
-              <w:bottom w:w="150" w:type="dxa"/>
-              <w:right w:w="240" w:type="dxa"/>
-            </w:tcMar>
-            <w:vAlign w:val="center"/>
-            <w:hideMark/>
-          </w:tcPr>
-          <w:p>
-            <w:r>
-              <w:t>Delete assignment</w:t>
+              <w:t>/courses/{id}/</w:t>
+            </w:r>
+          </w:p>
+        </w:tc>
+        <w:tc>
+          <w:tcPr>
+            <w:tcW w:w="0" w:type="auto"/>
+            <w:tcMar>
+              <w:top w:w="150" w:type="dxa"/>
+              <w:left w:w="240" w:type="dxa"/>
+              <w:bottom w:w="150" w:type="dxa"/>
+              <w:right w:w="240" w:type="dxa"/>
+            </w:tcMar>
+            <w:vAlign w:val="center"/>
+            <w:hideMark/>
+          </w:tcPr>
+          <w:p>
+            <w:r>
+              <w:t>Delete a course</w:t>
             </w:r>
           </w:p>
         </w:tc>
@@ -1431,17 +1573,12 @@
       </w:tr>
     </w:tbl>
     <w:p>
-      <w:proofErr w:type="spellStart"/>
-      <w:r>
-        <w:t>grading_config</w:t>
-      </w:r>
-      <w:proofErr w:type="spellEnd"/>
       <w:r>
         <w:rPr>
           <w:b/>
           <w:bCs/>
         </w:rPr>
-        <w:t> (optional) example:</w:t>
+        <w:t>Course object example:</w:t>
       </w:r>
     </w:p>
     <w:p>
@@ -1458,38 +1595,81 @@
     </w:p>
     <w:p>
       <w:r>
-        <w:t xml:space="preserve">  "weights": {</w:t>
-      </w:r>
-    </w:p>
-    <w:p>
-      <w:r>
-        <w:t xml:space="preserve">    "syntax": 10,</w:t>
-      </w:r>
-    </w:p>
-    <w:p>
-      <w:r>
-        <w:t xml:space="preserve">    "function": 15,</w:t>
-      </w:r>
-    </w:p>
-    <w:p>
-      <w:r>
-        <w:t xml:space="preserve">    "return": 5,</w:t>
-      </w:r>
-    </w:p>
-    <w:p>
-      <w:r>
-        <w:t xml:space="preserve">    "tests": 40,</w:t>
-      </w:r>
-    </w:p>
-    <w:p>
-      <w:r>
-        <w:lastRenderedPageBreak/>
-        <w:t xml:space="preserve">    "style": 10,</w:t>
-      </w:r>
-    </w:p>
-    <w:p>
-      <w:r>
-        <w:t xml:space="preserve">    "doc": 10</w:t>
+        <w:t xml:space="preserve">  "id": 1,</w:t>
+      </w:r>
+    </w:p>
+    <w:p>
+      <w:r>
+        <w:t xml:space="preserve">  "code": "CS101",</w:t>
+      </w:r>
+    </w:p>
+    <w:p>
+      <w:r>
+        <w:t xml:space="preserve">  "title": "Introduction to Programming",</w:t>
+      </w:r>
+    </w:p>
+    <w:p>
+      <w:r>
+        <w:t xml:space="preserve">  "lecturer": {</w:t>
+      </w:r>
+    </w:p>
+    <w:p>
+      <w:r>
+        <w:t xml:space="preserve">    "id": 2,</w:t>
+      </w:r>
+    </w:p>
+    <w:p>
+      <w:r>
+        <w:t xml:space="preserve">    "username": "</w:t>
+      </w:r>
+      <w:proofErr w:type="spellStart"/>
+      <w:r>
+        <w:t>johndoe</w:t>
+      </w:r>
+      <w:proofErr w:type="spellEnd"/>
+      <w:r>
+        <w:t>",</w:t>
+      </w:r>
+    </w:p>
+    <w:p>
+      <w:r>
+        <w:t xml:space="preserve">    "</w:t>
+      </w:r>
+      <w:proofErr w:type="spellStart"/>
+      <w:proofErr w:type="gramStart"/>
+      <w:r>
+        <w:t>first</w:t>
+      </w:r>
+      <w:proofErr w:type="gramEnd"/>
+      <w:r>
+        <w:t>_name</w:t>
+      </w:r>
+      <w:proofErr w:type="spellEnd"/>
+      <w:r>
+        <w:t>": "John",</w:t>
+      </w:r>
+    </w:p>
+    <w:p>
+      <w:r>
+        <w:t xml:space="preserve">    "</w:t>
+      </w:r>
+      <w:proofErr w:type="spellStart"/>
+      <w:proofErr w:type="gramStart"/>
+      <w:r>
+        <w:t>last</w:t>
+      </w:r>
+      <w:proofErr w:type="gramEnd"/>
+      <w:r>
+        <w:t>_name</w:t>
+      </w:r>
+      <w:proofErr w:type="spellEnd"/>
+      <w:r>
+        <w:t>": "Doe",</w:t>
+      </w:r>
+    </w:p>
+    <w:p>
+      <w:r>
+        <w:t xml:space="preserve">    "faculty": "Computing"</w:t>
       </w:r>
     </w:p>
     <w:p>
@@ -1499,82 +1679,25 @@
     </w:p>
     <w:p>
       <w:r>
+        <w:t xml:space="preserve">  "faculty": "Computing",</w:t>
+      </w:r>
+    </w:p>
+    <w:p>
+      <w:r>
         <w:t xml:space="preserve">  "</w:t>
       </w:r>
       <w:proofErr w:type="spellStart"/>
-      <w:r>
-        <w:t>function_requirements</w:t>
+      <w:proofErr w:type="gramStart"/>
+      <w:r>
+        <w:t>created</w:t>
+      </w:r>
+      <w:proofErr w:type="gramEnd"/>
+      <w:r>
+        <w:t>_at</w:t>
       </w:r>
       <w:proofErr w:type="spellEnd"/>
       <w:r>
-        <w:t>": {</w:t>
-      </w:r>
-    </w:p>
-    <w:p>
-      <w:r>
-        <w:t xml:space="preserve">    "required": true,</w:t>
-      </w:r>
-    </w:p>
-    <w:p>
-      <w:r>
-        <w:t xml:space="preserve">    "name": "add",</w:t>
-      </w:r>
-    </w:p>
-    <w:p>
-      <w:r>
-        <w:t xml:space="preserve">    "</w:t>
-      </w:r>
-      <w:proofErr w:type="spellStart"/>
-      <w:r>
-        <w:t>param_count</w:t>
-      </w:r>
-      <w:proofErr w:type="spellEnd"/>
-      <w:r>
-        <w:t>": 2</w:t>
-      </w:r>
-    </w:p>
-    <w:p>
-      <w:r>
-        <w:t xml:space="preserve">  },</w:t>
-      </w:r>
-    </w:p>
-    <w:p>
-      <w:r>
-        <w:t xml:space="preserve">  "</w:t>
-      </w:r>
-      <w:proofErr w:type="spellStart"/>
-      <w:r>
-        <w:t>require_return</w:t>
-      </w:r>
-      <w:proofErr w:type="spellEnd"/>
-      <w:r>
-        <w:t>": true,</w:t>
-      </w:r>
-    </w:p>
-    <w:p>
-      <w:r>
-        <w:t xml:space="preserve">  "</w:t>
-      </w:r>
-      <w:proofErr w:type="spellStart"/>
-      <w:r>
-        <w:t>require_docstring</w:t>
-      </w:r>
-      <w:proofErr w:type="spellEnd"/>
-      <w:r>
-        <w:t>": true,</w:t>
-      </w:r>
-    </w:p>
-    <w:p>
-      <w:r>
-        <w:t xml:space="preserve">  "</w:t>
-      </w:r>
-      <w:proofErr w:type="spellStart"/>
-      <w:r>
-        <w:t>use_pylint</w:t>
-      </w:r>
-      <w:proofErr w:type="spellEnd"/>
-      <w:r>
-        <w:t>": true</w:t>
+        <w:t>": "2025-03-25T10:00:00Z"</w:t>
       </w:r>
     </w:p>
     <w:p>
@@ -1584,8 +1707,8 @@
     </w:p>
     <w:p>
       <w:r>
-        <w:pict w14:anchorId="0E094CA6">
-          <v:rect id="_x0000_i1027" style="width:0;height:.75pt" o:hralign="center" o:hrstd="t" o:hr="t" fillcolor="#a0a0a0" stroked="f"/>
+        <w:pict w14:anchorId="6DFABEF2">
+          <v:rect id="_x0000_i1087" style="width:0;height:.75pt" o:hralign="center" o:hrstd="t" o:hr="t" fillcolor="#a0a0a0" stroked="f"/>
         </w:pict>
       </w:r>
     </w:p>
@@ -1601,8 +1724,1541 @@
           <w:b/>
           <w:bCs/>
         </w:rPr>
-        <w:t>3. Test Cases</w:t>
-      </w:r>
+        <w:t>3. Assignments</w:t>
+      </w:r>
+    </w:p>
+    <w:tbl>
+      <w:tblPr>
+        <w:tblW w:w="0" w:type="auto"/>
+        <w:tblCellMar>
+          <w:top w:w="15" w:type="dxa"/>
+          <w:left w:w="15" w:type="dxa"/>
+          <w:bottom w:w="15" w:type="dxa"/>
+          <w:right w:w="15" w:type="dxa"/>
+        </w:tblCellMar>
+        <w:tblLook w:val="04A0" w:firstRow="1" w:lastRow="0" w:firstColumn="1" w:lastColumn="0" w:noHBand="0" w:noVBand="1"/>
+      </w:tblPr>
+      <w:tblGrid>
+        <w:gridCol w:w="1125"/>
+        <w:gridCol w:w="1887"/>
+        <w:gridCol w:w="1467"/>
+        <w:gridCol w:w="1565"/>
+        <w:gridCol w:w="1733"/>
+        <w:gridCol w:w="1249"/>
+      </w:tblGrid>
+      <w:tr>
+        <w:trPr>
+          <w:tblHeader/>
+        </w:trPr>
+        <w:tc>
+          <w:tcPr>
+            <w:tcW w:w="0" w:type="auto"/>
+            <w:tcBorders>
+              <w:top w:val="nil"/>
+            </w:tcBorders>
+            <w:tcMar>
+              <w:top w:w="150" w:type="dxa"/>
+              <w:left w:w="0" w:type="dxa"/>
+              <w:bottom w:w="150" w:type="dxa"/>
+              <w:right w:w="240" w:type="dxa"/>
+            </w:tcMar>
+            <w:vAlign w:val="center"/>
+            <w:hideMark/>
+          </w:tcPr>
+          <w:p>
+            <w:r>
+              <w:lastRenderedPageBreak/>
+              <w:t>Method</w:t>
+            </w:r>
+          </w:p>
+        </w:tc>
+        <w:tc>
+          <w:tcPr>
+            <w:tcW w:w="0" w:type="auto"/>
+            <w:tcBorders>
+              <w:top w:val="nil"/>
+            </w:tcBorders>
+            <w:tcMar>
+              <w:top w:w="150" w:type="dxa"/>
+              <w:left w:w="240" w:type="dxa"/>
+              <w:bottom w:w="150" w:type="dxa"/>
+              <w:right w:w="240" w:type="dxa"/>
+            </w:tcMar>
+            <w:vAlign w:val="center"/>
+            <w:hideMark/>
+          </w:tcPr>
+          <w:p>
+            <w:r>
+              <w:t>Endpoint</w:t>
+            </w:r>
+          </w:p>
+        </w:tc>
+        <w:tc>
+          <w:tcPr>
+            <w:tcW w:w="0" w:type="auto"/>
+            <w:tcBorders>
+              <w:top w:val="nil"/>
+            </w:tcBorders>
+            <w:tcMar>
+              <w:top w:w="150" w:type="dxa"/>
+              <w:left w:w="240" w:type="dxa"/>
+              <w:bottom w:w="150" w:type="dxa"/>
+              <w:right w:w="240" w:type="dxa"/>
+            </w:tcMar>
+            <w:vAlign w:val="center"/>
+            <w:hideMark/>
+          </w:tcPr>
+          <w:p>
+            <w:r>
+              <w:t>Description</w:t>
+            </w:r>
+          </w:p>
+        </w:tc>
+        <w:tc>
+          <w:tcPr>
+            <w:tcW w:w="0" w:type="auto"/>
+            <w:tcBorders>
+              <w:top w:val="nil"/>
+            </w:tcBorders>
+            <w:tcMar>
+              <w:top w:w="150" w:type="dxa"/>
+              <w:left w:w="240" w:type="dxa"/>
+              <w:bottom w:w="150" w:type="dxa"/>
+              <w:right w:w="240" w:type="dxa"/>
+            </w:tcMar>
+            <w:vAlign w:val="center"/>
+            <w:hideMark/>
+          </w:tcPr>
+          <w:p>
+            <w:r>
+              <w:t>Permissions</w:t>
+            </w:r>
+          </w:p>
+        </w:tc>
+        <w:tc>
+          <w:tcPr>
+            <w:tcW w:w="0" w:type="auto"/>
+            <w:tcBorders>
+              <w:top w:val="nil"/>
+            </w:tcBorders>
+            <w:tcMar>
+              <w:top w:w="150" w:type="dxa"/>
+              <w:left w:w="240" w:type="dxa"/>
+              <w:bottom w:w="150" w:type="dxa"/>
+              <w:right w:w="240" w:type="dxa"/>
+            </w:tcMar>
+            <w:vAlign w:val="center"/>
+            <w:hideMark/>
+          </w:tcPr>
+          <w:p>
+            <w:r>
+              <w:t>Request Body</w:t>
+            </w:r>
+          </w:p>
+        </w:tc>
+        <w:tc>
+          <w:tcPr>
+            <w:tcW w:w="0" w:type="auto"/>
+            <w:tcBorders>
+              <w:top w:val="nil"/>
+            </w:tcBorders>
+            <w:tcMar>
+              <w:top w:w="150" w:type="dxa"/>
+              <w:left w:w="240" w:type="dxa"/>
+              <w:bottom w:w="150" w:type="dxa"/>
+              <w:right w:w="240" w:type="dxa"/>
+            </w:tcMar>
+            <w:vAlign w:val="center"/>
+            <w:hideMark/>
+          </w:tcPr>
+          <w:p>
+            <w:r>
+              <w:t>Response</w:t>
+            </w:r>
+          </w:p>
+        </w:tc>
+      </w:tr>
+      <w:tr>
+        <w:tc>
+          <w:tcPr>
+            <w:tcW w:w="0" w:type="auto"/>
+            <w:tcMar>
+              <w:top w:w="150" w:type="dxa"/>
+              <w:left w:w="0" w:type="dxa"/>
+              <w:bottom w:w="150" w:type="dxa"/>
+              <w:right w:w="240" w:type="dxa"/>
+            </w:tcMar>
+            <w:vAlign w:val="center"/>
+            <w:hideMark/>
+          </w:tcPr>
+          <w:p>
+            <w:r>
+              <w:t>GET</w:t>
+            </w:r>
+          </w:p>
+        </w:tc>
+        <w:tc>
+          <w:tcPr>
+            <w:tcW w:w="0" w:type="auto"/>
+            <w:tcMar>
+              <w:top w:w="150" w:type="dxa"/>
+              <w:left w:w="240" w:type="dxa"/>
+              <w:bottom w:w="150" w:type="dxa"/>
+              <w:right w:w="240" w:type="dxa"/>
+            </w:tcMar>
+            <w:vAlign w:val="center"/>
+            <w:hideMark/>
+          </w:tcPr>
+          <w:p>
+            <w:r>
+              <w:t>/assignments/</w:t>
+            </w:r>
+          </w:p>
+        </w:tc>
+        <w:tc>
+          <w:tcPr>
+            <w:tcW w:w="0" w:type="auto"/>
+            <w:tcMar>
+              <w:top w:w="150" w:type="dxa"/>
+              <w:left w:w="240" w:type="dxa"/>
+              <w:bottom w:w="150" w:type="dxa"/>
+              <w:right w:w="240" w:type="dxa"/>
+            </w:tcMar>
+            <w:vAlign w:val="center"/>
+            <w:hideMark/>
+          </w:tcPr>
+          <w:p>
+            <w:r>
+              <w:t>List all assignments</w:t>
+            </w:r>
+          </w:p>
+        </w:tc>
+        <w:tc>
+          <w:tcPr>
+            <w:tcW w:w="0" w:type="auto"/>
+            <w:tcMar>
+              <w:top w:w="150" w:type="dxa"/>
+              <w:left w:w="240" w:type="dxa"/>
+              <w:bottom w:w="150" w:type="dxa"/>
+              <w:right w:w="240" w:type="dxa"/>
+            </w:tcMar>
+            <w:vAlign w:val="center"/>
+            <w:hideMark/>
+          </w:tcPr>
+          <w:p>
+            <w:r>
+              <w:t>Any authenticated</w:t>
+            </w:r>
+          </w:p>
+        </w:tc>
+        <w:tc>
+          <w:tcPr>
+            <w:tcW w:w="0" w:type="auto"/>
+            <w:tcMar>
+              <w:top w:w="150" w:type="dxa"/>
+              <w:left w:w="240" w:type="dxa"/>
+              <w:bottom w:w="150" w:type="dxa"/>
+              <w:right w:w="240" w:type="dxa"/>
+            </w:tcMar>
+            <w:vAlign w:val="center"/>
+            <w:hideMark/>
+          </w:tcPr>
+          <w:p>
+            <w:r>
+              <w:t>–</w:t>
+            </w:r>
+          </w:p>
+        </w:tc>
+        <w:tc>
+          <w:tcPr>
+            <w:tcW w:w="0" w:type="auto"/>
+            <w:tcMar>
+              <w:top w:w="150" w:type="dxa"/>
+              <w:left w:w="240" w:type="dxa"/>
+              <w:bottom w:w="150" w:type="dxa"/>
+              <w:right w:w="0" w:type="dxa"/>
+            </w:tcMar>
+            <w:vAlign w:val="center"/>
+            <w:hideMark/>
+          </w:tcPr>
+          <w:p>
+            <w:r>
+              <w:t>List of assignment objects</w:t>
+            </w:r>
+          </w:p>
+        </w:tc>
+      </w:tr>
+      <w:tr>
+        <w:tc>
+          <w:tcPr>
+            <w:tcW w:w="0" w:type="auto"/>
+            <w:tcMar>
+              <w:top w:w="150" w:type="dxa"/>
+              <w:left w:w="0" w:type="dxa"/>
+              <w:bottom w:w="150" w:type="dxa"/>
+              <w:right w:w="240" w:type="dxa"/>
+            </w:tcMar>
+            <w:vAlign w:val="center"/>
+            <w:hideMark/>
+          </w:tcPr>
+          <w:p>
+            <w:r>
+              <w:t>POST</w:t>
+            </w:r>
+          </w:p>
+        </w:tc>
+        <w:tc>
+          <w:tcPr>
+            <w:tcW w:w="0" w:type="auto"/>
+            <w:tcMar>
+              <w:top w:w="150" w:type="dxa"/>
+              <w:left w:w="240" w:type="dxa"/>
+              <w:bottom w:w="150" w:type="dxa"/>
+              <w:right w:w="240" w:type="dxa"/>
+            </w:tcMar>
+            <w:vAlign w:val="center"/>
+            <w:hideMark/>
+          </w:tcPr>
+          <w:p>
+            <w:r>
+              <w:t>/assignments/</w:t>
+            </w:r>
+          </w:p>
+        </w:tc>
+        <w:tc>
+          <w:tcPr>
+            <w:tcW w:w="0" w:type="auto"/>
+            <w:tcMar>
+              <w:top w:w="150" w:type="dxa"/>
+              <w:left w:w="240" w:type="dxa"/>
+              <w:bottom w:w="150" w:type="dxa"/>
+              <w:right w:w="240" w:type="dxa"/>
+            </w:tcMar>
+            <w:vAlign w:val="center"/>
+            <w:hideMark/>
+          </w:tcPr>
+          <w:p>
+            <w:r>
+              <w:t>Create an assignment</w:t>
+            </w:r>
+          </w:p>
+        </w:tc>
+        <w:tc>
+          <w:tcPr>
+            <w:tcW w:w="0" w:type="auto"/>
+            <w:tcMar>
+              <w:top w:w="150" w:type="dxa"/>
+              <w:left w:w="240" w:type="dxa"/>
+              <w:bottom w:w="150" w:type="dxa"/>
+              <w:right w:w="240" w:type="dxa"/>
+            </w:tcMar>
+            <w:vAlign w:val="center"/>
+            <w:hideMark/>
+          </w:tcPr>
+          <w:p>
+            <w:r>
+              <w:t>Lecturer only</w:t>
+            </w:r>
+          </w:p>
+        </w:tc>
+        <w:tc>
+          <w:tcPr>
+            <w:tcW w:w="0" w:type="auto"/>
+            <w:tcMar>
+              <w:top w:w="150" w:type="dxa"/>
+              <w:left w:w="240" w:type="dxa"/>
+              <w:bottom w:w="150" w:type="dxa"/>
+              <w:right w:w="240" w:type="dxa"/>
+            </w:tcMar>
+            <w:vAlign w:val="center"/>
+            <w:hideMark/>
+          </w:tcPr>
+          <w:p>
+            <w:proofErr w:type="gramStart"/>
+            <w:r>
+              <w:t>{ "</w:t>
+            </w:r>
+            <w:proofErr w:type="gramEnd"/>
+            <w:r>
+              <w:t>title", "description", "deadline", "</w:t>
+            </w:r>
+            <w:proofErr w:type="spellStart"/>
+            <w:r>
+              <w:t>course_id</w:t>
+            </w:r>
+            <w:proofErr w:type="spellEnd"/>
+            <w:r>
+              <w:t>", "</w:t>
+            </w:r>
+            <w:proofErr w:type="spellStart"/>
+            <w:r>
+              <w:t>grading_config</w:t>
+            </w:r>
+            <w:proofErr w:type="spellEnd"/>
+            <w:proofErr w:type="gramStart"/>
+            <w:r>
+              <w:t>" }</w:t>
+            </w:r>
+            <w:proofErr w:type="gramEnd"/>
+          </w:p>
+        </w:tc>
+        <w:tc>
+          <w:tcPr>
+            <w:tcW w:w="0" w:type="auto"/>
+            <w:tcMar>
+              <w:top w:w="150" w:type="dxa"/>
+              <w:left w:w="240" w:type="dxa"/>
+              <w:bottom w:w="150" w:type="dxa"/>
+              <w:right w:w="0" w:type="dxa"/>
+            </w:tcMar>
+            <w:vAlign w:val="center"/>
+            <w:hideMark/>
+          </w:tcPr>
+          <w:p>
+            <w:r>
+              <w:t>Created assignment</w:t>
+            </w:r>
+          </w:p>
+        </w:tc>
+      </w:tr>
+      <w:tr>
+        <w:tc>
+          <w:tcPr>
+            <w:tcW w:w="0" w:type="auto"/>
+            <w:tcMar>
+              <w:top w:w="150" w:type="dxa"/>
+              <w:left w:w="0" w:type="dxa"/>
+              <w:bottom w:w="150" w:type="dxa"/>
+              <w:right w:w="240" w:type="dxa"/>
+            </w:tcMar>
+            <w:vAlign w:val="center"/>
+            <w:hideMark/>
+          </w:tcPr>
+          <w:p>
+            <w:r>
+              <w:t>GET</w:t>
+            </w:r>
+          </w:p>
+        </w:tc>
+        <w:tc>
+          <w:tcPr>
+            <w:tcW w:w="0" w:type="auto"/>
+            <w:tcMar>
+              <w:top w:w="150" w:type="dxa"/>
+              <w:left w:w="240" w:type="dxa"/>
+              <w:bottom w:w="150" w:type="dxa"/>
+              <w:right w:w="240" w:type="dxa"/>
+            </w:tcMar>
+            <w:vAlign w:val="center"/>
+            <w:hideMark/>
+          </w:tcPr>
+          <w:p>
+            <w:r>
+              <w:t>/assignments/{id}/</w:t>
+            </w:r>
+          </w:p>
+        </w:tc>
+        <w:tc>
+          <w:tcPr>
+            <w:tcW w:w="0" w:type="auto"/>
+            <w:tcMar>
+              <w:top w:w="150" w:type="dxa"/>
+              <w:left w:w="240" w:type="dxa"/>
+              <w:bottom w:w="150" w:type="dxa"/>
+              <w:right w:w="240" w:type="dxa"/>
+            </w:tcMar>
+            <w:vAlign w:val="center"/>
+            <w:hideMark/>
+          </w:tcPr>
+          <w:p>
+            <w:r>
+              <w:t>Get a single assignment</w:t>
+            </w:r>
+          </w:p>
+        </w:tc>
+        <w:tc>
+          <w:tcPr>
+            <w:tcW w:w="0" w:type="auto"/>
+            <w:tcMar>
+              <w:top w:w="150" w:type="dxa"/>
+              <w:left w:w="240" w:type="dxa"/>
+              <w:bottom w:w="150" w:type="dxa"/>
+              <w:right w:w="240" w:type="dxa"/>
+            </w:tcMar>
+            <w:vAlign w:val="center"/>
+            <w:hideMark/>
+          </w:tcPr>
+          <w:p>
+            <w:r>
+              <w:t>Any authenticated</w:t>
+            </w:r>
+          </w:p>
+        </w:tc>
+        <w:tc>
+          <w:tcPr>
+            <w:tcW w:w="0" w:type="auto"/>
+            <w:tcMar>
+              <w:top w:w="150" w:type="dxa"/>
+              <w:left w:w="240" w:type="dxa"/>
+              <w:bottom w:w="150" w:type="dxa"/>
+              <w:right w:w="240" w:type="dxa"/>
+            </w:tcMar>
+            <w:vAlign w:val="center"/>
+            <w:hideMark/>
+          </w:tcPr>
+          <w:p>
+            <w:r>
+              <w:t>–</w:t>
+            </w:r>
+          </w:p>
+        </w:tc>
+        <w:tc>
+          <w:tcPr>
+            <w:tcW w:w="0" w:type="auto"/>
+            <w:tcMar>
+              <w:top w:w="150" w:type="dxa"/>
+              <w:left w:w="240" w:type="dxa"/>
+              <w:bottom w:w="150" w:type="dxa"/>
+              <w:right w:w="0" w:type="dxa"/>
+            </w:tcMar>
+            <w:vAlign w:val="center"/>
+            <w:hideMark/>
+          </w:tcPr>
+          <w:p>
+            <w:r>
+              <w:t>Assignment object</w:t>
+            </w:r>
+          </w:p>
+        </w:tc>
+      </w:tr>
+      <w:tr>
+        <w:tc>
+          <w:tcPr>
+            <w:tcW w:w="0" w:type="auto"/>
+            <w:tcMar>
+              <w:top w:w="150" w:type="dxa"/>
+              <w:left w:w="0" w:type="dxa"/>
+              <w:bottom w:w="150" w:type="dxa"/>
+              <w:right w:w="240" w:type="dxa"/>
+            </w:tcMar>
+            <w:vAlign w:val="center"/>
+            <w:hideMark/>
+          </w:tcPr>
+          <w:p>
+            <w:r>
+              <w:t>PUT/PATCH</w:t>
+            </w:r>
+          </w:p>
+        </w:tc>
+        <w:tc>
+          <w:tcPr>
+            <w:tcW w:w="0" w:type="auto"/>
+            <w:tcMar>
+              <w:top w:w="150" w:type="dxa"/>
+              <w:left w:w="240" w:type="dxa"/>
+              <w:bottom w:w="150" w:type="dxa"/>
+              <w:right w:w="240" w:type="dxa"/>
+            </w:tcMar>
+            <w:vAlign w:val="center"/>
+            <w:hideMark/>
+          </w:tcPr>
+          <w:p>
+            <w:r>
+              <w:t>/assignments/{id}/</w:t>
+            </w:r>
+          </w:p>
+        </w:tc>
+        <w:tc>
+          <w:tcPr>
+            <w:tcW w:w="0" w:type="auto"/>
+            <w:tcMar>
+              <w:top w:w="150" w:type="dxa"/>
+              <w:left w:w="240" w:type="dxa"/>
+              <w:bottom w:w="150" w:type="dxa"/>
+              <w:right w:w="240" w:type="dxa"/>
+            </w:tcMar>
+            <w:vAlign w:val="center"/>
+            <w:hideMark/>
+          </w:tcPr>
+          <w:p>
+            <w:r>
+              <w:t>Update an assignment</w:t>
+            </w:r>
+          </w:p>
+        </w:tc>
+        <w:tc>
+          <w:tcPr>
+            <w:tcW w:w="0" w:type="auto"/>
+            <w:tcMar>
+              <w:top w:w="150" w:type="dxa"/>
+              <w:left w:w="240" w:type="dxa"/>
+              <w:bottom w:w="150" w:type="dxa"/>
+              <w:right w:w="240" w:type="dxa"/>
+            </w:tcMar>
+            <w:vAlign w:val="center"/>
+            <w:hideMark/>
+          </w:tcPr>
+          <w:p>
+            <w:r>
+              <w:t>Lecturer only</w:t>
+            </w:r>
+          </w:p>
+        </w:tc>
+        <w:tc>
+          <w:tcPr>
+            <w:tcW w:w="0" w:type="auto"/>
+            <w:tcMar>
+              <w:top w:w="150" w:type="dxa"/>
+              <w:left w:w="240" w:type="dxa"/>
+              <w:bottom w:w="150" w:type="dxa"/>
+              <w:right w:w="240" w:type="dxa"/>
+            </w:tcMar>
+            <w:vAlign w:val="center"/>
+            <w:hideMark/>
+          </w:tcPr>
+          <w:p>
+            <w:r>
+              <w:t>Fields to update</w:t>
+            </w:r>
+          </w:p>
+        </w:tc>
+        <w:tc>
+          <w:tcPr>
+            <w:tcW w:w="0" w:type="auto"/>
+            <w:tcMar>
+              <w:top w:w="150" w:type="dxa"/>
+              <w:left w:w="240" w:type="dxa"/>
+              <w:bottom w:w="150" w:type="dxa"/>
+              <w:right w:w="0" w:type="dxa"/>
+            </w:tcMar>
+            <w:vAlign w:val="center"/>
+            <w:hideMark/>
+          </w:tcPr>
+          <w:p>
+            <w:r>
+              <w:t>Updated assignment</w:t>
+            </w:r>
+          </w:p>
+        </w:tc>
+      </w:tr>
+      <w:tr>
+        <w:tc>
+          <w:tcPr>
+            <w:tcW w:w="0" w:type="auto"/>
+            <w:tcMar>
+              <w:top w:w="150" w:type="dxa"/>
+              <w:left w:w="0" w:type="dxa"/>
+              <w:bottom w:w="150" w:type="dxa"/>
+              <w:right w:w="240" w:type="dxa"/>
+            </w:tcMar>
+            <w:vAlign w:val="center"/>
+            <w:hideMark/>
+          </w:tcPr>
+          <w:p>
+            <w:r>
+              <w:t>DELETE</w:t>
+            </w:r>
+          </w:p>
+        </w:tc>
+        <w:tc>
+          <w:tcPr>
+            <w:tcW w:w="0" w:type="auto"/>
+            <w:tcMar>
+              <w:top w:w="150" w:type="dxa"/>
+              <w:left w:w="240" w:type="dxa"/>
+              <w:bottom w:w="150" w:type="dxa"/>
+              <w:right w:w="240" w:type="dxa"/>
+            </w:tcMar>
+            <w:vAlign w:val="center"/>
+            <w:hideMark/>
+          </w:tcPr>
+          <w:p>
+            <w:r>
+              <w:t>/assignments/{id}/</w:t>
+            </w:r>
+          </w:p>
+        </w:tc>
+        <w:tc>
+          <w:tcPr>
+            <w:tcW w:w="0" w:type="auto"/>
+            <w:tcMar>
+              <w:top w:w="150" w:type="dxa"/>
+              <w:left w:w="240" w:type="dxa"/>
+              <w:bottom w:w="150" w:type="dxa"/>
+              <w:right w:w="240" w:type="dxa"/>
+            </w:tcMar>
+            <w:vAlign w:val="center"/>
+            <w:hideMark/>
+          </w:tcPr>
+          <w:p>
+            <w:r>
+              <w:t>Delete an assignment</w:t>
+            </w:r>
+          </w:p>
+        </w:tc>
+        <w:tc>
+          <w:tcPr>
+            <w:tcW w:w="0" w:type="auto"/>
+            <w:tcMar>
+              <w:top w:w="150" w:type="dxa"/>
+              <w:left w:w="240" w:type="dxa"/>
+              <w:bottom w:w="150" w:type="dxa"/>
+              <w:right w:w="240" w:type="dxa"/>
+            </w:tcMar>
+            <w:vAlign w:val="center"/>
+            <w:hideMark/>
+          </w:tcPr>
+          <w:p>
+            <w:r>
+              <w:t>Lecturer only</w:t>
+            </w:r>
+          </w:p>
+        </w:tc>
+        <w:tc>
+          <w:tcPr>
+            <w:tcW w:w="0" w:type="auto"/>
+            <w:tcMar>
+              <w:top w:w="150" w:type="dxa"/>
+              <w:left w:w="240" w:type="dxa"/>
+              <w:bottom w:w="150" w:type="dxa"/>
+              <w:right w:w="240" w:type="dxa"/>
+            </w:tcMar>
+            <w:vAlign w:val="center"/>
+            <w:hideMark/>
+          </w:tcPr>
+          <w:p>
+            <w:r>
+              <w:t>–</w:t>
+            </w:r>
+          </w:p>
+        </w:tc>
+        <w:tc>
+          <w:tcPr>
+            <w:tcW w:w="0" w:type="auto"/>
+            <w:tcMar>
+              <w:top w:w="150" w:type="dxa"/>
+              <w:left w:w="240" w:type="dxa"/>
+              <w:bottom w:w="150" w:type="dxa"/>
+              <w:right w:w="0" w:type="dxa"/>
+            </w:tcMar>
+            <w:vAlign w:val="center"/>
+            <w:hideMark/>
+          </w:tcPr>
+          <w:p>
+            <w:r>
+              <w:t>204 No Content</w:t>
+            </w:r>
+          </w:p>
+        </w:tc>
+      </w:tr>
+    </w:tbl>
+    <w:p>
+      <w:r>
+        <w:rPr>
+          <w:b/>
+          <w:bCs/>
+        </w:rPr>
+        <w:t>Assignment object example:</w:t>
+      </w:r>
+    </w:p>
+    <w:p>
+      <w:proofErr w:type="spellStart"/>
+      <w:r>
+        <w:t>json</w:t>
+      </w:r>
+      <w:proofErr w:type="spellEnd"/>
+    </w:p>
+    <w:p>
+      <w:r>
+        <w:t>{</w:t>
+      </w:r>
+    </w:p>
+    <w:p>
+      <w:r>
+        <w:t xml:space="preserve">  "id": 1,</w:t>
+      </w:r>
+    </w:p>
+    <w:p>
+      <w:r>
+        <w:t xml:space="preserve">  "title": "Python Basics",</w:t>
+      </w:r>
+    </w:p>
+    <w:p>
+      <w:r>
+        <w:lastRenderedPageBreak/>
+        <w:t xml:space="preserve">  "description": "Write a function add(</w:t>
+      </w:r>
+      <w:proofErr w:type="spellStart"/>
+      <w:proofErr w:type="gramStart"/>
+      <w:r>
+        <w:t>a,b</w:t>
+      </w:r>
+      <w:proofErr w:type="spellEnd"/>
+      <w:proofErr w:type="gramEnd"/>
+      <w:r>
+        <w:t>) that returns the sum.",</w:t>
+      </w:r>
+    </w:p>
+    <w:p>
+      <w:r>
+        <w:t xml:space="preserve">  "course": {</w:t>
+      </w:r>
+    </w:p>
+    <w:p>
+      <w:r>
+        <w:t xml:space="preserve">    "id": 1,</w:t>
+      </w:r>
+    </w:p>
+    <w:p>
+      <w:r>
+        <w:t xml:space="preserve">    "code": "CS101",</w:t>
+      </w:r>
+    </w:p>
+    <w:p>
+      <w:r>
+        <w:t xml:space="preserve">    "title": "Introduction to Programming",</w:t>
+      </w:r>
+    </w:p>
+    <w:p>
+      <w:r>
+        <w:t xml:space="preserve">    "lecturer": </w:t>
+      </w:r>
+      <w:proofErr w:type="gramStart"/>
+      <w:r>
+        <w:t>{ ...</w:t>
+      </w:r>
+      <w:proofErr w:type="gramEnd"/>
+      <w:r>
+        <w:t xml:space="preserve"> }</w:t>
+      </w:r>
+    </w:p>
+    <w:p>
+      <w:r>
+        <w:t xml:space="preserve">  },</w:t>
+      </w:r>
+    </w:p>
+    <w:p>
+      <w:r>
+        <w:t xml:space="preserve">  "</w:t>
+      </w:r>
+      <w:proofErr w:type="spellStart"/>
+      <w:proofErr w:type="gramStart"/>
+      <w:r>
+        <w:t>created</w:t>
+      </w:r>
+      <w:proofErr w:type="gramEnd"/>
+      <w:r>
+        <w:t>_by</w:t>
+      </w:r>
+      <w:proofErr w:type="spellEnd"/>
+      <w:r>
+        <w:t xml:space="preserve">": </w:t>
+      </w:r>
+      <w:proofErr w:type="gramStart"/>
+      <w:r>
+        <w:t>{ ...</w:t>
+      </w:r>
+      <w:proofErr w:type="gramEnd"/>
+      <w:r>
+        <w:t xml:space="preserve"> },</w:t>
+      </w:r>
+    </w:p>
+    <w:p>
+      <w:r>
+        <w:t xml:space="preserve">  "</w:t>
+      </w:r>
+      <w:proofErr w:type="spellStart"/>
+      <w:proofErr w:type="gramStart"/>
+      <w:r>
+        <w:t>created</w:t>
+      </w:r>
+      <w:proofErr w:type="gramEnd"/>
+      <w:r>
+        <w:t>_at</w:t>
+      </w:r>
+      <w:proofErr w:type="spellEnd"/>
+      <w:r>
+        <w:t>": "2025-03-25T10:00:00Z",</w:t>
+      </w:r>
+    </w:p>
+    <w:p>
+      <w:r>
+        <w:t xml:space="preserve">  "deadline": "2025-04-30T23:59:59Z",</w:t>
+      </w:r>
+    </w:p>
+    <w:p>
+      <w:r>
+        <w:t xml:space="preserve">  "</w:t>
+      </w:r>
+      <w:proofErr w:type="spellStart"/>
+      <w:proofErr w:type="gramStart"/>
+      <w:r>
+        <w:t>grading</w:t>
+      </w:r>
+      <w:proofErr w:type="gramEnd"/>
+      <w:r>
+        <w:t>_config</w:t>
+      </w:r>
+      <w:proofErr w:type="spellEnd"/>
+      <w:r>
+        <w:t>": {</w:t>
+      </w:r>
+    </w:p>
+    <w:p>
+      <w:r>
+        <w:t xml:space="preserve">    "weights": </w:t>
+      </w:r>
+      <w:proofErr w:type="gramStart"/>
+      <w:r>
+        <w:t>{ "</w:t>
+      </w:r>
+      <w:proofErr w:type="gramEnd"/>
+      <w:r>
+        <w:t xml:space="preserve">syntax": 10, "function": 15, "return": 5, "tests": 40, "style": 10, "doc": </w:t>
+      </w:r>
+      <w:proofErr w:type="gramStart"/>
+      <w:r>
+        <w:t>10 }</w:t>
+      </w:r>
+      <w:proofErr w:type="gramEnd"/>
+      <w:r>
+        <w:t>,</w:t>
+      </w:r>
+    </w:p>
+    <w:p>
+      <w:r>
+        <w:t xml:space="preserve">    "</w:t>
+      </w:r>
+      <w:proofErr w:type="spellStart"/>
+      <w:proofErr w:type="gramStart"/>
+      <w:r>
+        <w:t>function</w:t>
+      </w:r>
+      <w:proofErr w:type="gramEnd"/>
+      <w:r>
+        <w:t>_requirements</w:t>
+      </w:r>
+      <w:proofErr w:type="spellEnd"/>
+      <w:r>
+        <w:t xml:space="preserve">": </w:t>
+      </w:r>
+      <w:proofErr w:type="gramStart"/>
+      <w:r>
+        <w:t>{ "</w:t>
+      </w:r>
+      <w:proofErr w:type="gramEnd"/>
+      <w:r>
+        <w:t>required": true, "name": "add", "</w:t>
+      </w:r>
+      <w:proofErr w:type="spellStart"/>
+      <w:r>
+        <w:t>param_count</w:t>
+      </w:r>
+      <w:proofErr w:type="spellEnd"/>
+      <w:r>
+        <w:t xml:space="preserve">": </w:t>
+      </w:r>
+      <w:proofErr w:type="gramStart"/>
+      <w:r>
+        <w:t>2 }</w:t>
+      </w:r>
+      <w:proofErr w:type="gramEnd"/>
+      <w:r>
+        <w:t>,</w:t>
+      </w:r>
+    </w:p>
+    <w:p>
+      <w:r>
+        <w:t xml:space="preserve">    "</w:t>
+      </w:r>
+      <w:proofErr w:type="spellStart"/>
+      <w:proofErr w:type="gramStart"/>
+      <w:r>
+        <w:t>require</w:t>
+      </w:r>
+      <w:proofErr w:type="gramEnd"/>
+      <w:r>
+        <w:t>_return</w:t>
+      </w:r>
+      <w:proofErr w:type="spellEnd"/>
+      <w:r>
+        <w:t>": true,</w:t>
+      </w:r>
+    </w:p>
+    <w:p>
+      <w:r>
+        <w:t xml:space="preserve">    "</w:t>
+      </w:r>
+      <w:proofErr w:type="spellStart"/>
+      <w:proofErr w:type="gramStart"/>
+      <w:r>
+        <w:t>require</w:t>
+      </w:r>
+      <w:proofErr w:type="gramEnd"/>
+      <w:r>
+        <w:t>_docstring</w:t>
+      </w:r>
+      <w:proofErr w:type="spellEnd"/>
+      <w:r>
+        <w:t>": true,</w:t>
+      </w:r>
+    </w:p>
+    <w:p>
+      <w:r>
+        <w:t xml:space="preserve">    "</w:t>
+      </w:r>
+      <w:proofErr w:type="spellStart"/>
+      <w:proofErr w:type="gramStart"/>
+      <w:r>
+        <w:t>use</w:t>
+      </w:r>
+      <w:proofErr w:type="gramEnd"/>
+      <w:r>
+        <w:t>_pylint</w:t>
+      </w:r>
+      <w:proofErr w:type="spellEnd"/>
+      <w:r>
+        <w:t>": true</w:t>
+      </w:r>
+    </w:p>
+    <w:p>
+      <w:r>
+        <w:t xml:space="preserve">  }</w:t>
+      </w:r>
+    </w:p>
+    <w:p>
+      <w:r>
+        <w:t>}</w:t>
+      </w:r>
+    </w:p>
+    <w:p>
+      <w:r>
+        <w:pict w14:anchorId="477C4685">
+          <v:rect id="_x0000_i1088" style="width:0;height:.75pt" o:hralign="center" o:hrstd="t" o:hr="t" fillcolor="#a0a0a0" stroked="f"/>
+        </w:pict>
+      </w:r>
+    </w:p>
+    <w:p>
+      <w:pPr>
+        <w:rPr>
+          <w:b/>
+          <w:bCs/>
+        </w:rPr>
+      </w:pPr>
+      <w:r>
+        <w:rPr>
+          <w:b/>
+          <w:bCs/>
+        </w:rPr>
+        <w:t>4. Test Cases</w:t>
+      </w:r>
+    </w:p>
+    <w:p>
+      <w:r>
+        <w:t>Test cases support </w:t>
+      </w:r>
+      <w:r>
+        <w:rPr>
+          <w:b/>
+          <w:bCs/>
+        </w:rPr>
+        <w:t>two modes</w:t>
+      </w:r>
+      <w:r>
+        <w:t>:</w:t>
+      </w:r>
+    </w:p>
+    <w:p>
+      <w:pPr>
+        <w:numPr>
+          <w:ilvl w:val="0"/>
+          <w:numId w:val="6"/>
+        </w:numPr>
+      </w:pPr>
+      <w:proofErr w:type="spellStart"/>
+      <w:r>
+        <w:t>stdout</w:t>
+      </w:r>
+      <w:proofErr w:type="spellEnd"/>
+      <w:r>
+        <w:t> (default) – runs the entire script and compares printed output.</w:t>
+      </w:r>
+    </w:p>
+    <w:p>
+      <w:pPr>
+        <w:numPr>
+          <w:ilvl w:val="0"/>
+          <w:numId w:val="6"/>
+        </w:numPr>
+      </w:pPr>
+      <w:r>
+        <w:t>function – imports the student’s code, calls a specific function, and compares the return value.</w:t>
+      </w:r>
+    </w:p>
+    <w:tbl>
+      <w:tblPr>
+        <w:tblW w:w="11280" w:type="dxa"/>
+        <w:tblCellMar>
+          <w:top w:w="15" w:type="dxa"/>
+          <w:left w:w="15" w:type="dxa"/>
+          <w:bottom w:w="15" w:type="dxa"/>
+          <w:right w:w="15" w:type="dxa"/>
+        </w:tblCellMar>
+        <w:tblLook w:val="04A0" w:firstRow="1" w:lastRow="0" w:firstColumn="1" w:lastColumn="0" w:noHBand="0" w:noVBand="1"/>
+      </w:tblPr>
+      <w:tblGrid>
+        <w:gridCol w:w="2684"/>
+        <w:gridCol w:w="1792"/>
+        <w:gridCol w:w="6804"/>
+      </w:tblGrid>
+      <w:tr>
+        <w:trPr>
+          <w:tblHeader/>
+        </w:trPr>
+        <w:tc>
+          <w:tcPr>
+            <w:tcW w:w="0" w:type="auto"/>
+            <w:tcBorders>
+              <w:top w:val="nil"/>
+            </w:tcBorders>
+            <w:tcMar>
+              <w:top w:w="150" w:type="dxa"/>
+              <w:left w:w="0" w:type="dxa"/>
+              <w:bottom w:w="150" w:type="dxa"/>
+              <w:right w:w="240" w:type="dxa"/>
+            </w:tcMar>
+            <w:vAlign w:val="center"/>
+            <w:hideMark/>
+          </w:tcPr>
+          <w:p>
+            <w:r>
+              <w:t>Field</w:t>
+            </w:r>
+          </w:p>
+        </w:tc>
+        <w:tc>
+          <w:tcPr>
+            <w:tcW w:w="0" w:type="auto"/>
+            <w:tcBorders>
+              <w:top w:val="nil"/>
+            </w:tcBorders>
+            <w:tcMar>
+              <w:top w:w="150" w:type="dxa"/>
+              <w:left w:w="240" w:type="dxa"/>
+              <w:bottom w:w="150" w:type="dxa"/>
+              <w:right w:w="240" w:type="dxa"/>
+            </w:tcMar>
+            <w:vAlign w:val="center"/>
+            <w:hideMark/>
+          </w:tcPr>
+          <w:p>
+            <w:r>
+              <w:t>Type</w:t>
+            </w:r>
+          </w:p>
+        </w:tc>
+        <w:tc>
+          <w:tcPr>
+            <w:tcW w:w="0" w:type="auto"/>
+            <w:tcBorders>
+              <w:top w:val="nil"/>
+            </w:tcBorders>
+            <w:tcMar>
+              <w:top w:w="150" w:type="dxa"/>
+              <w:left w:w="240" w:type="dxa"/>
+              <w:bottom w:w="150" w:type="dxa"/>
+              <w:right w:w="240" w:type="dxa"/>
+            </w:tcMar>
+            <w:vAlign w:val="center"/>
+            <w:hideMark/>
+          </w:tcPr>
+          <w:p>
+            <w:r>
+              <w:t>Description</w:t>
+            </w:r>
+          </w:p>
+        </w:tc>
+      </w:tr>
+      <w:tr>
+        <w:tc>
+          <w:tcPr>
+            <w:tcW w:w="0" w:type="auto"/>
+            <w:tcMar>
+              <w:top w:w="150" w:type="dxa"/>
+              <w:left w:w="0" w:type="dxa"/>
+              <w:bottom w:w="150" w:type="dxa"/>
+              <w:right w:w="240" w:type="dxa"/>
+            </w:tcMar>
+            <w:vAlign w:val="center"/>
+            <w:hideMark/>
+          </w:tcPr>
+          <w:p>
+            <w:proofErr w:type="spellStart"/>
+            <w:r>
+              <w:t>test_type</w:t>
+            </w:r>
+            <w:proofErr w:type="spellEnd"/>
+          </w:p>
+        </w:tc>
+        <w:tc>
+          <w:tcPr>
+            <w:tcW w:w="0" w:type="auto"/>
+            <w:tcMar>
+              <w:top w:w="150" w:type="dxa"/>
+              <w:left w:w="240" w:type="dxa"/>
+              <w:bottom w:w="150" w:type="dxa"/>
+              <w:right w:w="240" w:type="dxa"/>
+            </w:tcMar>
+            <w:vAlign w:val="center"/>
+            <w:hideMark/>
+          </w:tcPr>
+          <w:p>
+            <w:r>
+              <w:t>string</w:t>
+            </w:r>
+          </w:p>
+        </w:tc>
+        <w:tc>
+          <w:tcPr>
+            <w:tcW w:w="0" w:type="auto"/>
+            <w:tcMar>
+              <w:top w:w="150" w:type="dxa"/>
+              <w:left w:w="240" w:type="dxa"/>
+              <w:bottom w:w="150" w:type="dxa"/>
+              <w:right w:w="0" w:type="dxa"/>
+            </w:tcMar>
+            <w:vAlign w:val="center"/>
+            <w:hideMark/>
+          </w:tcPr>
+          <w:p>
+            <w:r>
+              <w:t>"</w:t>
+            </w:r>
+            <w:proofErr w:type="spellStart"/>
+            <w:r>
+              <w:t>stdout</w:t>
+            </w:r>
+            <w:proofErr w:type="spellEnd"/>
+            <w:r>
+              <w:t>" or "function"</w:t>
+            </w:r>
+          </w:p>
+        </w:tc>
+      </w:tr>
+      <w:tr>
+        <w:tc>
+          <w:tcPr>
+            <w:tcW w:w="0" w:type="auto"/>
+            <w:tcMar>
+              <w:top w:w="150" w:type="dxa"/>
+              <w:left w:w="0" w:type="dxa"/>
+              <w:bottom w:w="150" w:type="dxa"/>
+              <w:right w:w="240" w:type="dxa"/>
+            </w:tcMar>
+            <w:vAlign w:val="center"/>
+            <w:hideMark/>
+          </w:tcPr>
+          <w:p>
+            <w:proofErr w:type="spellStart"/>
+            <w:r>
+              <w:lastRenderedPageBreak/>
+              <w:t>input_data</w:t>
+            </w:r>
+            <w:proofErr w:type="spellEnd"/>
+          </w:p>
+        </w:tc>
+        <w:tc>
+          <w:tcPr>
+            <w:tcW w:w="0" w:type="auto"/>
+            <w:tcMar>
+              <w:top w:w="150" w:type="dxa"/>
+              <w:left w:w="240" w:type="dxa"/>
+              <w:bottom w:w="150" w:type="dxa"/>
+              <w:right w:w="240" w:type="dxa"/>
+            </w:tcMar>
+            <w:vAlign w:val="center"/>
+            <w:hideMark/>
+          </w:tcPr>
+          <w:p>
+            <w:r>
+              <w:t>string</w:t>
+            </w:r>
+          </w:p>
+        </w:tc>
+        <w:tc>
+          <w:tcPr>
+            <w:tcW w:w="0" w:type="auto"/>
+            <w:tcMar>
+              <w:top w:w="150" w:type="dxa"/>
+              <w:left w:w="240" w:type="dxa"/>
+              <w:bottom w:w="150" w:type="dxa"/>
+              <w:right w:w="0" w:type="dxa"/>
+            </w:tcMar>
+            <w:vAlign w:val="center"/>
+            <w:hideMark/>
+          </w:tcPr>
+          <w:p>
+            <w:r>
+              <w:t xml:space="preserve">For </w:t>
+            </w:r>
+            <w:proofErr w:type="spellStart"/>
+            <w:r>
+              <w:t>stdout</w:t>
+            </w:r>
+            <w:proofErr w:type="spellEnd"/>
+            <w:r>
+              <w:t xml:space="preserve"> mode – data to feed to stdin</w:t>
+            </w:r>
+          </w:p>
+        </w:tc>
+      </w:tr>
+      <w:tr>
+        <w:tc>
+          <w:tcPr>
+            <w:tcW w:w="0" w:type="auto"/>
+            <w:tcMar>
+              <w:top w:w="150" w:type="dxa"/>
+              <w:left w:w="0" w:type="dxa"/>
+              <w:bottom w:w="150" w:type="dxa"/>
+              <w:right w:w="240" w:type="dxa"/>
+            </w:tcMar>
+            <w:vAlign w:val="center"/>
+            <w:hideMark/>
+          </w:tcPr>
+          <w:p>
+            <w:proofErr w:type="spellStart"/>
+            <w:r>
+              <w:t>expected_output</w:t>
+            </w:r>
+            <w:proofErr w:type="spellEnd"/>
+          </w:p>
+        </w:tc>
+        <w:tc>
+          <w:tcPr>
+            <w:tcW w:w="0" w:type="auto"/>
+            <w:tcMar>
+              <w:top w:w="150" w:type="dxa"/>
+              <w:left w:w="240" w:type="dxa"/>
+              <w:bottom w:w="150" w:type="dxa"/>
+              <w:right w:w="240" w:type="dxa"/>
+            </w:tcMar>
+            <w:vAlign w:val="center"/>
+            <w:hideMark/>
+          </w:tcPr>
+          <w:p>
+            <w:r>
+              <w:t>string</w:t>
+            </w:r>
+          </w:p>
+        </w:tc>
+        <w:tc>
+          <w:tcPr>
+            <w:tcW w:w="0" w:type="auto"/>
+            <w:tcMar>
+              <w:top w:w="150" w:type="dxa"/>
+              <w:left w:w="240" w:type="dxa"/>
+              <w:bottom w:w="150" w:type="dxa"/>
+              <w:right w:w="0" w:type="dxa"/>
+            </w:tcMar>
+            <w:vAlign w:val="center"/>
+            <w:hideMark/>
+          </w:tcPr>
+          <w:p>
+            <w:r>
+              <w:t>Expected output (</w:t>
+            </w:r>
+            <w:proofErr w:type="spellStart"/>
+            <w:r>
+              <w:t>stdout</w:t>
+            </w:r>
+            <w:proofErr w:type="spellEnd"/>
+            <w:r>
+              <w:t xml:space="preserve"> or return value)</w:t>
+            </w:r>
+          </w:p>
+        </w:tc>
+      </w:tr>
+      <w:tr>
+        <w:tc>
+          <w:tcPr>
+            <w:tcW w:w="0" w:type="auto"/>
+            <w:tcMar>
+              <w:top w:w="150" w:type="dxa"/>
+              <w:left w:w="0" w:type="dxa"/>
+              <w:bottom w:w="150" w:type="dxa"/>
+              <w:right w:w="240" w:type="dxa"/>
+            </w:tcMar>
+            <w:vAlign w:val="center"/>
+            <w:hideMark/>
+          </w:tcPr>
+          <w:p>
+            <w:proofErr w:type="spellStart"/>
+            <w:r>
+              <w:t>is_hidden</w:t>
+            </w:r>
+            <w:proofErr w:type="spellEnd"/>
+          </w:p>
+        </w:tc>
+        <w:tc>
+          <w:tcPr>
+            <w:tcW w:w="0" w:type="auto"/>
+            <w:tcMar>
+              <w:top w:w="150" w:type="dxa"/>
+              <w:left w:w="240" w:type="dxa"/>
+              <w:bottom w:w="150" w:type="dxa"/>
+              <w:right w:w="240" w:type="dxa"/>
+            </w:tcMar>
+            <w:vAlign w:val="center"/>
+            <w:hideMark/>
+          </w:tcPr>
+          <w:p>
+            <w:proofErr w:type="spellStart"/>
+            <w:r>
+              <w:t>boolean</w:t>
+            </w:r>
+            <w:proofErr w:type="spellEnd"/>
+          </w:p>
+        </w:tc>
+        <w:tc>
+          <w:tcPr>
+            <w:tcW w:w="0" w:type="auto"/>
+            <w:tcMar>
+              <w:top w:w="150" w:type="dxa"/>
+              <w:left w:w="240" w:type="dxa"/>
+              <w:bottom w:w="150" w:type="dxa"/>
+              <w:right w:w="0" w:type="dxa"/>
+            </w:tcMar>
+            <w:vAlign w:val="center"/>
+            <w:hideMark/>
+          </w:tcPr>
+          <w:p>
+            <w:r>
+              <w:t>If true, hidden from student but used in grading</w:t>
+            </w:r>
+          </w:p>
+        </w:tc>
+      </w:tr>
+      <w:tr>
+        <w:tc>
+          <w:tcPr>
+            <w:tcW w:w="0" w:type="auto"/>
+            <w:tcMar>
+              <w:top w:w="150" w:type="dxa"/>
+              <w:left w:w="0" w:type="dxa"/>
+              <w:bottom w:w="150" w:type="dxa"/>
+              <w:right w:w="240" w:type="dxa"/>
+            </w:tcMar>
+            <w:vAlign w:val="center"/>
+            <w:hideMark/>
+          </w:tcPr>
+          <w:p>
+            <w:proofErr w:type="spellStart"/>
+            <w:r>
+              <w:t>function_name</w:t>
+            </w:r>
+            <w:proofErr w:type="spellEnd"/>
+          </w:p>
+        </w:tc>
+        <w:tc>
+          <w:tcPr>
+            <w:tcW w:w="0" w:type="auto"/>
+            <w:tcMar>
+              <w:top w:w="150" w:type="dxa"/>
+              <w:left w:w="240" w:type="dxa"/>
+              <w:bottom w:w="150" w:type="dxa"/>
+              <w:right w:w="240" w:type="dxa"/>
+            </w:tcMar>
+            <w:vAlign w:val="center"/>
+            <w:hideMark/>
+          </w:tcPr>
+          <w:p>
+            <w:r>
+              <w:t>string</w:t>
+            </w:r>
+          </w:p>
+        </w:tc>
+        <w:tc>
+          <w:tcPr>
+            <w:tcW w:w="0" w:type="auto"/>
+            <w:tcMar>
+              <w:top w:w="150" w:type="dxa"/>
+              <w:left w:w="240" w:type="dxa"/>
+              <w:bottom w:w="150" w:type="dxa"/>
+              <w:right w:w="0" w:type="dxa"/>
+            </w:tcMar>
+            <w:vAlign w:val="center"/>
+            <w:hideMark/>
+          </w:tcPr>
+          <w:p>
+            <w:r>
+              <w:t>(function mode only) Name of function to call</w:t>
+            </w:r>
+          </w:p>
+        </w:tc>
+      </w:tr>
+      <w:tr>
+        <w:tc>
+          <w:tcPr>
+            <w:tcW w:w="0" w:type="auto"/>
+            <w:tcMar>
+              <w:top w:w="150" w:type="dxa"/>
+              <w:left w:w="0" w:type="dxa"/>
+              <w:bottom w:w="150" w:type="dxa"/>
+              <w:right w:w="240" w:type="dxa"/>
+            </w:tcMar>
+            <w:vAlign w:val="center"/>
+            <w:hideMark/>
+          </w:tcPr>
+          <w:p>
+            <w:r>
+              <w:t>arguments</w:t>
+            </w:r>
+          </w:p>
+        </w:tc>
+        <w:tc>
+          <w:tcPr>
+            <w:tcW w:w="0" w:type="auto"/>
+            <w:tcMar>
+              <w:top w:w="150" w:type="dxa"/>
+              <w:left w:w="240" w:type="dxa"/>
+              <w:bottom w:w="150" w:type="dxa"/>
+              <w:right w:w="240" w:type="dxa"/>
+            </w:tcMar>
+            <w:vAlign w:val="center"/>
+            <w:hideMark/>
+          </w:tcPr>
+          <w:p>
+            <w:r>
+              <w:t>array</w:t>
+            </w:r>
+          </w:p>
+        </w:tc>
+        <w:tc>
+          <w:tcPr>
+            <w:tcW w:w="0" w:type="auto"/>
+            <w:tcMar>
+              <w:top w:w="150" w:type="dxa"/>
+              <w:left w:w="240" w:type="dxa"/>
+              <w:bottom w:w="150" w:type="dxa"/>
+              <w:right w:w="0" w:type="dxa"/>
+            </w:tcMar>
+            <w:vAlign w:val="center"/>
+            <w:hideMark/>
+          </w:tcPr>
+          <w:p>
+            <w:r>
+              <w:t>(function mode only) List of arguments to pass</w:t>
+            </w:r>
+          </w:p>
+        </w:tc>
+      </w:tr>
+    </w:tbl>
+    <w:p>
+      <w:pPr>
+        <w:rPr>
+          <w:vanish/>
+        </w:rPr>
+      </w:pPr>
     </w:p>
     <w:tbl>
       <w:tblPr>
@@ -1919,7 +3575,7 @@
           </w:tcPr>
           <w:p>
             <w:r>
-              <w:t>Create test case</w:t>
+              <w:t>Create a test case</w:t>
             </w:r>
           </w:p>
         </w:tc>
@@ -1955,31 +3611,7 @@
           </w:tcPr>
           <w:p>
             <w:r>
-              <w:t>{ "assignment": id, "</w:t>
-            </w:r>
-            <w:proofErr w:type="spellStart"/>
-            <w:r>
-              <w:t>input_data</w:t>
-            </w:r>
-            <w:proofErr w:type="spellEnd"/>
-            <w:r>
-              <w:t>": "", "</w:t>
-            </w:r>
-            <w:proofErr w:type="spellStart"/>
-            <w:r>
-              <w:t>expected_output</w:t>
-            </w:r>
-            <w:proofErr w:type="spellEnd"/>
-            <w:r>
-              <w:t>": "", "</w:t>
-            </w:r>
-            <w:proofErr w:type="spellStart"/>
-            <w:r>
-              <w:t>is_hidden</w:t>
-            </w:r>
-            <w:proofErr w:type="spellEnd"/>
-            <w:r>
-              <w:t>": false }</w:t>
+              <w:t>See example below</w:t>
             </w:r>
           </w:p>
         </w:tc>
@@ -2017,7 +3649,6 @@
           </w:tcPr>
           <w:p>
             <w:r>
-              <w:lastRenderedPageBreak/>
               <w:t>GET</w:t>
             </w:r>
           </w:p>
@@ -2054,7 +3685,7 @@
           </w:tcPr>
           <w:p>
             <w:r>
-              <w:t>Get one test case</w:t>
+              <w:t>Get a single test case</w:t>
             </w:r>
           </w:p>
         </w:tc>
@@ -2108,7 +3739,7 @@
           </w:tcPr>
           <w:p>
             <w:r>
-              <w:t>Test case</w:t>
+              <w:t>Test case object</w:t>
             </w:r>
           </w:p>
         </w:tc>
@@ -2164,7 +3795,7 @@
           </w:tcPr>
           <w:p>
             <w:r>
-              <w:t>Update test case</w:t>
+              <w:t>Update a test case</w:t>
             </w:r>
           </w:p>
         </w:tc>
@@ -2238,6 +3869,7 @@
           </w:tcPr>
           <w:p>
             <w:r>
+              <w:lastRenderedPageBreak/>
               <w:t>DELETE</w:t>
             </w:r>
           </w:p>
@@ -2274,7 +3906,7 @@
           </w:tcPr>
           <w:p>
             <w:r>
-              <w:t>Delete test case</w:t>
+              <w:t>Delete a test case</w:t>
             </w:r>
           </w:p>
         </w:tc>
@@ -2328,7 +3960,7 @@
           </w:tcPr>
           <w:p>
             <w:r>
-              <w:t>204</w:t>
+              <w:t>204 No Content</w:t>
             </w:r>
           </w:p>
         </w:tc>
@@ -2340,95 +3972,255 @@
           <w:b/>
           <w:bCs/>
         </w:rPr>
-        <w:t>Example test case:</w:t>
-      </w:r>
-    </w:p>
-    <w:p>
+        <w:t xml:space="preserve">Example – </w:t>
+      </w:r>
       <w:proofErr w:type="spellStart"/>
       <w:r>
-        <w:t>json</w:t>
-      </w:r>
-      <w:proofErr w:type="spellEnd"/>
-    </w:p>
-    <w:p>
-      <w:r>
-        <w:t>{</w:t>
-      </w:r>
-    </w:p>
-    <w:p>
-      <w:r>
-        <w:t xml:space="preserve">  "id": 1,</w:t>
-      </w:r>
-    </w:p>
-    <w:p>
-      <w:r>
-        <w:t xml:space="preserve">  "assignment": 1,</w:t>
-      </w:r>
-    </w:p>
-    <w:p>
-      <w:r>
-        <w:t xml:space="preserve">  "</w:t>
-      </w:r>
-      <w:proofErr w:type="spellStart"/>
-      <w:r>
-        <w:t>input_data</w:t>
-      </w:r>
-      <w:proofErr w:type="spellEnd"/>
-      <w:r>
-        <w:t>": "2\n3",</w:t>
-      </w:r>
-    </w:p>
-    <w:p>
-      <w:r>
-        <w:t xml:space="preserve">  "</w:t>
-      </w:r>
-      <w:proofErr w:type="spellStart"/>
-      <w:r>
-        <w:t>expected_output</w:t>
-      </w:r>
-      <w:proofErr w:type="spellEnd"/>
-      <w:r>
-        <w:t>": "5",</w:t>
-      </w:r>
-    </w:p>
-    <w:p>
-      <w:r>
-        <w:t xml:space="preserve">  "</w:t>
-      </w:r>
-      <w:proofErr w:type="spellStart"/>
-      <w:r>
-        <w:t>is_hidden</w:t>
-      </w:r>
-      <w:proofErr w:type="spellEnd"/>
-      <w:r>
-        <w:t>": false</w:t>
-      </w:r>
-    </w:p>
-    <w:p>
-      <w:r>
-        <w:t>}</w:t>
-      </w:r>
-    </w:p>
-    <w:p>
-      <w:r>
-        <w:pict w14:anchorId="15CE401E">
-          <v:rect id="_x0000_i1028" style="width:0;height:.75pt" o:hralign="center" o:hrstd="t" o:hr="t" fillcolor="#a0a0a0" stroked="f"/>
-        </w:pict>
-      </w:r>
-    </w:p>
-    <w:p>
-      <w:pPr>
         <w:rPr>
           <w:b/>
           <w:bCs/>
         </w:rPr>
-      </w:pPr>
+        <w:t>stdout</w:t>
+      </w:r>
+      <w:proofErr w:type="spellEnd"/>
       <w:r>
         <w:rPr>
           <w:b/>
           <w:bCs/>
         </w:rPr>
-        <w:t>4. Submissions</w:t>
+        <w:t xml:space="preserve"> test case:</w:t>
+      </w:r>
+    </w:p>
+    <w:p>
+      <w:proofErr w:type="spellStart"/>
+      <w:r>
+        <w:t>json</w:t>
+      </w:r>
+      <w:proofErr w:type="spellEnd"/>
+    </w:p>
+    <w:p>
+      <w:r>
+        <w:t>{</w:t>
+      </w:r>
+    </w:p>
+    <w:p>
+      <w:r>
+        <w:t xml:space="preserve">  "assignment": 1,</w:t>
+      </w:r>
+    </w:p>
+    <w:p>
+      <w:r>
+        <w:t xml:space="preserve">  "</w:t>
+      </w:r>
+      <w:proofErr w:type="spellStart"/>
+      <w:proofErr w:type="gramStart"/>
+      <w:r>
+        <w:t>test</w:t>
+      </w:r>
+      <w:proofErr w:type="gramEnd"/>
+      <w:r>
+        <w:t>_type</w:t>
+      </w:r>
+      <w:proofErr w:type="spellEnd"/>
+      <w:r>
+        <w:t>": "</w:t>
+      </w:r>
+      <w:proofErr w:type="spellStart"/>
+      <w:r>
+        <w:t>stdout</w:t>
+      </w:r>
+      <w:proofErr w:type="spellEnd"/>
+      <w:r>
+        <w:t>",</w:t>
+      </w:r>
+    </w:p>
+    <w:p>
+      <w:r>
+        <w:t xml:space="preserve">  "</w:t>
+      </w:r>
+      <w:proofErr w:type="spellStart"/>
+      <w:proofErr w:type="gramStart"/>
+      <w:r>
+        <w:t>input</w:t>
+      </w:r>
+      <w:proofErr w:type="gramEnd"/>
+      <w:r>
+        <w:t>_data</w:t>
+      </w:r>
+      <w:proofErr w:type="spellEnd"/>
+      <w:r>
+        <w:t>": "2\n3",</w:t>
+      </w:r>
+    </w:p>
+    <w:p>
+      <w:r>
+        <w:t xml:space="preserve">  "</w:t>
+      </w:r>
+      <w:proofErr w:type="spellStart"/>
+      <w:proofErr w:type="gramStart"/>
+      <w:r>
+        <w:t>expected</w:t>
+      </w:r>
+      <w:proofErr w:type="gramEnd"/>
+      <w:r>
+        <w:t>_output</w:t>
+      </w:r>
+      <w:proofErr w:type="spellEnd"/>
+      <w:r>
+        <w:t>": "5",</w:t>
+      </w:r>
+    </w:p>
+    <w:p>
+      <w:r>
+        <w:t xml:space="preserve">  "</w:t>
+      </w:r>
+      <w:proofErr w:type="spellStart"/>
+      <w:proofErr w:type="gramStart"/>
+      <w:r>
+        <w:t>is</w:t>
+      </w:r>
+      <w:proofErr w:type="gramEnd"/>
+      <w:r>
+        <w:t>_hidden</w:t>
+      </w:r>
+      <w:proofErr w:type="spellEnd"/>
+      <w:r>
+        <w:t>": false</w:t>
+      </w:r>
+    </w:p>
+    <w:p>
+      <w:r>
+        <w:t>}</w:t>
+      </w:r>
+    </w:p>
+    <w:p>
+      <w:r>
+        <w:rPr>
+          <w:b/>
+          <w:bCs/>
+        </w:rPr>
+        <w:t>Example – function test case:</w:t>
+      </w:r>
+    </w:p>
+    <w:p>
+      <w:proofErr w:type="spellStart"/>
+      <w:r>
+        <w:t>json</w:t>
+      </w:r>
+      <w:proofErr w:type="spellEnd"/>
+    </w:p>
+    <w:p>
+      <w:r>
+        <w:t>{</w:t>
+      </w:r>
+    </w:p>
+    <w:p>
+      <w:r>
+        <w:t xml:space="preserve">  "assignment": 1,</w:t>
+      </w:r>
+    </w:p>
+    <w:p>
+      <w:r>
+        <w:t xml:space="preserve">  "</w:t>
+      </w:r>
+      <w:proofErr w:type="spellStart"/>
+      <w:proofErr w:type="gramStart"/>
+      <w:r>
+        <w:t>test</w:t>
+      </w:r>
+      <w:proofErr w:type="gramEnd"/>
+      <w:r>
+        <w:t>_type</w:t>
+      </w:r>
+      <w:proofErr w:type="spellEnd"/>
+      <w:r>
+        <w:t>": "function",</w:t>
+      </w:r>
+    </w:p>
+    <w:p>
+      <w:r>
+        <w:t xml:space="preserve">  "</w:t>
+      </w:r>
+      <w:proofErr w:type="spellStart"/>
+      <w:proofErr w:type="gramStart"/>
+      <w:r>
+        <w:t>function</w:t>
+      </w:r>
+      <w:proofErr w:type="gramEnd"/>
+      <w:r>
+        <w:t>_name</w:t>
+      </w:r>
+      <w:proofErr w:type="spellEnd"/>
+      <w:r>
+        <w:t>": "add",</w:t>
+      </w:r>
+    </w:p>
+    <w:p>
+      <w:r>
+        <w:t xml:space="preserve">  "arguments": [2, 3],</w:t>
+      </w:r>
+    </w:p>
+    <w:p>
+      <w:r>
+        <w:t xml:space="preserve">  "</w:t>
+      </w:r>
+      <w:proofErr w:type="spellStart"/>
+      <w:proofErr w:type="gramStart"/>
+      <w:r>
+        <w:t>expected</w:t>
+      </w:r>
+      <w:proofErr w:type="gramEnd"/>
+      <w:r>
+        <w:t>_output</w:t>
+      </w:r>
+      <w:proofErr w:type="spellEnd"/>
+      <w:r>
+        <w:t>": "5",</w:t>
+      </w:r>
+    </w:p>
+    <w:p>
+      <w:r>
+        <w:t xml:space="preserve">  "</w:t>
+      </w:r>
+      <w:proofErr w:type="spellStart"/>
+      <w:proofErr w:type="gramStart"/>
+      <w:r>
+        <w:t>is</w:t>
+      </w:r>
+      <w:proofErr w:type="gramEnd"/>
+      <w:r>
+        <w:t>_hidden</w:t>
+      </w:r>
+      <w:proofErr w:type="spellEnd"/>
+      <w:r>
+        <w:t>": false</w:t>
+      </w:r>
+    </w:p>
+    <w:p>
+      <w:r>
+        <w:t>}</w:t>
+      </w:r>
+    </w:p>
+    <w:p>
+      <w:r>
+        <w:pict w14:anchorId="05AA38DB">
+          <v:rect id="_x0000_i1089" style="width:0;height:.75pt" o:hralign="center" o:hrstd="t" o:hr="t" fillcolor="#a0a0a0" stroked="f"/>
+        </w:pict>
+      </w:r>
+    </w:p>
+    <w:p>
+      <w:pPr>
+        <w:rPr>
+          <w:b/>
+          <w:bCs/>
+        </w:rPr>
+      </w:pPr>
+      <w:r>
+        <w:rPr>
+          <w:b/>
+          <w:bCs/>
+        </w:rPr>
+        <w:t>5. Submissions</w:t>
       </w:r>
     </w:p>
     <w:tbl>
@@ -2443,12 +4235,12 @@
         <w:tblLook w:val="04A0" w:firstRow="1" w:lastRow="0" w:firstColumn="1" w:lastColumn="0" w:noHBand="0" w:noVBand="1"/>
       </w:tblPr>
       <w:tblGrid>
-        <w:gridCol w:w="948"/>
-        <w:gridCol w:w="1605"/>
-        <w:gridCol w:w="1265"/>
-        <w:gridCol w:w="1348"/>
-        <w:gridCol w:w="2738"/>
-        <w:gridCol w:w="1122"/>
+        <w:gridCol w:w="734"/>
+        <w:gridCol w:w="1653"/>
+        <w:gridCol w:w="1299"/>
+        <w:gridCol w:w="1385"/>
+        <w:gridCol w:w="2834"/>
+        <w:gridCol w:w="1121"/>
       </w:tblGrid>
       <w:tr>
         <w:trPr>
@@ -2471,6 +4263,7 @@
           </w:tcPr>
           <w:p>
             <w:r>
+              <w:lastRenderedPageBreak/>
               <w:t>Method</w:t>
             </w:r>
           </w:p>
@@ -2632,29 +4425,24 @@
           </w:tcPr>
           <w:p>
             <w:r>
-              <w:t>List submissions (stude</w:t>
-            </w:r>
-            <w:r>
-              <w:lastRenderedPageBreak/>
-              <w:t>nts see their own, lecturers see all)</w:t>
-            </w:r>
-          </w:p>
-        </w:tc>
-        <w:tc>
-          <w:tcPr>
-            <w:tcW w:w="0" w:type="auto"/>
-            <w:tcMar>
-              <w:top w:w="150" w:type="dxa"/>
-              <w:left w:w="240" w:type="dxa"/>
-              <w:bottom w:w="150" w:type="dxa"/>
-              <w:right w:w="240" w:type="dxa"/>
-            </w:tcMar>
-            <w:vAlign w:val="center"/>
-            <w:hideMark/>
-          </w:tcPr>
-          <w:p>
-            <w:r>
-              <w:lastRenderedPageBreak/>
+              <w:t>List submissions (students see their own, lecturers see all)</w:t>
+            </w:r>
+          </w:p>
+        </w:tc>
+        <w:tc>
+          <w:tcPr>
+            <w:tcW w:w="0" w:type="auto"/>
+            <w:tcMar>
+              <w:top w:w="150" w:type="dxa"/>
+              <w:left w:w="240" w:type="dxa"/>
+              <w:bottom w:w="150" w:type="dxa"/>
+              <w:right w:w="240" w:type="dxa"/>
+            </w:tcMar>
+            <w:vAlign w:val="center"/>
+            <w:hideMark/>
+          </w:tcPr>
+          <w:p>
+            <w:r>
               <w:t>Any authenticated</w:t>
             </w:r>
           </w:p>
@@ -2691,7 +4479,7 @@
           </w:tcPr>
           <w:p>
             <w:r>
-              <w:t>List of submissions</w:t>
+              <w:t>List of submission objects</w:t>
             </w:r>
           </w:p>
         </w:tc>
@@ -2809,7 +4597,7 @@
           </w:tcPr>
           <w:p>
             <w:r>
-              <w:t>Created submission</w:t>
+              <w:t>Created submission (with grade &amp; feedback)</w:t>
             </w:r>
           </w:p>
         </w:tc>
@@ -2865,7 +4653,7 @@
           </w:tcPr>
           <w:p>
             <w:r>
-              <w:t>Get one submission</w:t>
+              <w:t>Get a single submission</w:t>
             </w:r>
           </w:p>
         </w:tc>
@@ -2919,227 +4707,7 @@
           </w:tcPr>
           <w:p>
             <w:r>
-              <w:t>Single submission</w:t>
-            </w:r>
-          </w:p>
-        </w:tc>
-      </w:tr>
-      <w:tr>
-        <w:tc>
-          <w:tcPr>
-            <w:tcW w:w="0" w:type="auto"/>
-            <w:tcMar>
-              <w:top w:w="150" w:type="dxa"/>
-              <w:left w:w="0" w:type="dxa"/>
-              <w:bottom w:w="150" w:type="dxa"/>
-              <w:right w:w="240" w:type="dxa"/>
-            </w:tcMar>
-            <w:vAlign w:val="center"/>
-            <w:hideMark/>
-          </w:tcPr>
-          <w:p>
-            <w:r>
-              <w:t>PUT/PATCH</w:t>
-            </w:r>
-          </w:p>
-        </w:tc>
-        <w:tc>
-          <w:tcPr>
-            <w:tcW w:w="0" w:type="auto"/>
-            <w:tcMar>
-              <w:top w:w="150" w:type="dxa"/>
-              <w:left w:w="240" w:type="dxa"/>
-              <w:bottom w:w="150" w:type="dxa"/>
-              <w:right w:w="240" w:type="dxa"/>
-            </w:tcMar>
-            <w:vAlign w:val="center"/>
-            <w:hideMark/>
-          </w:tcPr>
-          <w:p>
-            <w:r>
-              <w:t>–</w:t>
-            </w:r>
-          </w:p>
-        </w:tc>
-        <w:tc>
-          <w:tcPr>
-            <w:tcW w:w="0" w:type="auto"/>
-            <w:tcMar>
-              <w:top w:w="150" w:type="dxa"/>
-              <w:left w:w="240" w:type="dxa"/>
-              <w:bottom w:w="150" w:type="dxa"/>
-              <w:right w:w="240" w:type="dxa"/>
-            </w:tcMar>
-            <w:vAlign w:val="center"/>
-            <w:hideMark/>
-          </w:tcPr>
-          <w:p>
-            <w:r>
-              <w:t>Not allowed</w:t>
-            </w:r>
-          </w:p>
-        </w:tc>
-        <w:tc>
-          <w:tcPr>
-            <w:tcW w:w="0" w:type="auto"/>
-            <w:tcMar>
-              <w:top w:w="150" w:type="dxa"/>
-              <w:left w:w="240" w:type="dxa"/>
-              <w:bottom w:w="150" w:type="dxa"/>
-              <w:right w:w="240" w:type="dxa"/>
-            </w:tcMar>
-            <w:vAlign w:val="center"/>
-            <w:hideMark/>
-          </w:tcPr>
-          <w:p>
-            <w:r>
-              <w:t>–</w:t>
-            </w:r>
-          </w:p>
-        </w:tc>
-        <w:tc>
-          <w:tcPr>
-            <w:tcW w:w="0" w:type="auto"/>
-            <w:tcMar>
-              <w:top w:w="150" w:type="dxa"/>
-              <w:left w:w="240" w:type="dxa"/>
-              <w:bottom w:w="150" w:type="dxa"/>
-              <w:right w:w="240" w:type="dxa"/>
-            </w:tcMar>
-            <w:vAlign w:val="center"/>
-            <w:hideMark/>
-          </w:tcPr>
-          <w:p>
-            <w:r>
-              <w:t>–</w:t>
-            </w:r>
-          </w:p>
-        </w:tc>
-        <w:tc>
-          <w:tcPr>
-            <w:tcW w:w="0" w:type="auto"/>
-            <w:tcMar>
-              <w:top w:w="150" w:type="dxa"/>
-              <w:left w:w="240" w:type="dxa"/>
-              <w:bottom w:w="150" w:type="dxa"/>
-              <w:right w:w="0" w:type="dxa"/>
-            </w:tcMar>
-            <w:vAlign w:val="center"/>
-            <w:hideMark/>
-          </w:tcPr>
-          <w:p>
-            <w:r>
-              <w:t>–</w:t>
-            </w:r>
-          </w:p>
-        </w:tc>
-      </w:tr>
-      <w:tr>
-        <w:tc>
-          <w:tcPr>
-            <w:tcW w:w="0" w:type="auto"/>
-            <w:tcMar>
-              <w:top w:w="150" w:type="dxa"/>
-              <w:left w:w="0" w:type="dxa"/>
-              <w:bottom w:w="150" w:type="dxa"/>
-              <w:right w:w="240" w:type="dxa"/>
-            </w:tcMar>
-            <w:vAlign w:val="center"/>
-            <w:hideMark/>
-          </w:tcPr>
-          <w:p>
-            <w:r>
-              <w:t>DELETE</w:t>
-            </w:r>
-          </w:p>
-        </w:tc>
-        <w:tc>
-          <w:tcPr>
-            <w:tcW w:w="0" w:type="auto"/>
-            <w:tcMar>
-              <w:top w:w="150" w:type="dxa"/>
-              <w:left w:w="240" w:type="dxa"/>
-              <w:bottom w:w="150" w:type="dxa"/>
-              <w:right w:w="240" w:type="dxa"/>
-            </w:tcMar>
-            <w:vAlign w:val="center"/>
-            <w:hideMark/>
-          </w:tcPr>
-          <w:p>
-            <w:r>
-              <w:t>–</w:t>
-            </w:r>
-          </w:p>
-        </w:tc>
-        <w:tc>
-          <w:tcPr>
-            <w:tcW w:w="0" w:type="auto"/>
-            <w:tcMar>
-              <w:top w:w="150" w:type="dxa"/>
-              <w:left w:w="240" w:type="dxa"/>
-              <w:bottom w:w="150" w:type="dxa"/>
-              <w:right w:w="240" w:type="dxa"/>
-            </w:tcMar>
-            <w:vAlign w:val="center"/>
-            <w:hideMark/>
-          </w:tcPr>
-          <w:p>
-            <w:r>
-              <w:t>Not allowed (can be added)</w:t>
-            </w:r>
-          </w:p>
-        </w:tc>
-        <w:tc>
-          <w:tcPr>
-            <w:tcW w:w="0" w:type="auto"/>
-            <w:tcMar>
-              <w:top w:w="150" w:type="dxa"/>
-              <w:left w:w="240" w:type="dxa"/>
-              <w:bottom w:w="150" w:type="dxa"/>
-              <w:right w:w="240" w:type="dxa"/>
-            </w:tcMar>
-            <w:vAlign w:val="center"/>
-            <w:hideMark/>
-          </w:tcPr>
-          <w:p>
-            <w:r>
-              <w:t>–</w:t>
-            </w:r>
-          </w:p>
-        </w:tc>
-        <w:tc>
-          <w:tcPr>
-            <w:tcW w:w="0" w:type="auto"/>
-            <w:tcMar>
-              <w:top w:w="150" w:type="dxa"/>
-              <w:left w:w="240" w:type="dxa"/>
-              <w:bottom w:w="150" w:type="dxa"/>
-              <w:right w:w="240" w:type="dxa"/>
-            </w:tcMar>
-            <w:vAlign w:val="center"/>
-            <w:hideMark/>
-          </w:tcPr>
-          <w:p>
-            <w:r>
-              <w:t>–</w:t>
-            </w:r>
-          </w:p>
-        </w:tc>
-        <w:tc>
-          <w:tcPr>
-            <w:tcW w:w="0" w:type="auto"/>
-            <w:tcMar>
-              <w:top w:w="150" w:type="dxa"/>
-              <w:left w:w="240" w:type="dxa"/>
-              <w:bottom w:w="150" w:type="dxa"/>
-              <w:right w:w="0" w:type="dxa"/>
-            </w:tcMar>
-            <w:vAlign w:val="center"/>
-            <w:hideMark/>
-          </w:tcPr>
-          <w:p>
-            <w:r>
-              <w:t>–</w:t>
+              <w:t>Submission object</w:t>
             </w:r>
           </w:p>
         </w:tc>
@@ -3158,7 +4726,7 @@
       <w:pPr>
         <w:numPr>
           <w:ilvl w:val="0"/>
-          <w:numId w:val="2"/>
+          <w:numId w:val="7"/>
         </w:numPr>
       </w:pPr>
       <w:r>
@@ -3179,25 +4747,25 @@
         <w:t> header</w:t>
       </w:r>
       <w:r>
-        <w:t> for file uploads. The browser sets it automatically with the correct boundary.</w:t>
+        <w:t> for file uploads – the browser will set it automatically.</w:t>
       </w:r>
     </w:p>
     <w:p>
       <w:pPr>
         <w:numPr>
           <w:ilvl w:val="0"/>
-          <w:numId w:val="2"/>
+          <w:numId w:val="7"/>
         </w:numPr>
       </w:pPr>
       <w:r>
-        <w:t>The response includes grade (percentage) and feedback (a plain text string containing rubric breakdown and AI suggestion).</w:t>
+        <w:t>The response includes grade (percentage) and feedback (a plain text string with rubric breakdown and AI suggestion).</w:t>
       </w:r>
     </w:p>
     <w:p>
       <w:pPr>
         <w:numPr>
           <w:ilvl w:val="0"/>
-          <w:numId w:val="2"/>
+          <w:numId w:val="7"/>
         </w:numPr>
       </w:pPr>
       <w:r>
@@ -3218,43 +4786,117 @@
           <w:b/>
           <w:bCs/>
         </w:rPr>
-        <w:t>Example response:</w:t>
+        <w:t>Submission object example (with nested student details):</w:t>
       </w:r>
     </w:p>
     <w:p>
       <w:proofErr w:type="spellStart"/>
       <w:r>
+        <w:t>json</w:t>
+      </w:r>
+      <w:proofErr w:type="spellEnd"/>
+    </w:p>
+    <w:p>
+      <w:r>
+        <w:t>{</w:t>
+      </w:r>
+    </w:p>
+    <w:p>
+      <w:r>
+        <w:t xml:space="preserve">  "id": 58,</w:t>
+      </w:r>
+    </w:p>
+    <w:p>
+      <w:r>
         <w:lastRenderedPageBreak/>
-        <w:t>json</w:t>
+        <w:t xml:space="preserve">  "student": {</w:t>
+      </w:r>
+    </w:p>
+    <w:p>
+      <w:r>
+        <w:t xml:space="preserve">    "id": 3,</w:t>
+      </w:r>
+    </w:p>
+    <w:p>
+      <w:r>
+        <w:t xml:space="preserve">    "username": "</w:t>
+      </w:r>
+      <w:proofErr w:type="spellStart"/>
+      <w:r>
+        <w:t>joshua</w:t>
       </w:r>
       <w:proofErr w:type="spellEnd"/>
-    </w:p>
-    <w:p>
-      <w:r>
-        <w:t>{</w:t>
-      </w:r>
-    </w:p>
-    <w:p>
-      <w:r>
-        <w:t xml:space="preserve">  "id": 58,</w:t>
-      </w:r>
-    </w:p>
-    <w:p>
-      <w:r>
-        <w:t xml:space="preserve">  "student": "</w:t>
+      <w:r>
+        <w:t>",</w:t>
+      </w:r>
+    </w:p>
+    <w:p>
+      <w:r>
+        <w:t xml:space="preserve">    "</w:t>
       </w:r>
       <w:proofErr w:type="spellStart"/>
-      <w:r>
-        <w:t>joshua</w:t>
+      <w:proofErr w:type="gramStart"/>
+      <w:r>
+        <w:t>first</w:t>
+      </w:r>
+      <w:proofErr w:type="gramEnd"/>
+      <w:r>
+        <w:t>_name</w:t>
       </w:r>
       <w:proofErr w:type="spellEnd"/>
       <w:r>
-        <w:t>",</w:t>
-      </w:r>
-    </w:p>
-    <w:p>
-      <w:r>
-        <w:t xml:space="preserve">  "assignment": 8,</w:t>
+        <w:t>": "Joshua",</w:t>
+      </w:r>
+    </w:p>
+    <w:p>
+      <w:r>
+        <w:t xml:space="preserve">    "</w:t>
+      </w:r>
+      <w:proofErr w:type="spellStart"/>
+      <w:proofErr w:type="gramStart"/>
+      <w:r>
+        <w:t>last</w:t>
+      </w:r>
+      <w:proofErr w:type="gramEnd"/>
+      <w:r>
+        <w:t>_name</w:t>
+      </w:r>
+      <w:proofErr w:type="spellEnd"/>
+      <w:r>
+        <w:t>": "Tevera",</w:t>
+      </w:r>
+    </w:p>
+    <w:p>
+      <w:r>
+        <w:t xml:space="preserve">    "</w:t>
+      </w:r>
+      <w:proofErr w:type="spellStart"/>
+      <w:proofErr w:type="gramStart"/>
+      <w:r>
+        <w:t>reg</w:t>
+      </w:r>
+      <w:proofErr w:type="gramEnd"/>
+      <w:r>
+        <w:t>_number</w:t>
+      </w:r>
+      <w:proofErr w:type="spellEnd"/>
+      <w:r>
+        <w:t>": "R2420375",</w:t>
+      </w:r>
+    </w:p>
+    <w:p>
+      <w:r>
+        <w:t xml:space="preserve">    "role": "student"</w:t>
+      </w:r>
+    </w:p>
+    <w:p>
+      <w:r>
+        <w:t xml:space="preserve">  },</w:t>
+      </w:r>
+    </w:p>
+    <w:p>
+      <w:r>
+        <w:t xml:space="preserve">  "assignment": 1,</w:t>
       </w:r>
     </w:p>
     <w:p>
@@ -3262,12 +4904,45 @@
         <w:t xml:space="preserve">  "</w:t>
       </w:r>
       <w:proofErr w:type="spellStart"/>
-      <w:r>
-        <w:t>assignment_title</w:t>
+      <w:proofErr w:type="gramStart"/>
+      <w:r>
+        <w:t>assignment</w:t>
+      </w:r>
+      <w:proofErr w:type="gramEnd"/>
+      <w:r>
+        <w:t>_details</w:t>
       </w:r>
       <w:proofErr w:type="spellEnd"/>
       <w:r>
-        <w:t>": "assignment 1",</w:t>
+        <w:t>": {</w:t>
+      </w:r>
+    </w:p>
+    <w:p>
+      <w:r>
+        <w:t xml:space="preserve">    "id": 1,</w:t>
+      </w:r>
+    </w:p>
+    <w:p>
+      <w:r>
+        <w:t xml:space="preserve">    "title": "Python Basics",</w:t>
+      </w:r>
+    </w:p>
+    <w:p>
+      <w:r>
+        <w:t xml:space="preserve">    "course": </w:t>
+      </w:r>
+      <w:proofErr w:type="gramStart"/>
+      <w:r>
+        <w:t>{ ...</w:t>
+      </w:r>
+      <w:proofErr w:type="gramEnd"/>
+      <w:r>
+        <w:t xml:space="preserve"> }</w:t>
+      </w:r>
+    </w:p>
+    <w:p>
+      <w:r>
+        <w:t xml:space="preserve">  },</w:t>
       </w:r>
     </w:p>
     <w:p>
@@ -3275,8 +4950,13 @@
         <w:t xml:space="preserve">  "</w:t>
       </w:r>
       <w:proofErr w:type="spellStart"/>
-      <w:r>
-        <w:t>code_file</w:t>
+      <w:proofErr w:type="gramStart"/>
+      <w:r>
+        <w:t>code</w:t>
+      </w:r>
+      <w:proofErr w:type="gramEnd"/>
+      <w:r>
+        <w:t>_file</w:t>
       </w:r>
       <w:proofErr w:type="spellEnd"/>
       <w:r>
@@ -3288,22 +4968,27 @@
         <w:t xml:space="preserve">  "</w:t>
       </w:r>
       <w:proofErr w:type="spellStart"/>
-      <w:r>
-        <w:t>submitted_at</w:t>
+      <w:proofErr w:type="gramStart"/>
+      <w:r>
+        <w:t>submitted</w:t>
+      </w:r>
+      <w:proofErr w:type="gramEnd"/>
+      <w:r>
+        <w:t>_at</w:t>
       </w:r>
       <w:proofErr w:type="spellEnd"/>
       <w:r>
-        <w:t>": "2026-03-22T16:39:35.665275Z",</w:t>
-      </w:r>
-    </w:p>
-    <w:p>
-      <w:r>
-        <w:t xml:space="preserve">  "grade": 5.263157894736842,</w:t>
-      </w:r>
-    </w:p>
-    <w:p>
-      <w:r>
-        <w:t xml:space="preserve">  "feedback": "Total grade: 5.3%\</w:t>
+        <w:t>": "2026-03-25T10:00:00Z",</w:t>
+      </w:r>
+    </w:p>
+    <w:p>
+      <w:r>
+        <w:t xml:space="preserve">  "grade": 92.6,</w:t>
+      </w:r>
+    </w:p>
+    <w:p>
+      <w:r>
+        <w:t xml:space="preserve">  "feedback": "Total grade: 92.6%\</w:t>
       </w:r>
       <w:proofErr w:type="spellStart"/>
       <w:r>
@@ -3311,7 +4996,7 @@
       </w:r>
       <w:proofErr w:type="spellEnd"/>
       <w:r>
-        <w:t>: 3.0 / 3\</w:t>
+        <w:t>: 10.0 / 10\</w:t>
       </w:r>
       <w:proofErr w:type="spellStart"/>
       <w:r>
@@ -3319,7 +5004,7 @@
       </w:r>
       <w:proofErr w:type="spellEnd"/>
       <w:r>
-        <w:t xml:space="preserve"> structure: 0.0 / 8\</w:t>
+        <w:t xml:space="preserve"> structure: 15.0 / 15\</w:t>
       </w:r>
       <w:proofErr w:type="spellStart"/>
       <w:r>
@@ -3327,7 +5012,7 @@
       </w:r>
       <w:proofErr w:type="spellEnd"/>
       <w:r>
-        <w:t xml:space="preserve"> statement: 0.0 / 5\</w:t>
+        <w:t xml:space="preserve"> statement: 5.0 / 5\</w:t>
       </w:r>
       <w:proofErr w:type="spellStart"/>
       <w:r>
@@ -3335,7 +5020,7 @@
       </w:r>
       <w:proofErr w:type="spellEnd"/>
       <w:r>
-        <w:t xml:space="preserve"> cases: 0.0 / 40\</w:t>
+        <w:t xml:space="preserve"> cases: 40.0 / 40\</w:t>
       </w:r>
       <w:proofErr w:type="spellStart"/>
       <w:r>
@@ -3343,7 +5028,7 @@
       </w:r>
       <w:proofErr w:type="spellEnd"/>
       <w:r>
-        <w:t xml:space="preserve"> style: 0.0 / 0\</w:t>
+        <w:t xml:space="preserve"> style: 3.3 / 10\</w:t>
       </w:r>
       <w:proofErr w:type="spellStart"/>
       <w:r>
@@ -3351,7 +5036,7 @@
       </w:r>
       <w:proofErr w:type="spellEnd"/>
       <w:r>
-        <w:t>: 0.0 / 1\n\n\n</w:t>
+        <w:t>: 10.0 / 10\n\n</w:t>
       </w:r>
       <w:r>
         <w:rPr>
@@ -3360,7 +5045,7 @@
         <w:t>🤖</w:t>
       </w:r>
       <w:r>
-        <w:t xml:space="preserve"> AI Suggestion: Excellent work! Your `for` loop correctly prints the numbers from 1 to 5, showing a strong grasp of iteration. To fully meet the assignment's requirements, remember to define a function to contain this logic. Keep it up!"</w:t>
+        <w:t xml:space="preserve"> AI Suggestion: Excellent work! Your function is perfect..."</w:t>
       </w:r>
     </w:p>
     <w:p>
@@ -3370,8 +5055,8 @@
     </w:p>
     <w:p>
       <w:r>
-        <w:pict w14:anchorId="247E8123">
-          <v:rect id="_x0000_i1029" style="width:0;height:.75pt" o:hralign="center" o:hrstd="t" o:hr="t" fillcolor="#a0a0a0" stroked="f"/>
+        <w:pict w14:anchorId="6E53E98B">
+          <v:rect id="_x0000_i1090" style="width:0;height:.75pt" o:hralign="center" o:hrstd="t" o:hr="t" fillcolor="#a0a0a0" stroked="f"/>
         </w:pict>
       </w:r>
     </w:p>
@@ -3387,7 +5072,7 @@
           <w:b/>
           <w:bCs/>
         </w:rPr>
-        <w:t>5. Plagiarism (to be implemented by teammate)</w:t>
+        <w:t>6. Plagiarism</w:t>
       </w:r>
     </w:p>
     <w:tbl>
@@ -3402,12 +5087,12 @@
         <w:tblLook w:val="04A0" w:firstRow="1" w:lastRow="0" w:firstColumn="1" w:lastColumn="0" w:noHBand="0" w:noVBand="1"/>
       </w:tblPr>
       <w:tblGrid>
-        <w:gridCol w:w="832"/>
-        <w:gridCol w:w="1926"/>
-        <w:gridCol w:w="1430"/>
-        <w:gridCol w:w="1424"/>
-        <w:gridCol w:w="2167"/>
-        <w:gridCol w:w="1247"/>
+        <w:gridCol w:w="766"/>
+        <w:gridCol w:w="2076"/>
+        <w:gridCol w:w="1326"/>
+        <w:gridCol w:w="1320"/>
+        <w:gridCol w:w="1981"/>
+        <w:gridCol w:w="1557"/>
       </w:tblGrid>
       <w:tr>
         <w:trPr>
@@ -3430,6 +5115,7 @@
           </w:tcPr>
           <w:p>
             <w:r>
+              <w:lastRenderedPageBreak/>
               <w:t>Method</w:t>
             </w:r>
           </w:p>
@@ -3626,9 +5312,19 @@
             <w:hideMark/>
           </w:tcPr>
           <w:p>
-            <w:r>
-              <w:t>{ "assignment": id }</w:t>
-            </w:r>
+            <w:proofErr w:type="gramStart"/>
+            <w:r>
+              <w:t>{ "</w:t>
+            </w:r>
+            <w:proofErr w:type="gramEnd"/>
+            <w:r>
+              <w:t xml:space="preserve">assignment": </w:t>
+            </w:r>
+            <w:proofErr w:type="gramStart"/>
+            <w:r>
+              <w:t>id }</w:t>
+            </w:r>
+            <w:proofErr w:type="gramEnd"/>
           </w:p>
         </w:tc>
         <w:tc>
@@ -3644,9 +5340,27 @@
             <w:hideMark/>
           </w:tcPr>
           <w:p>
-            <w:r>
-              <w:t>Task status or result</w:t>
-            </w:r>
+            <w:proofErr w:type="gramStart"/>
+            <w:r>
+              <w:t>{ "</w:t>
+            </w:r>
+            <w:proofErr w:type="gramEnd"/>
+            <w:r>
+              <w:t>status", "assignment", "</w:t>
+            </w:r>
+            <w:proofErr w:type="spellStart"/>
+            <w:r>
+              <w:t>reports_created</w:t>
+            </w:r>
+            <w:proofErr w:type="spellEnd"/>
+            <w:r>
+              <w:t>", "message</w:t>
+            </w:r>
+            <w:proofErr w:type="gramStart"/>
+            <w:r>
+              <w:t>" }</w:t>
+            </w:r>
+            <w:proofErr w:type="gramEnd"/>
           </w:p>
         </w:tc>
       </w:tr>
@@ -3701,29 +5415,24 @@
           </w:tcPr>
           <w:p>
             <w:r>
-              <w:t xml:space="preserve">List reports (filter by </w:t>
-            </w:r>
-            <w:r>
-              <w:lastRenderedPageBreak/>
-              <w:t>assignment)</w:t>
-            </w:r>
-          </w:p>
-        </w:tc>
-        <w:tc>
-          <w:tcPr>
-            <w:tcW w:w="0" w:type="auto"/>
-            <w:tcMar>
-              <w:top w:w="150" w:type="dxa"/>
-              <w:left w:w="240" w:type="dxa"/>
-              <w:bottom w:w="150" w:type="dxa"/>
-              <w:right w:w="240" w:type="dxa"/>
-            </w:tcMar>
-            <w:vAlign w:val="center"/>
-            <w:hideMark/>
-          </w:tcPr>
-          <w:p>
-            <w:r>
-              <w:lastRenderedPageBreak/>
+              <w:t>List plagiarism reports (filter by assignment)</w:t>
+            </w:r>
+          </w:p>
+        </w:tc>
+        <w:tc>
+          <w:tcPr>
+            <w:tcW w:w="0" w:type="auto"/>
+            <w:tcMar>
+              <w:top w:w="150" w:type="dxa"/>
+              <w:left w:w="240" w:type="dxa"/>
+              <w:bottom w:w="150" w:type="dxa"/>
+              <w:right w:w="240" w:type="dxa"/>
+            </w:tcMar>
+            <w:vAlign w:val="center"/>
+            <w:hideMark/>
+          </w:tcPr>
+          <w:p>
+            <w:r>
               <w:t>Lecturer only</w:t>
             </w:r>
           </w:p>
@@ -3760,7 +5469,7 @@
           </w:tcPr>
           <w:p>
             <w:r>
-              <w:t>List of reports</w:t>
+              <w:t>List of report objects</w:t>
             </w:r>
           </w:p>
         </w:tc>
@@ -3798,25 +5507,25 @@
           </w:tcPr>
           <w:p>
             <w:r>
-              <w:t>/plagiarism/{id}/</w:t>
-            </w:r>
-          </w:p>
-        </w:tc>
-        <w:tc>
-          <w:tcPr>
-            <w:tcW w:w="0" w:type="auto"/>
-            <w:tcMar>
-              <w:top w:w="150" w:type="dxa"/>
-              <w:left w:w="240" w:type="dxa"/>
-              <w:bottom w:w="150" w:type="dxa"/>
-              <w:right w:w="240" w:type="dxa"/>
-            </w:tcMar>
-            <w:vAlign w:val="center"/>
-            <w:hideMark/>
-          </w:tcPr>
-          <w:p>
-            <w:r>
-              <w:t>Update report (mark reviewed, add notes)</w:t>
+              <w:t>/plagiarism/{id}/review/</w:t>
+            </w:r>
+          </w:p>
+        </w:tc>
+        <w:tc>
+          <w:tcPr>
+            <w:tcW w:w="0" w:type="auto"/>
+            <w:tcMar>
+              <w:top w:w="150" w:type="dxa"/>
+              <w:left w:w="240" w:type="dxa"/>
+              <w:bottom w:w="150" w:type="dxa"/>
+              <w:right w:w="240" w:type="dxa"/>
+            </w:tcMar>
+            <w:vAlign w:val="center"/>
+            <w:hideMark/>
+          </w:tcPr>
+          <w:p>
+            <w:r>
+              <w:t>Mark report as reviewed / add notes</w:t>
             </w:r>
           </w:p>
         </w:tc>
@@ -3851,9 +5560,19 @@
             <w:hideMark/>
           </w:tcPr>
           <w:p>
-            <w:r>
-              <w:t>{ "reviewed": true, "notes": "..." }</w:t>
-            </w:r>
+            <w:proofErr w:type="gramStart"/>
+            <w:r>
+              <w:t>{ "</w:t>
+            </w:r>
+            <w:proofErr w:type="gramEnd"/>
+            <w:r>
+              <w:t xml:space="preserve">reviewed": true, "notes": </w:t>
+            </w:r>
+            <w:proofErr w:type="gramStart"/>
+            <w:r>
+              <w:t>"..." }</w:t>
+            </w:r>
+            <w:proofErr w:type="gramEnd"/>
           </w:p>
         </w:tc>
         <w:tc>
@@ -3878,8 +5597,111 @@
     </w:tbl>
     <w:p>
       <w:r>
-        <w:pict w14:anchorId="242CE512">
-          <v:rect id="_x0000_i1030" style="width:0;height:.75pt" o:hralign="center" o:hrstd="t" o:hr="t" fillcolor="#a0a0a0" stroked="f"/>
+        <w:rPr>
+          <w:b/>
+          <w:bCs/>
+        </w:rPr>
+        <w:t>Plagiarism report object example:</w:t>
+      </w:r>
+    </w:p>
+    <w:p>
+      <w:proofErr w:type="spellStart"/>
+      <w:r>
+        <w:t>json</w:t>
+      </w:r>
+      <w:proofErr w:type="spellEnd"/>
+    </w:p>
+    <w:p>
+      <w:r>
+        <w:t>{</w:t>
+      </w:r>
+    </w:p>
+    <w:p>
+      <w:r>
+        <w:t xml:space="preserve">  "id": 1,</w:t>
+      </w:r>
+    </w:p>
+    <w:p>
+      <w:r>
+        <w:t xml:space="preserve">  "submission1": 58,</w:t>
+      </w:r>
+    </w:p>
+    <w:p>
+      <w:r>
+        <w:t xml:space="preserve">  "submission1_student": "Joshua Tevera",</w:t>
+      </w:r>
+    </w:p>
+    <w:p>
+      <w:r>
+        <w:t xml:space="preserve">  "submission2": 59,</w:t>
+      </w:r>
+    </w:p>
+    <w:p>
+      <w:r>
+        <w:t xml:space="preserve">  "submission2_student": "Another Student",</w:t>
+      </w:r>
+    </w:p>
+    <w:p>
+      <w:r>
+        <w:t xml:space="preserve">  "</w:t>
+      </w:r>
+      <w:proofErr w:type="spellStart"/>
+      <w:proofErr w:type="gramStart"/>
+      <w:r>
+        <w:t>similarity</w:t>
+      </w:r>
+      <w:proofErr w:type="gramEnd"/>
+      <w:r>
+        <w:t>_score</w:t>
+      </w:r>
+      <w:proofErr w:type="spellEnd"/>
+      <w:r>
+        <w:t>": 85.5,</w:t>
+      </w:r>
+    </w:p>
+    <w:p>
+      <w:r>
+        <w:lastRenderedPageBreak/>
+        <w:t xml:space="preserve">  "assignment": 1,</w:t>
+      </w:r>
+    </w:p>
+    <w:p>
+      <w:r>
+        <w:t xml:space="preserve">  "</w:t>
+      </w:r>
+      <w:proofErr w:type="spellStart"/>
+      <w:proofErr w:type="gramStart"/>
+      <w:r>
+        <w:t>created</w:t>
+      </w:r>
+      <w:proofErr w:type="gramEnd"/>
+      <w:r>
+        <w:t>_at</w:t>
+      </w:r>
+      <w:proofErr w:type="spellEnd"/>
+      <w:r>
+        <w:t>": "2026-03-25T10:00:00Z",</w:t>
+      </w:r>
+    </w:p>
+    <w:p>
+      <w:r>
+        <w:t xml:space="preserve">  "reviewed": false,</w:t>
+      </w:r>
+    </w:p>
+    <w:p>
+      <w:r>
+        <w:t xml:space="preserve">  "notes": ""</w:t>
+      </w:r>
+    </w:p>
+    <w:p>
+      <w:r>
+        <w:t>}</w:t>
+      </w:r>
+    </w:p>
+    <w:p>
+      <w:r>
+        <w:pict w14:anchorId="24337E59">
+          <v:rect id="_x0000_i1091" style="width:0;height:.75pt" o:hralign="center" o:hrstd="t" o:hr="t" fillcolor="#a0a0a0" stroked="f"/>
         </w:pict>
       </w:r>
     </w:p>
@@ -3910,14 +5732,14 @@
           <w:b/>
           <w:bCs/>
         </w:rPr>
-        <w:t>1. User Flow</w:t>
+        <w:t>User Flow</w:t>
       </w:r>
     </w:p>
     <w:p>
       <w:pPr>
         <w:numPr>
           <w:ilvl w:val="0"/>
-          <w:numId w:val="3"/>
+          <w:numId w:val="8"/>
         </w:numPr>
       </w:pPr>
       <w:r>
@@ -3928,14 +5750,14 @@
         <w:t>Login/Register</w:t>
       </w:r>
       <w:r>
-        <w:t> – determine role from decoded JWT and redirect to appropriate dashboard.</w:t>
+        <w:t> – after registration/login, decode the JWT to get the user’s role. Redirect to the appropriate dashboard (student or lecturer).</w:t>
       </w:r>
     </w:p>
     <w:p>
       <w:pPr>
         <w:numPr>
           <w:ilvl w:val="0"/>
-          <w:numId w:val="3"/>
+          <w:numId w:val="8"/>
         </w:numPr>
       </w:pPr>
       <w:r>
@@ -3943,54 +5765,17 @@
           <w:b/>
           <w:bCs/>
         </w:rPr>
-        <w:t>Student</w:t>
-      </w:r>
-      <w:r>
-        <w:t>:</w:t>
-      </w:r>
-    </w:p>
-    <w:p>
-      <w:pPr>
-        <w:numPr>
-          <w:ilvl w:val="1"/>
-          <w:numId w:val="3"/>
-        </w:numPr>
-      </w:pPr>
-      <w:r>
-        <w:t>View assignments (list) → click to see details (description, test cases).</w:t>
-      </w:r>
-    </w:p>
-    <w:p>
-      <w:pPr>
-        <w:numPr>
-          <w:ilvl w:val="1"/>
-          <w:numId w:val="3"/>
-        </w:numPr>
-      </w:pPr>
-      <w:r>
-        <w:t>Submit Python file (form</w:t>
-      </w:r>
-      <w:r>
-        <w:noBreakHyphen/>
-        <w:t>data).</w:t>
-      </w:r>
-    </w:p>
-    <w:p>
-      <w:pPr>
-        <w:numPr>
-          <w:ilvl w:val="1"/>
-          <w:numId w:val="3"/>
-        </w:numPr>
-      </w:pPr>
-      <w:r>
-        <w:t>View past submissions (list with grades and feedback).</w:t>
+        <w:t>Student Dashboard</w:t>
+      </w:r>
+      <w:r>
+        <w:t> – list assignments (with course details), view assignment details (description, visible test cases), submit Python file, view past submissions with grades and feedback.</w:t>
       </w:r>
     </w:p>
     <w:p>
       <w:pPr>
         <w:numPr>
           <w:ilvl w:val="0"/>
-          <w:numId w:val="3"/>
+          <w:numId w:val="8"/>
         </w:numPr>
       </w:pPr>
       <w:r>
@@ -3998,54 +5783,10 @@
           <w:b/>
           <w:bCs/>
         </w:rPr>
-        <w:t>Lecturer</w:t>
-      </w:r>
-      <w:r>
-        <w:t>:</w:t>
-      </w:r>
-    </w:p>
-    <w:p>
-      <w:pPr>
-        <w:numPr>
-          <w:ilvl w:val="1"/>
-          <w:numId w:val="3"/>
-        </w:numPr>
-      </w:pPr>
-      <w:r>
-        <w:t>Manage assignments (create, edit, delete).</w:t>
-      </w:r>
-    </w:p>
-    <w:p>
-      <w:pPr>
-        <w:numPr>
-          <w:ilvl w:val="1"/>
-          <w:numId w:val="3"/>
-        </w:numPr>
-      </w:pPr>
-      <w:r>
-        <w:t>Manage test cases (add, edit, delete).</w:t>
-      </w:r>
-    </w:p>
-    <w:p>
-      <w:pPr>
-        <w:numPr>
-          <w:ilvl w:val="1"/>
-          <w:numId w:val="3"/>
-        </w:numPr>
-      </w:pPr>
-      <w:r>
-        <w:t>View submissions for each assignment (list with grades, feedback, download link).</w:t>
-      </w:r>
-    </w:p>
-    <w:p>
-      <w:pPr>
-        <w:numPr>
-          <w:ilvl w:val="1"/>
-          <w:numId w:val="3"/>
-        </w:numPr>
-      </w:pPr>
-      <w:r>
-        <w:t>(Later) Trigger and view plagiarism reports.</w:t>
+        <w:t>Lecturer Dashboard</w:t>
+      </w:r>
+      <w:r>
+        <w:t> – manage courses, assignments, test cases; view all submissions for an assignment; trigger plagiarism checks and view reports.</w:t>
       </w:r>
     </w:p>
     <w:p>
@@ -4060,7 +5801,7 @@
           <w:b/>
           <w:bCs/>
         </w:rPr>
-        <w:t>2. File Upload (React Example)</w:t>
+        <w:t>File Upload (React Example)</w:t>
       </w:r>
     </w:p>
     <w:p>
@@ -4093,106 +5834,129 @@
         <w:t xml:space="preserve">  </w:t>
       </w:r>
       <w:proofErr w:type="spellStart"/>
+      <w:proofErr w:type="gramStart"/>
       <w:r>
         <w:t>e.preventDefault</w:t>
       </w:r>
       <w:proofErr w:type="spellEnd"/>
+      <w:proofErr w:type="gramEnd"/>
+      <w:r>
+        <w:t>(</w:t>
+      </w:r>
+      <w:proofErr w:type="gramStart"/>
+      <w:r>
+        <w:t>);</w:t>
+      </w:r>
+      <w:proofErr w:type="gramEnd"/>
+    </w:p>
+    <w:p>
+      <w:r>
+        <w:t xml:space="preserve">  </w:t>
+      </w:r>
+      <w:proofErr w:type="spellStart"/>
+      <w:r>
+        <w:t>const</w:t>
+      </w:r>
+      <w:proofErr w:type="spellEnd"/>
+      <w:r>
+        <w:t xml:space="preserve"> </w:t>
+      </w:r>
+      <w:proofErr w:type="spellStart"/>
+      <w:r>
+        <w:t>formData</w:t>
+      </w:r>
+      <w:proofErr w:type="spellEnd"/>
+      <w:r>
+        <w:t xml:space="preserve"> = new </w:t>
+      </w:r>
+      <w:proofErr w:type="spellStart"/>
+      <w:proofErr w:type="gramStart"/>
+      <w:r>
+        <w:t>FormData</w:t>
+      </w:r>
+      <w:proofErr w:type="spellEnd"/>
       <w:r>
         <w:t>();</w:t>
       </w:r>
-    </w:p>
-    <w:p>
-      <w:r>
-        <w:lastRenderedPageBreak/>
+      <w:proofErr w:type="gramEnd"/>
+    </w:p>
+    <w:p>
+      <w:r>
         <w:t xml:space="preserve">  </w:t>
       </w:r>
       <w:proofErr w:type="spellStart"/>
       <w:r>
+        <w:t>formData.append</w:t>
+      </w:r>
+      <w:proofErr w:type="spellEnd"/>
+      <w:r>
+        <w:t xml:space="preserve">('assignment', </w:t>
+      </w:r>
+      <w:proofErr w:type="spellStart"/>
+      <w:r>
+        <w:t>assignmentId</w:t>
+      </w:r>
+      <w:proofErr w:type="spellEnd"/>
+      <w:proofErr w:type="gramStart"/>
+      <w:r>
+        <w:t>);</w:t>
+      </w:r>
+      <w:proofErr w:type="gramEnd"/>
+    </w:p>
+    <w:p>
+      <w:r>
+        <w:t xml:space="preserve">  </w:t>
+      </w:r>
+      <w:proofErr w:type="spellStart"/>
+      <w:r>
+        <w:t>formData.append</w:t>
+      </w:r>
+      <w:proofErr w:type="spellEnd"/>
+      <w:r>
+        <w:t>('</w:t>
+      </w:r>
+      <w:proofErr w:type="spellStart"/>
+      <w:r>
+        <w:t>code_file</w:t>
+      </w:r>
+      <w:proofErr w:type="spellEnd"/>
+      <w:r>
+        <w:t xml:space="preserve">', </w:t>
+      </w:r>
+      <w:proofErr w:type="spellStart"/>
+      <w:r>
+        <w:t>fileInput.files</w:t>
+      </w:r>
+      <w:proofErr w:type="spellEnd"/>
+      <w:r>
+        <w:t>[0]</w:t>
+      </w:r>
+      <w:proofErr w:type="gramStart"/>
+      <w:r>
+        <w:t>);</w:t>
+      </w:r>
+      <w:proofErr w:type="gramEnd"/>
+    </w:p>
+    <w:p/>
+    <w:p>
+      <w:r>
+        <w:t xml:space="preserve">  </w:t>
+      </w:r>
+      <w:proofErr w:type="spellStart"/>
+      <w:r>
         <w:t>const</w:t>
       </w:r>
       <w:proofErr w:type="spellEnd"/>
       <w:r>
-        <w:t xml:space="preserve"> </w:t>
-      </w:r>
-      <w:proofErr w:type="spellStart"/>
-      <w:r>
-        <w:t>formData</w:t>
-      </w:r>
-      <w:proofErr w:type="spellEnd"/>
-      <w:r>
-        <w:t xml:space="preserve"> = new </w:t>
-      </w:r>
-      <w:proofErr w:type="spellStart"/>
-      <w:r>
-        <w:t>FormData</w:t>
-      </w:r>
-      <w:proofErr w:type="spellEnd"/>
-      <w:r>
-        <w:t>();</w:t>
-      </w:r>
-    </w:p>
-    <w:p>
-      <w:r>
-        <w:t xml:space="preserve">  </w:t>
-      </w:r>
-      <w:proofErr w:type="spellStart"/>
-      <w:r>
-        <w:t>formData.append</w:t>
-      </w:r>
-      <w:proofErr w:type="spellEnd"/>
-      <w:r>
-        <w:t xml:space="preserve">('assignment', </w:t>
-      </w:r>
-      <w:proofErr w:type="spellStart"/>
-      <w:r>
-        <w:t>assignmentId</w:t>
-      </w:r>
-      <w:proofErr w:type="spellEnd"/>
-      <w:r>
-        <w:t>);</w:t>
-      </w:r>
-    </w:p>
-    <w:p>
-      <w:r>
-        <w:t xml:space="preserve">  </w:t>
-      </w:r>
-      <w:proofErr w:type="spellStart"/>
-      <w:r>
-        <w:t>formData.append</w:t>
-      </w:r>
-      <w:proofErr w:type="spellEnd"/>
-      <w:r>
-        <w:t>('</w:t>
-      </w:r>
-      <w:proofErr w:type="spellStart"/>
-      <w:r>
-        <w:t>code_file</w:t>
-      </w:r>
-      <w:proofErr w:type="spellEnd"/>
-      <w:r>
-        <w:t xml:space="preserve">', </w:t>
-      </w:r>
-      <w:proofErr w:type="spellStart"/>
-      <w:r>
-        <w:t>fileInput.files</w:t>
-      </w:r>
-      <w:proofErr w:type="spellEnd"/>
-      <w:r>
-        <w:t>[0]);</w:t>
-      </w:r>
-    </w:p>
-    <w:p/>
-    <w:p>
-      <w:r>
-        <w:t xml:space="preserve">  </w:t>
-      </w:r>
-      <w:proofErr w:type="spellStart"/>
-      <w:r>
-        <w:t>const</w:t>
-      </w:r>
-      <w:proofErr w:type="spellEnd"/>
-      <w:r>
-        <w:t xml:space="preserve"> res = await fetch('/</w:t>
+        <w:t xml:space="preserve"> res = await </w:t>
+      </w:r>
+      <w:proofErr w:type="gramStart"/>
+      <w:r>
+        <w:t>fetch(</w:t>
+      </w:r>
+      <w:proofErr w:type="gramEnd"/>
+      <w:r>
+        <w:t>'/</w:t>
       </w:r>
       <w:proofErr w:type="spellStart"/>
       <w:r>
@@ -4237,6 +6001,7 @@
     </w:p>
     <w:p>
       <w:r>
+        <w:lastRenderedPageBreak/>
         <w:t xml:space="preserve">    body: </w:t>
       </w:r>
       <w:proofErr w:type="spellStart"/>
@@ -4247,8 +6012,13 @@
     </w:p>
     <w:p>
       <w:r>
-        <w:t xml:space="preserve">  });</w:t>
-      </w:r>
+        <w:t xml:space="preserve">  }</w:t>
+      </w:r>
+      <w:proofErr w:type="gramStart"/>
+      <w:r>
+        <w:t>);</w:t>
+      </w:r>
+      <w:proofErr w:type="gramEnd"/>
     </w:p>
     <w:p>
       <w:r>
@@ -4263,13 +6033,20 @@
         <w:t xml:space="preserve"> data = await </w:t>
       </w:r>
       <w:proofErr w:type="spellStart"/>
+      <w:proofErr w:type="gramStart"/>
       <w:r>
         <w:t>res.json</w:t>
       </w:r>
       <w:proofErr w:type="spellEnd"/>
-      <w:r>
-        <w:t>();</w:t>
-      </w:r>
+      <w:proofErr w:type="gramEnd"/>
+      <w:r>
+        <w:t>(</w:t>
+      </w:r>
+      <w:proofErr w:type="gramStart"/>
+      <w:r>
+        <w:t>);</w:t>
+      </w:r>
+      <w:proofErr w:type="gramEnd"/>
     </w:p>
     <w:p>
       <w:r>
@@ -4280,17 +6057,19 @@
           <w:i/>
           <w:iCs/>
         </w:rPr>
-        <w:t xml:space="preserve">// show </w:t>
+        <w:t xml:space="preserve">// Show </w:t>
       </w:r>
       <w:proofErr w:type="spellStart"/>
+      <w:proofErr w:type="gramStart"/>
       <w:r>
         <w:rPr>
           <w:i/>
           <w:iCs/>
         </w:rPr>
-        <w:t>result.grade</w:t>
+        <w:t>data.grade</w:t>
       </w:r>
       <w:proofErr w:type="spellEnd"/>
+      <w:proofErr w:type="gramEnd"/>
       <w:r>
         <w:rPr>
           <w:i/>
@@ -4299,19 +6078,23 @@
         <w:t xml:space="preserve"> and </w:t>
       </w:r>
       <w:proofErr w:type="spellStart"/>
+      <w:proofErr w:type="gramStart"/>
       <w:r>
         <w:rPr>
           <w:i/>
           <w:iCs/>
         </w:rPr>
-        <w:t>result.feedback</w:t>
+        <w:t>data.feedback</w:t>
       </w:r>
       <w:proofErr w:type="spellEnd"/>
-    </w:p>
-    <w:p>
+      <w:proofErr w:type="gramEnd"/>
+    </w:p>
+    <w:p>
+      <w:proofErr w:type="gramStart"/>
       <w:r>
         <w:t>};</w:t>
       </w:r>
+      <w:proofErr w:type="gramEnd"/>
     </w:p>
     <w:p>
       <w:pPr>
@@ -4325,12 +6108,20 @@
           <w:b/>
           <w:bCs/>
         </w:rPr>
-        <w:t>3. Display Feedback</w:t>
-      </w:r>
-    </w:p>
-    <w:p>
-      <w:r>
-        <w:t>The feedback field is a plain string with newline characters. Display it with white-space: pre-wrap to preserve line breaks:</w:t>
+        <w:t>Display Feedback</w:t>
+      </w:r>
+    </w:p>
+    <w:p>
+      <w:r>
+        <w:t>The feedback field is a plain string with newline characters. Use </w:t>
+      </w:r>
+      <w:proofErr w:type="gramStart"/>
+      <w:r>
+        <w:t>white-space</w:t>
+      </w:r>
+      <w:proofErr w:type="gramEnd"/>
+      <w:r>
+        <w:t>: pre-wrap to preserve line breaks:</w:t>
       </w:r>
     </w:p>
     <w:p>
@@ -4342,21 +6133,36 @@
     </w:p>
     <w:p>
       <w:r>
-        <w:t xml:space="preserve">&lt;pre style={{ </w:t>
+        <w:t>&lt;pre style</w:t>
+      </w:r>
+      <w:proofErr w:type="gramStart"/>
+      <w:r>
+        <w:t xml:space="preserve">={{ </w:t>
       </w:r>
       <w:proofErr w:type="spellStart"/>
       <w:r>
         <w:t>whiteSpace</w:t>
       </w:r>
       <w:proofErr w:type="spellEnd"/>
-      <w:r>
-        <w:t>: 'pre-wrap' }}&gt;{</w:t>
+      <w:proofErr w:type="gramEnd"/>
+      <w:r>
+        <w:t>: 'pre-wrap</w:t>
+      </w:r>
+      <w:proofErr w:type="gramStart"/>
+      <w:r>
+        <w:t>' }}&gt;</w:t>
+      </w:r>
+      <w:proofErr w:type="gramEnd"/>
+      <w:r>
+        <w:t>{</w:t>
       </w:r>
       <w:proofErr w:type="spellStart"/>
+      <w:proofErr w:type="gramStart"/>
       <w:r>
         <w:t>submission.feedback</w:t>
       </w:r>
       <w:proofErr w:type="spellEnd"/>
+      <w:proofErr w:type="gramEnd"/>
       <w:r>
         <w:t>}&lt;/pre&gt;</w:t>
       </w:r>
@@ -4373,7 +6179,7 @@
           <w:b/>
           <w:bCs/>
         </w:rPr>
-        <w:t>4. Token Refresh</w:t>
+        <w:t>Token Refresh</w:t>
       </w:r>
     </w:p>
     <w:p>
@@ -4386,7 +6192,7 @@
       </w:r>
       <w:proofErr w:type="spellEnd"/>
       <w:r>
-        <w:t> occurs, use the refresh token to obtain a new access token:</w:t>
+        <w:t> occurs, use the refresh token:</w:t>
       </w:r>
     </w:p>
     <w:p>
@@ -4411,7 +6217,15 @@
       </w:r>
       <w:proofErr w:type="spellEnd"/>
       <w:r>
-        <w:t xml:space="preserve"> = await fetch('/</w:t>
+        <w:t xml:space="preserve"> = await </w:t>
+      </w:r>
+      <w:proofErr w:type="gramStart"/>
+      <w:r>
+        <w:t>fetch(</w:t>
+      </w:r>
+      <w:proofErr w:type="gramEnd"/>
+      <w:r>
+        <w:t>'/</w:t>
       </w:r>
       <w:proofErr w:type="spellStart"/>
       <w:r>
@@ -4429,15 +6243,28 @@
     </w:p>
     <w:p>
       <w:r>
-        <w:t xml:space="preserve">  headers: { 'Content-Type': 'application/</w:t>
+        <w:t xml:space="preserve">  headers: </w:t>
+      </w:r>
+      <w:proofErr w:type="gramStart"/>
+      <w:r>
+        <w:t>{ '</w:t>
+      </w:r>
+      <w:proofErr w:type="gramEnd"/>
+      <w:r>
+        <w:t>Content-Type': 'application/</w:t>
       </w:r>
       <w:proofErr w:type="spellStart"/>
       <w:r>
         <w:t>json</w:t>
       </w:r>
       <w:proofErr w:type="spellEnd"/>
-      <w:r>
-        <w:t>' },</w:t>
+      <w:proofErr w:type="gramStart"/>
+      <w:r>
+        <w:t>' }</w:t>
+      </w:r>
+      <w:proofErr w:type="gramEnd"/>
+      <w:r>
+        <w:t>,</w:t>
       </w:r>
     </w:p>
     <w:p>
@@ -4449,8 +6276,13 @@
         <w:t>JSON.stringify</w:t>
       </w:r>
       <w:proofErr w:type="spellEnd"/>
-      <w:r>
-        <w:t xml:space="preserve">({ refresh: </w:t>
+      <w:proofErr w:type="gramStart"/>
+      <w:r>
+        <w:t>({ refresh</w:t>
+      </w:r>
+      <w:proofErr w:type="gramEnd"/>
+      <w:r>
+        <w:t xml:space="preserve">: </w:t>
       </w:r>
       <w:proofErr w:type="spellStart"/>
       <w:r>
@@ -4458,17 +6290,29 @@
       </w:r>
       <w:proofErr w:type="spellEnd"/>
       <w:r>
-        <w:t>('refresh') })</w:t>
-      </w:r>
-    </w:p>
-    <w:p>
-      <w:r>
-        <w:t>});</w:t>
-      </w:r>
-    </w:p>
-    <w:p>
-      <w:r>
-        <w:lastRenderedPageBreak/>
+        <w:t>('refresh'</w:t>
+      </w:r>
+      <w:proofErr w:type="gramStart"/>
+      <w:r>
+        <w:t>) }</w:t>
+      </w:r>
+      <w:proofErr w:type="gramEnd"/>
+      <w:r>
+        <w:t>)</w:t>
+      </w:r>
+    </w:p>
+    <w:p>
+      <w:r>
+        <w:t>}</w:t>
+      </w:r>
+      <w:proofErr w:type="gramStart"/>
+      <w:r>
+        <w:t>);</w:t>
+      </w:r>
+      <w:proofErr w:type="gramEnd"/>
+    </w:p>
+    <w:p>
+      <w:r>
         <w:t>if (</w:t>
       </w:r>
       <w:proofErr w:type="spellStart"/>
@@ -4490,7 +6334,15 @@
       </w:r>
       <w:proofErr w:type="spellEnd"/>
       <w:r>
-        <w:t xml:space="preserve"> { access } = await </w:t>
+        <w:t xml:space="preserve"> </w:t>
+      </w:r>
+      <w:proofErr w:type="gramStart"/>
+      <w:r>
+        <w:t>{ access</w:t>
+      </w:r>
+      <w:proofErr w:type="gramEnd"/>
+      <w:r>
+        <w:t xml:space="preserve"> } = await </w:t>
       </w:r>
       <w:proofErr w:type="spellStart"/>
       <w:r>
@@ -4498,8 +6350,13 @@
       </w:r>
       <w:proofErr w:type="spellEnd"/>
       <w:r>
-        <w:t>();</w:t>
-      </w:r>
+        <w:t>(</w:t>
+      </w:r>
+      <w:proofErr w:type="gramStart"/>
+      <w:r>
+        <w:t>);</w:t>
+      </w:r>
+      <w:proofErr w:type="gramEnd"/>
     </w:p>
     <w:p>
       <w:r>
@@ -4511,8 +6368,13 @@
       </w:r>
       <w:proofErr w:type="spellEnd"/>
       <w:r>
-        <w:t>('access', access);</w:t>
-      </w:r>
+        <w:t>('access', access</w:t>
+      </w:r>
+      <w:proofErr w:type="gramStart"/>
+      <w:r>
+        <w:t>);</w:t>
+      </w:r>
+      <w:proofErr w:type="gramEnd"/>
     </w:p>
     <w:p>
       <w:r>
@@ -4548,14 +6410,31 @@
         <w:t>}</w:t>
       </w:r>
     </w:p>
-    <w:p/>
-    <w:p/>
-    <w:p/>
-    <w:p/>
+    <w:p>
+      <w:r>
+        <w:pict w14:anchorId="6682D1C1">
+          <v:rect id="_x0000_i1092" style="width:0;height:.75pt" o:hralign="center" o:hrstd="t" o:hr="t" fillcolor="#a0a0a0" stroked="f"/>
+        </w:pict>
+      </w:r>
+    </w:p>
+    <w:p>
+      <w:pPr>
+        <w:rPr>
+          <w:b/>
+          <w:bCs/>
+        </w:rPr>
+      </w:pPr>
+      <w:r>
+        <w:rPr>
+          <w:b/>
+          <w:bCs/>
+        </w:rPr>
+        <w:t>Error Codes</w:t>
+      </w:r>
+    </w:p>
     <w:tbl>
       <w:tblPr>
         <w:tblW w:w="11280" w:type="dxa"/>
-        <w:shd w:val="clear" w:color="auto" w:fill="FFFFFF"/>
         <w:tblCellMar>
           <w:top w:w="15" w:type="dxa"/>
           <w:left w:w="15" w:type="dxa"/>
@@ -4565,8 +6444,8 @@
         <w:tblLook w:val="04A0" w:firstRow="1" w:lastRow="0" w:firstColumn="1" w:lastColumn="0" w:noHBand="0" w:noVBand="1"/>
       </w:tblPr>
       <w:tblGrid>
-        <w:gridCol w:w="2243"/>
-        <w:gridCol w:w="9037"/>
+        <w:gridCol w:w="2401"/>
+        <w:gridCol w:w="8879"/>
       </w:tblGrid>
       <w:tr>
         <w:trPr>
@@ -4578,7 +6457,6 @@
             <w:tcBorders>
               <w:top w:val="nil"/>
             </w:tcBorders>
-            <w:shd w:val="clear" w:color="auto" w:fill="FFFFFF"/>
             <w:tcMar>
               <w:top w:w="150" w:type="dxa"/>
               <w:left w:w="0" w:type="dxa"/>
@@ -4590,6 +6468,7 @@
           </w:tcPr>
           <w:p>
             <w:r>
+              <w:lastRenderedPageBreak/>
               <w:t>Status</w:t>
             </w:r>
           </w:p>
@@ -4600,7 +6479,6 @@
             <w:tcBorders>
               <w:top w:val="nil"/>
             </w:tcBorders>
-            <w:shd w:val="clear" w:color="auto" w:fill="FFFFFF"/>
             <w:tcMar>
               <w:top w:w="150" w:type="dxa"/>
               <w:left w:w="240" w:type="dxa"/>
@@ -4621,7 +6499,6 @@
         <w:tc>
           <w:tcPr>
             <w:tcW w:w="0" w:type="auto"/>
-            <w:shd w:val="clear" w:color="auto" w:fill="FFFFFF"/>
             <w:tcMar>
               <w:top w:w="150" w:type="dxa"/>
               <w:left w:w="0" w:type="dxa"/>
@@ -4633,14 +6510,13 @@
           </w:tcPr>
           <w:p>
             <w:r>
-              <w:t>200/201</w:t>
-            </w:r>
-          </w:p>
-        </w:tc>
-        <w:tc>
-          <w:tcPr>
-            <w:tcW w:w="0" w:type="auto"/>
-            <w:shd w:val="clear" w:color="auto" w:fill="FFFFFF"/>
+              <w:t>200 / 201</w:t>
+            </w:r>
+          </w:p>
+        </w:tc>
+        <w:tc>
+          <w:tcPr>
+            <w:tcW w:w="0" w:type="auto"/>
             <w:tcMar>
               <w:top w:w="150" w:type="dxa"/>
               <w:left w:w="240" w:type="dxa"/>
@@ -4661,7 +6537,6 @@
         <w:tc>
           <w:tcPr>
             <w:tcW w:w="0" w:type="auto"/>
-            <w:shd w:val="clear" w:color="auto" w:fill="FFFFFF"/>
             <w:tcMar>
               <w:top w:w="150" w:type="dxa"/>
               <w:left w:w="0" w:type="dxa"/>
@@ -4680,7 +6555,6 @@
         <w:tc>
           <w:tcPr>
             <w:tcW w:w="0" w:type="auto"/>
-            <w:shd w:val="clear" w:color="auto" w:fill="FFFFFF"/>
             <w:tcMar>
               <w:top w:w="150" w:type="dxa"/>
               <w:left w:w="240" w:type="dxa"/>
@@ -4701,7 +6575,6 @@
         <w:tc>
           <w:tcPr>
             <w:tcW w:w="0" w:type="auto"/>
-            <w:shd w:val="clear" w:color="auto" w:fill="FFFFFF"/>
             <w:tcMar>
               <w:top w:w="150" w:type="dxa"/>
               <w:left w:w="0" w:type="dxa"/>
@@ -4720,7 +6593,6 @@
         <w:tc>
           <w:tcPr>
             <w:tcW w:w="0" w:type="auto"/>
-            <w:shd w:val="clear" w:color="auto" w:fill="FFFFFF"/>
             <w:tcMar>
               <w:top w:w="150" w:type="dxa"/>
               <w:left w:w="240" w:type="dxa"/>
@@ -4732,7 +6604,7 @@
           </w:tcPr>
           <w:p>
             <w:r>
-              <w:t>Unauthorized (invalid/expired token)</w:t>
+              <w:t>Unauthorized (invalid or expired token)</w:t>
             </w:r>
           </w:p>
         </w:tc>
@@ -4741,7 +6613,6 @@
         <w:tc>
           <w:tcPr>
             <w:tcW w:w="0" w:type="auto"/>
-            <w:shd w:val="clear" w:color="auto" w:fill="FFFFFF"/>
             <w:tcMar>
               <w:top w:w="150" w:type="dxa"/>
               <w:left w:w="0" w:type="dxa"/>
@@ -4760,7 +6631,6 @@
         <w:tc>
           <w:tcPr>
             <w:tcW w:w="0" w:type="auto"/>
-            <w:shd w:val="clear" w:color="auto" w:fill="FFFFFF"/>
             <w:tcMar>
               <w:top w:w="150" w:type="dxa"/>
               <w:left w:w="240" w:type="dxa"/>
@@ -4781,7 +6651,6 @@
         <w:tc>
           <w:tcPr>
             <w:tcW w:w="0" w:type="auto"/>
-            <w:shd w:val="clear" w:color="auto" w:fill="FFFFFF"/>
             <w:tcMar>
               <w:top w:w="150" w:type="dxa"/>
               <w:left w:w="0" w:type="dxa"/>
@@ -4800,7 +6669,6 @@
         <w:tc>
           <w:tcPr>
             <w:tcW w:w="0" w:type="auto"/>
-            <w:shd w:val="clear" w:color="auto" w:fill="FFFFFF"/>
             <w:tcMar>
               <w:top w:w="150" w:type="dxa"/>
               <w:left w:w="240" w:type="dxa"/>
@@ -4821,7 +6689,6 @@
         <w:tc>
           <w:tcPr>
             <w:tcW w:w="0" w:type="auto"/>
-            <w:shd w:val="clear" w:color="auto" w:fill="FFFFFF"/>
             <w:tcMar>
               <w:top w:w="150" w:type="dxa"/>
               <w:left w:w="0" w:type="dxa"/>
@@ -4840,7 +6707,6 @@
         <w:tc>
           <w:tcPr>
             <w:tcW w:w="0" w:type="auto"/>
-            <w:shd w:val="clear" w:color="auto" w:fill="FFFFFF"/>
             <w:tcMar>
               <w:top w:w="150" w:type="dxa"/>
               <w:left w:w="240" w:type="dxa"/>
@@ -4852,13 +6718,12 @@
           </w:tcPr>
           <w:p>
             <w:r>
-              <w:t>Rate limit exceeded (AI feedback)</w:t>
+              <w:t>Rate limit exceeded (AI feedback only)</w:t>
             </w:r>
           </w:p>
         </w:tc>
       </w:tr>
     </w:tbl>
-    <w:p/>
     <w:p/>
     <w:sectPr>
       <w:pgSz w:w="11906" w:h="16838"/>
@@ -5022,6 +6887,417 @@
     </w:lvl>
   </w:abstractNum>
   <w:abstractNum w:abstractNumId="1" w15:restartNumberingAfterBreak="0">
+    <w:nsid w:val="26065EDD"/>
+    <w:multiLevelType w:val="multilevel"/>
+    <w:tmpl w:val="11EABB9A"/>
+    <w:lvl w:ilvl="0">
+      <w:start w:val="1"/>
+      <w:numFmt w:val="decimal"/>
+      <w:lvlText w:val="%1."/>
+      <w:lvlJc w:val="left"/>
+      <w:pPr>
+        <w:tabs>
+          <w:tab w:val="num" w:pos="720"/>
+        </w:tabs>
+        <w:ind w:left="720" w:hanging="360"/>
+      </w:pPr>
+    </w:lvl>
+    <w:lvl w:ilvl="1" w:tentative="1">
+      <w:start w:val="1"/>
+      <w:numFmt w:val="decimal"/>
+      <w:lvlText w:val="%2."/>
+      <w:lvlJc w:val="left"/>
+      <w:pPr>
+        <w:tabs>
+          <w:tab w:val="num" w:pos="1440"/>
+        </w:tabs>
+        <w:ind w:left="1440" w:hanging="360"/>
+      </w:pPr>
+    </w:lvl>
+    <w:lvl w:ilvl="2" w:tentative="1">
+      <w:start w:val="1"/>
+      <w:numFmt w:val="decimal"/>
+      <w:lvlText w:val="%3."/>
+      <w:lvlJc w:val="left"/>
+      <w:pPr>
+        <w:tabs>
+          <w:tab w:val="num" w:pos="2160"/>
+        </w:tabs>
+        <w:ind w:left="2160" w:hanging="360"/>
+      </w:pPr>
+    </w:lvl>
+    <w:lvl w:ilvl="3" w:tentative="1">
+      <w:start w:val="1"/>
+      <w:numFmt w:val="decimal"/>
+      <w:lvlText w:val="%4."/>
+      <w:lvlJc w:val="left"/>
+      <w:pPr>
+        <w:tabs>
+          <w:tab w:val="num" w:pos="2880"/>
+        </w:tabs>
+        <w:ind w:left="2880" w:hanging="360"/>
+      </w:pPr>
+    </w:lvl>
+    <w:lvl w:ilvl="4" w:tentative="1">
+      <w:start w:val="1"/>
+      <w:numFmt w:val="decimal"/>
+      <w:lvlText w:val="%5."/>
+      <w:lvlJc w:val="left"/>
+      <w:pPr>
+        <w:tabs>
+          <w:tab w:val="num" w:pos="3600"/>
+        </w:tabs>
+        <w:ind w:left="3600" w:hanging="360"/>
+      </w:pPr>
+    </w:lvl>
+    <w:lvl w:ilvl="5" w:tentative="1">
+      <w:start w:val="1"/>
+      <w:numFmt w:val="decimal"/>
+      <w:lvlText w:val="%6."/>
+      <w:lvlJc w:val="left"/>
+      <w:pPr>
+        <w:tabs>
+          <w:tab w:val="num" w:pos="4320"/>
+        </w:tabs>
+        <w:ind w:left="4320" w:hanging="360"/>
+      </w:pPr>
+    </w:lvl>
+    <w:lvl w:ilvl="6" w:tentative="1">
+      <w:start w:val="1"/>
+      <w:numFmt w:val="decimal"/>
+      <w:lvlText w:val="%7."/>
+      <w:lvlJc w:val="left"/>
+      <w:pPr>
+        <w:tabs>
+          <w:tab w:val="num" w:pos="5040"/>
+        </w:tabs>
+        <w:ind w:left="5040" w:hanging="360"/>
+      </w:pPr>
+    </w:lvl>
+    <w:lvl w:ilvl="7" w:tentative="1">
+      <w:start w:val="1"/>
+      <w:numFmt w:val="decimal"/>
+      <w:lvlText w:val="%8."/>
+      <w:lvlJc w:val="left"/>
+      <w:pPr>
+        <w:tabs>
+          <w:tab w:val="num" w:pos="5760"/>
+        </w:tabs>
+        <w:ind w:left="5760" w:hanging="360"/>
+      </w:pPr>
+    </w:lvl>
+    <w:lvl w:ilvl="8" w:tentative="1">
+      <w:start w:val="1"/>
+      <w:numFmt w:val="decimal"/>
+      <w:lvlText w:val="%9."/>
+      <w:lvlJc w:val="left"/>
+      <w:pPr>
+        <w:tabs>
+          <w:tab w:val="num" w:pos="6480"/>
+        </w:tabs>
+        <w:ind w:left="6480" w:hanging="360"/>
+      </w:pPr>
+    </w:lvl>
+  </w:abstractNum>
+  <w:abstractNum w:abstractNumId="2" w15:restartNumberingAfterBreak="0">
+    <w:nsid w:val="27103D30"/>
+    <w:multiLevelType w:val="multilevel"/>
+    <w:tmpl w:val="46EADBE0"/>
+    <w:lvl w:ilvl="0">
+      <w:start w:val="1"/>
+      <w:numFmt w:val="bullet"/>
+      <w:lvlText w:val=""/>
+      <w:lvlJc w:val="left"/>
+      <w:pPr>
+        <w:tabs>
+          <w:tab w:val="num" w:pos="720"/>
+        </w:tabs>
+        <w:ind w:left="720" w:hanging="360"/>
+      </w:pPr>
+      <w:rPr>
+        <w:rFonts w:ascii="Symbol" w:hAnsi="Symbol" w:hint="default"/>
+        <w:sz w:val="20"/>
+      </w:rPr>
+    </w:lvl>
+    <w:lvl w:ilvl="1" w:tentative="1">
+      <w:start w:val="1"/>
+      <w:numFmt w:val="bullet"/>
+      <w:lvlText w:val="o"/>
+      <w:lvlJc w:val="left"/>
+      <w:pPr>
+        <w:tabs>
+          <w:tab w:val="num" w:pos="1440"/>
+        </w:tabs>
+        <w:ind w:left="1440" w:hanging="360"/>
+      </w:pPr>
+      <w:rPr>
+        <w:rFonts w:ascii="Courier New" w:hAnsi="Courier New" w:hint="default"/>
+        <w:sz w:val="20"/>
+      </w:rPr>
+    </w:lvl>
+    <w:lvl w:ilvl="2" w:tentative="1">
+      <w:start w:val="1"/>
+      <w:numFmt w:val="bullet"/>
+      <w:lvlText w:val=""/>
+      <w:lvlJc w:val="left"/>
+      <w:pPr>
+        <w:tabs>
+          <w:tab w:val="num" w:pos="2160"/>
+        </w:tabs>
+        <w:ind w:left="2160" w:hanging="360"/>
+      </w:pPr>
+      <w:rPr>
+        <w:rFonts w:ascii="Wingdings" w:hAnsi="Wingdings" w:hint="default"/>
+        <w:sz w:val="20"/>
+      </w:rPr>
+    </w:lvl>
+    <w:lvl w:ilvl="3" w:tentative="1">
+      <w:start w:val="1"/>
+      <w:numFmt w:val="bullet"/>
+      <w:lvlText w:val=""/>
+      <w:lvlJc w:val="left"/>
+      <w:pPr>
+        <w:tabs>
+          <w:tab w:val="num" w:pos="2880"/>
+        </w:tabs>
+        <w:ind w:left="2880" w:hanging="360"/>
+      </w:pPr>
+      <w:rPr>
+        <w:rFonts w:ascii="Wingdings" w:hAnsi="Wingdings" w:hint="default"/>
+        <w:sz w:val="20"/>
+      </w:rPr>
+    </w:lvl>
+    <w:lvl w:ilvl="4" w:tentative="1">
+      <w:start w:val="1"/>
+      <w:numFmt w:val="bullet"/>
+      <w:lvlText w:val=""/>
+      <w:lvlJc w:val="left"/>
+      <w:pPr>
+        <w:tabs>
+          <w:tab w:val="num" w:pos="3600"/>
+        </w:tabs>
+        <w:ind w:left="3600" w:hanging="360"/>
+      </w:pPr>
+      <w:rPr>
+        <w:rFonts w:ascii="Wingdings" w:hAnsi="Wingdings" w:hint="default"/>
+        <w:sz w:val="20"/>
+      </w:rPr>
+    </w:lvl>
+    <w:lvl w:ilvl="5" w:tentative="1">
+      <w:start w:val="1"/>
+      <w:numFmt w:val="bullet"/>
+      <w:lvlText w:val=""/>
+      <w:lvlJc w:val="left"/>
+      <w:pPr>
+        <w:tabs>
+          <w:tab w:val="num" w:pos="4320"/>
+        </w:tabs>
+        <w:ind w:left="4320" w:hanging="360"/>
+      </w:pPr>
+      <w:rPr>
+        <w:rFonts w:ascii="Wingdings" w:hAnsi="Wingdings" w:hint="default"/>
+        <w:sz w:val="20"/>
+      </w:rPr>
+    </w:lvl>
+    <w:lvl w:ilvl="6" w:tentative="1">
+      <w:start w:val="1"/>
+      <w:numFmt w:val="bullet"/>
+      <w:lvlText w:val=""/>
+      <w:lvlJc w:val="left"/>
+      <w:pPr>
+        <w:tabs>
+          <w:tab w:val="num" w:pos="5040"/>
+        </w:tabs>
+        <w:ind w:left="5040" w:hanging="360"/>
+      </w:pPr>
+      <w:rPr>
+        <w:rFonts w:ascii="Wingdings" w:hAnsi="Wingdings" w:hint="default"/>
+        <w:sz w:val="20"/>
+      </w:rPr>
+    </w:lvl>
+    <w:lvl w:ilvl="7" w:tentative="1">
+      <w:start w:val="1"/>
+      <w:numFmt w:val="bullet"/>
+      <w:lvlText w:val=""/>
+      <w:lvlJc w:val="left"/>
+      <w:pPr>
+        <w:tabs>
+          <w:tab w:val="num" w:pos="5760"/>
+        </w:tabs>
+        <w:ind w:left="5760" w:hanging="360"/>
+      </w:pPr>
+      <w:rPr>
+        <w:rFonts w:ascii="Wingdings" w:hAnsi="Wingdings" w:hint="default"/>
+        <w:sz w:val="20"/>
+      </w:rPr>
+    </w:lvl>
+    <w:lvl w:ilvl="8" w:tentative="1">
+      <w:start w:val="1"/>
+      <w:numFmt w:val="bullet"/>
+      <w:lvlText w:val=""/>
+      <w:lvlJc w:val="left"/>
+      <w:pPr>
+        <w:tabs>
+          <w:tab w:val="num" w:pos="6480"/>
+        </w:tabs>
+        <w:ind w:left="6480" w:hanging="360"/>
+      </w:pPr>
+      <w:rPr>
+        <w:rFonts w:ascii="Wingdings" w:hAnsi="Wingdings" w:hint="default"/>
+        <w:sz w:val="20"/>
+      </w:rPr>
+    </w:lvl>
+  </w:abstractNum>
+  <w:abstractNum w:abstractNumId="3" w15:restartNumberingAfterBreak="0">
+    <w:nsid w:val="289C248E"/>
+    <w:multiLevelType w:val="multilevel"/>
+    <w:tmpl w:val="400449EC"/>
+    <w:lvl w:ilvl="0">
+      <w:start w:val="1"/>
+      <w:numFmt w:val="bullet"/>
+      <w:lvlText w:val=""/>
+      <w:lvlJc w:val="left"/>
+      <w:pPr>
+        <w:tabs>
+          <w:tab w:val="num" w:pos="720"/>
+        </w:tabs>
+        <w:ind w:left="720" w:hanging="360"/>
+      </w:pPr>
+      <w:rPr>
+        <w:rFonts w:ascii="Symbol" w:hAnsi="Symbol" w:hint="default"/>
+        <w:sz w:val="20"/>
+      </w:rPr>
+    </w:lvl>
+    <w:lvl w:ilvl="1" w:tentative="1">
+      <w:start w:val="1"/>
+      <w:numFmt w:val="bullet"/>
+      <w:lvlText w:val="o"/>
+      <w:lvlJc w:val="left"/>
+      <w:pPr>
+        <w:tabs>
+          <w:tab w:val="num" w:pos="1440"/>
+        </w:tabs>
+        <w:ind w:left="1440" w:hanging="360"/>
+      </w:pPr>
+      <w:rPr>
+        <w:rFonts w:ascii="Courier New" w:hAnsi="Courier New" w:hint="default"/>
+        <w:sz w:val="20"/>
+      </w:rPr>
+    </w:lvl>
+    <w:lvl w:ilvl="2" w:tentative="1">
+      <w:start w:val="1"/>
+      <w:numFmt w:val="bullet"/>
+      <w:lvlText w:val=""/>
+      <w:lvlJc w:val="left"/>
+      <w:pPr>
+        <w:tabs>
+          <w:tab w:val="num" w:pos="2160"/>
+        </w:tabs>
+        <w:ind w:left="2160" w:hanging="360"/>
+      </w:pPr>
+      <w:rPr>
+        <w:rFonts w:ascii="Wingdings" w:hAnsi="Wingdings" w:hint="default"/>
+        <w:sz w:val="20"/>
+      </w:rPr>
+    </w:lvl>
+    <w:lvl w:ilvl="3" w:tentative="1">
+      <w:start w:val="1"/>
+      <w:numFmt w:val="bullet"/>
+      <w:lvlText w:val=""/>
+      <w:lvlJc w:val="left"/>
+      <w:pPr>
+        <w:tabs>
+          <w:tab w:val="num" w:pos="2880"/>
+        </w:tabs>
+        <w:ind w:left="2880" w:hanging="360"/>
+      </w:pPr>
+      <w:rPr>
+        <w:rFonts w:ascii="Wingdings" w:hAnsi="Wingdings" w:hint="default"/>
+        <w:sz w:val="20"/>
+      </w:rPr>
+    </w:lvl>
+    <w:lvl w:ilvl="4" w:tentative="1">
+      <w:start w:val="1"/>
+      <w:numFmt w:val="bullet"/>
+      <w:lvlText w:val=""/>
+      <w:lvlJc w:val="left"/>
+      <w:pPr>
+        <w:tabs>
+          <w:tab w:val="num" w:pos="3600"/>
+        </w:tabs>
+        <w:ind w:left="3600" w:hanging="360"/>
+      </w:pPr>
+      <w:rPr>
+        <w:rFonts w:ascii="Wingdings" w:hAnsi="Wingdings" w:hint="default"/>
+        <w:sz w:val="20"/>
+      </w:rPr>
+    </w:lvl>
+    <w:lvl w:ilvl="5" w:tentative="1">
+      <w:start w:val="1"/>
+      <w:numFmt w:val="bullet"/>
+      <w:lvlText w:val=""/>
+      <w:lvlJc w:val="left"/>
+      <w:pPr>
+        <w:tabs>
+          <w:tab w:val="num" w:pos="4320"/>
+        </w:tabs>
+        <w:ind w:left="4320" w:hanging="360"/>
+      </w:pPr>
+      <w:rPr>
+        <w:rFonts w:ascii="Wingdings" w:hAnsi="Wingdings" w:hint="default"/>
+        <w:sz w:val="20"/>
+      </w:rPr>
+    </w:lvl>
+    <w:lvl w:ilvl="6" w:tentative="1">
+      <w:start w:val="1"/>
+      <w:numFmt w:val="bullet"/>
+      <w:lvlText w:val=""/>
+      <w:lvlJc w:val="left"/>
+      <w:pPr>
+        <w:tabs>
+          <w:tab w:val="num" w:pos="5040"/>
+        </w:tabs>
+        <w:ind w:left="5040" w:hanging="360"/>
+      </w:pPr>
+      <w:rPr>
+        <w:rFonts w:ascii="Wingdings" w:hAnsi="Wingdings" w:hint="default"/>
+        <w:sz w:val="20"/>
+      </w:rPr>
+    </w:lvl>
+    <w:lvl w:ilvl="7" w:tentative="1">
+      <w:start w:val="1"/>
+      <w:numFmt w:val="bullet"/>
+      <w:lvlText w:val=""/>
+      <w:lvlJc w:val="left"/>
+      <w:pPr>
+        <w:tabs>
+          <w:tab w:val="num" w:pos="5760"/>
+        </w:tabs>
+        <w:ind w:left="5760" w:hanging="360"/>
+      </w:pPr>
+      <w:rPr>
+        <w:rFonts w:ascii="Wingdings" w:hAnsi="Wingdings" w:hint="default"/>
+        <w:sz w:val="20"/>
+      </w:rPr>
+    </w:lvl>
+    <w:lvl w:ilvl="8" w:tentative="1">
+      <w:start w:val="1"/>
+      <w:numFmt w:val="bullet"/>
+      <w:lvlText w:val=""/>
+      <w:lvlJc w:val="left"/>
+      <w:pPr>
+        <w:tabs>
+          <w:tab w:val="num" w:pos="6480"/>
+        </w:tabs>
+        <w:ind w:left="6480" w:hanging="360"/>
+      </w:pPr>
+      <w:rPr>
+        <w:rFonts w:ascii="Wingdings" w:hAnsi="Wingdings" w:hint="default"/>
+        <w:sz w:val="20"/>
+      </w:rPr>
+    </w:lvl>
+  </w:abstractNum>
+  <w:abstractNum w:abstractNumId="4" w15:restartNumberingAfterBreak="0">
     <w:nsid w:val="3D150AFC"/>
     <w:multiLevelType w:val="multilevel"/>
     <w:tmpl w:val="2FFE90EA"/>
@@ -5170,10 +7446,10 @@
       </w:rPr>
     </w:lvl>
   </w:abstractNum>
-  <w:abstractNum w:abstractNumId="2" w15:restartNumberingAfterBreak="0">
-    <w:nsid w:val="71690DF3"/>
+  <w:abstractNum w:abstractNumId="5" w15:restartNumberingAfterBreak="0">
+    <w:nsid w:val="50A214FB"/>
     <w:multiLevelType w:val="multilevel"/>
-    <w:tmpl w:val="B762CA6A"/>
+    <w:tmpl w:val="4A4E252E"/>
     <w:lvl w:ilvl="0">
       <w:start w:val="1"/>
       <w:numFmt w:val="bullet"/>
@@ -5319,13 +7595,326 @@
       </w:rPr>
     </w:lvl>
   </w:abstractNum>
+  <w:abstractNum w:abstractNumId="6" w15:restartNumberingAfterBreak="0">
+    <w:nsid w:val="5B726A7B"/>
+    <w:multiLevelType w:val="multilevel"/>
+    <w:tmpl w:val="6FFA5CDA"/>
+    <w:lvl w:ilvl="0">
+      <w:start w:val="1"/>
+      <w:numFmt w:val="bullet"/>
+      <w:lvlText w:val=""/>
+      <w:lvlJc w:val="left"/>
+      <w:pPr>
+        <w:tabs>
+          <w:tab w:val="num" w:pos="720"/>
+        </w:tabs>
+        <w:ind w:left="720" w:hanging="360"/>
+      </w:pPr>
+      <w:rPr>
+        <w:rFonts w:ascii="Symbol" w:hAnsi="Symbol" w:hint="default"/>
+        <w:sz w:val="20"/>
+      </w:rPr>
+    </w:lvl>
+    <w:lvl w:ilvl="1" w:tentative="1">
+      <w:start w:val="1"/>
+      <w:numFmt w:val="bullet"/>
+      <w:lvlText w:val="o"/>
+      <w:lvlJc w:val="left"/>
+      <w:pPr>
+        <w:tabs>
+          <w:tab w:val="num" w:pos="1440"/>
+        </w:tabs>
+        <w:ind w:left="1440" w:hanging="360"/>
+      </w:pPr>
+      <w:rPr>
+        <w:rFonts w:ascii="Courier New" w:hAnsi="Courier New" w:hint="default"/>
+        <w:sz w:val="20"/>
+      </w:rPr>
+    </w:lvl>
+    <w:lvl w:ilvl="2" w:tentative="1">
+      <w:start w:val="1"/>
+      <w:numFmt w:val="bullet"/>
+      <w:lvlText w:val=""/>
+      <w:lvlJc w:val="left"/>
+      <w:pPr>
+        <w:tabs>
+          <w:tab w:val="num" w:pos="2160"/>
+        </w:tabs>
+        <w:ind w:left="2160" w:hanging="360"/>
+      </w:pPr>
+      <w:rPr>
+        <w:rFonts w:ascii="Wingdings" w:hAnsi="Wingdings" w:hint="default"/>
+        <w:sz w:val="20"/>
+      </w:rPr>
+    </w:lvl>
+    <w:lvl w:ilvl="3" w:tentative="1">
+      <w:start w:val="1"/>
+      <w:numFmt w:val="bullet"/>
+      <w:lvlText w:val=""/>
+      <w:lvlJc w:val="left"/>
+      <w:pPr>
+        <w:tabs>
+          <w:tab w:val="num" w:pos="2880"/>
+        </w:tabs>
+        <w:ind w:left="2880" w:hanging="360"/>
+      </w:pPr>
+      <w:rPr>
+        <w:rFonts w:ascii="Wingdings" w:hAnsi="Wingdings" w:hint="default"/>
+        <w:sz w:val="20"/>
+      </w:rPr>
+    </w:lvl>
+    <w:lvl w:ilvl="4" w:tentative="1">
+      <w:start w:val="1"/>
+      <w:numFmt w:val="bullet"/>
+      <w:lvlText w:val=""/>
+      <w:lvlJc w:val="left"/>
+      <w:pPr>
+        <w:tabs>
+          <w:tab w:val="num" w:pos="3600"/>
+        </w:tabs>
+        <w:ind w:left="3600" w:hanging="360"/>
+      </w:pPr>
+      <w:rPr>
+        <w:rFonts w:ascii="Wingdings" w:hAnsi="Wingdings" w:hint="default"/>
+        <w:sz w:val="20"/>
+      </w:rPr>
+    </w:lvl>
+    <w:lvl w:ilvl="5" w:tentative="1">
+      <w:start w:val="1"/>
+      <w:numFmt w:val="bullet"/>
+      <w:lvlText w:val=""/>
+      <w:lvlJc w:val="left"/>
+      <w:pPr>
+        <w:tabs>
+          <w:tab w:val="num" w:pos="4320"/>
+        </w:tabs>
+        <w:ind w:left="4320" w:hanging="360"/>
+      </w:pPr>
+      <w:rPr>
+        <w:rFonts w:ascii="Wingdings" w:hAnsi="Wingdings" w:hint="default"/>
+        <w:sz w:val="20"/>
+      </w:rPr>
+    </w:lvl>
+    <w:lvl w:ilvl="6" w:tentative="1">
+      <w:start w:val="1"/>
+      <w:numFmt w:val="bullet"/>
+      <w:lvlText w:val=""/>
+      <w:lvlJc w:val="left"/>
+      <w:pPr>
+        <w:tabs>
+          <w:tab w:val="num" w:pos="5040"/>
+        </w:tabs>
+        <w:ind w:left="5040" w:hanging="360"/>
+      </w:pPr>
+      <w:rPr>
+        <w:rFonts w:ascii="Wingdings" w:hAnsi="Wingdings" w:hint="default"/>
+        <w:sz w:val="20"/>
+      </w:rPr>
+    </w:lvl>
+    <w:lvl w:ilvl="7" w:tentative="1">
+      <w:start w:val="1"/>
+      <w:numFmt w:val="bullet"/>
+      <w:lvlText w:val=""/>
+      <w:lvlJc w:val="left"/>
+      <w:pPr>
+        <w:tabs>
+          <w:tab w:val="num" w:pos="5760"/>
+        </w:tabs>
+        <w:ind w:left="5760" w:hanging="360"/>
+      </w:pPr>
+      <w:rPr>
+        <w:rFonts w:ascii="Wingdings" w:hAnsi="Wingdings" w:hint="default"/>
+        <w:sz w:val="20"/>
+      </w:rPr>
+    </w:lvl>
+    <w:lvl w:ilvl="8" w:tentative="1">
+      <w:start w:val="1"/>
+      <w:numFmt w:val="bullet"/>
+      <w:lvlText w:val=""/>
+      <w:lvlJc w:val="left"/>
+      <w:pPr>
+        <w:tabs>
+          <w:tab w:val="num" w:pos="6480"/>
+        </w:tabs>
+        <w:ind w:left="6480" w:hanging="360"/>
+      </w:pPr>
+      <w:rPr>
+        <w:rFonts w:ascii="Wingdings" w:hAnsi="Wingdings" w:hint="default"/>
+        <w:sz w:val="20"/>
+      </w:rPr>
+    </w:lvl>
+  </w:abstractNum>
+  <w:abstractNum w:abstractNumId="7" w15:restartNumberingAfterBreak="0">
+    <w:nsid w:val="71690DF3"/>
+    <w:multiLevelType w:val="multilevel"/>
+    <w:tmpl w:val="B762CA6A"/>
+    <w:lvl w:ilvl="0">
+      <w:start w:val="1"/>
+      <w:numFmt w:val="bullet"/>
+      <w:lvlText w:val=""/>
+      <w:lvlJc w:val="left"/>
+      <w:pPr>
+        <w:tabs>
+          <w:tab w:val="num" w:pos="720"/>
+        </w:tabs>
+        <w:ind w:left="720" w:hanging="360"/>
+      </w:pPr>
+      <w:rPr>
+        <w:rFonts w:ascii="Symbol" w:hAnsi="Symbol" w:hint="default"/>
+        <w:sz w:val="20"/>
+      </w:rPr>
+    </w:lvl>
+    <w:lvl w:ilvl="1" w:tentative="1">
+      <w:start w:val="1"/>
+      <w:numFmt w:val="bullet"/>
+      <w:lvlText w:val="o"/>
+      <w:lvlJc w:val="left"/>
+      <w:pPr>
+        <w:tabs>
+          <w:tab w:val="num" w:pos="1440"/>
+        </w:tabs>
+        <w:ind w:left="1440" w:hanging="360"/>
+      </w:pPr>
+      <w:rPr>
+        <w:rFonts w:ascii="Courier New" w:hAnsi="Courier New" w:hint="default"/>
+        <w:sz w:val="20"/>
+      </w:rPr>
+    </w:lvl>
+    <w:lvl w:ilvl="2" w:tentative="1">
+      <w:start w:val="1"/>
+      <w:numFmt w:val="bullet"/>
+      <w:lvlText w:val=""/>
+      <w:lvlJc w:val="left"/>
+      <w:pPr>
+        <w:tabs>
+          <w:tab w:val="num" w:pos="2160"/>
+        </w:tabs>
+        <w:ind w:left="2160" w:hanging="360"/>
+      </w:pPr>
+      <w:rPr>
+        <w:rFonts w:ascii="Wingdings" w:hAnsi="Wingdings" w:hint="default"/>
+        <w:sz w:val="20"/>
+      </w:rPr>
+    </w:lvl>
+    <w:lvl w:ilvl="3" w:tentative="1">
+      <w:start w:val="1"/>
+      <w:numFmt w:val="bullet"/>
+      <w:lvlText w:val=""/>
+      <w:lvlJc w:val="left"/>
+      <w:pPr>
+        <w:tabs>
+          <w:tab w:val="num" w:pos="2880"/>
+        </w:tabs>
+        <w:ind w:left="2880" w:hanging="360"/>
+      </w:pPr>
+      <w:rPr>
+        <w:rFonts w:ascii="Wingdings" w:hAnsi="Wingdings" w:hint="default"/>
+        <w:sz w:val="20"/>
+      </w:rPr>
+    </w:lvl>
+    <w:lvl w:ilvl="4" w:tentative="1">
+      <w:start w:val="1"/>
+      <w:numFmt w:val="bullet"/>
+      <w:lvlText w:val=""/>
+      <w:lvlJc w:val="left"/>
+      <w:pPr>
+        <w:tabs>
+          <w:tab w:val="num" w:pos="3600"/>
+        </w:tabs>
+        <w:ind w:left="3600" w:hanging="360"/>
+      </w:pPr>
+      <w:rPr>
+        <w:rFonts w:ascii="Wingdings" w:hAnsi="Wingdings" w:hint="default"/>
+        <w:sz w:val="20"/>
+      </w:rPr>
+    </w:lvl>
+    <w:lvl w:ilvl="5" w:tentative="1">
+      <w:start w:val="1"/>
+      <w:numFmt w:val="bullet"/>
+      <w:lvlText w:val=""/>
+      <w:lvlJc w:val="left"/>
+      <w:pPr>
+        <w:tabs>
+          <w:tab w:val="num" w:pos="4320"/>
+        </w:tabs>
+        <w:ind w:left="4320" w:hanging="360"/>
+      </w:pPr>
+      <w:rPr>
+        <w:rFonts w:ascii="Wingdings" w:hAnsi="Wingdings" w:hint="default"/>
+        <w:sz w:val="20"/>
+      </w:rPr>
+    </w:lvl>
+    <w:lvl w:ilvl="6" w:tentative="1">
+      <w:start w:val="1"/>
+      <w:numFmt w:val="bullet"/>
+      <w:lvlText w:val=""/>
+      <w:lvlJc w:val="left"/>
+      <w:pPr>
+        <w:tabs>
+          <w:tab w:val="num" w:pos="5040"/>
+        </w:tabs>
+        <w:ind w:left="5040" w:hanging="360"/>
+      </w:pPr>
+      <w:rPr>
+        <w:rFonts w:ascii="Wingdings" w:hAnsi="Wingdings" w:hint="default"/>
+        <w:sz w:val="20"/>
+      </w:rPr>
+    </w:lvl>
+    <w:lvl w:ilvl="7" w:tentative="1">
+      <w:start w:val="1"/>
+      <w:numFmt w:val="bullet"/>
+      <w:lvlText w:val=""/>
+      <w:lvlJc w:val="left"/>
+      <w:pPr>
+        <w:tabs>
+          <w:tab w:val="num" w:pos="5760"/>
+        </w:tabs>
+        <w:ind w:left="5760" w:hanging="360"/>
+      </w:pPr>
+      <w:rPr>
+        <w:rFonts w:ascii="Wingdings" w:hAnsi="Wingdings" w:hint="default"/>
+        <w:sz w:val="20"/>
+      </w:rPr>
+    </w:lvl>
+    <w:lvl w:ilvl="8" w:tentative="1">
+      <w:start w:val="1"/>
+      <w:numFmt w:val="bullet"/>
+      <w:lvlText w:val=""/>
+      <w:lvlJc w:val="left"/>
+      <w:pPr>
+        <w:tabs>
+          <w:tab w:val="num" w:pos="6480"/>
+        </w:tabs>
+        <w:ind w:left="6480" w:hanging="360"/>
+      </w:pPr>
+      <w:rPr>
+        <w:rFonts w:ascii="Wingdings" w:hAnsi="Wingdings" w:hint="default"/>
+        <w:sz w:val="20"/>
+      </w:rPr>
+    </w:lvl>
+  </w:abstractNum>
   <w:num w:numId="1" w16cid:durableId="1813208930">
     <w:abstractNumId w:val="0"/>
   </w:num>
   <w:num w:numId="2" w16cid:durableId="2108308757">
+    <w:abstractNumId w:val="7"/>
+  </w:num>
+  <w:num w:numId="3" w16cid:durableId="2089031587">
+    <w:abstractNumId w:val="4"/>
+  </w:num>
+  <w:num w:numId="4" w16cid:durableId="1032223251">
+    <w:abstractNumId w:val="6"/>
+  </w:num>
+  <w:num w:numId="5" w16cid:durableId="1639728480">
+    <w:abstractNumId w:val="5"/>
+  </w:num>
+  <w:num w:numId="6" w16cid:durableId="792943181">
+    <w:abstractNumId w:val="3"/>
+  </w:num>
+  <w:num w:numId="7" w16cid:durableId="1756895908">
     <w:abstractNumId w:val="2"/>
   </w:num>
-  <w:num w:numId="3" w16cid:durableId="2089031587">
+  <w:num w:numId="8" w16cid:durableId="1298683921">
     <w:abstractNumId w:val="1"/>
   </w:num>
 </w:numbering>
